--- a/outputs/reports/Pecos-Shallow-Drilling-Caramba-Vibration.docx
+++ b/outputs/reports/Pecos-Shallow-Drilling-Caramba-Vibration.docx
@@ -110,70 +110,42 @@
           <w:b/>
           <w:sz w:val="22"/>
         </w:rPr>
-        <w:t xml:space="preserve">No hydraulic-fracturing or horizontal-drilling activity is occurring at or within ten miles of the Caramba North site. </w:t>
+        <w:t xml:space="preserve">No drilling of any kind is occurring at or immediately adjacent to the Caramba North site. </w:t>
       </w:r>
       <w:r>
         <w:rPr>
           <w:b w:val="0"/>
           <w:sz w:val="22"/>
         </w:rPr>
-        <w:t xml:space="preserve">The ground-vibration concern associated with oil-and-gas activity is hydraulic fracturing of deep horizontal wells — and at this site that activity is absent: </w:t>
+        <w:t xml:space="preserve">The ground-vibration concern associated with oil-and-gas activity is hydraulic fracturing of deep horizontal wells, and such vibration attenuates well within ten miles — so what matters is activity close to the site. </w:t>
       </w:r>
       <w:r>
         <w:rPr>
           <w:b/>
           <w:sz w:val="22"/>
         </w:rPr>
-        <w:t>no drilling permit of any kind has been filed within ten miles of the tract since 2020</w:t>
+        <w:t>No well of any kind has been spudded within two miles of the tract in over a decade</w:t>
       </w:r>
       <w:r>
         <w:rPr>
           <w:b w:val="0"/>
           <w:sz w:val="22"/>
         </w:rPr>
-        <w:t xml:space="preserve">, and </w:t>
+        <w:t xml:space="preserve"> (none since before 2015; no shallow well within two miles since 2002), and the only wells within two miles are old (1950s–2002), plugged, shallow vertical legacy wells — not active, not hydraulically fractured, and not a vibration source. Within ten miles, drilling is sparse: only </w:t>
       </w:r>
       <w:r>
         <w:rPr>
           <w:b/>
           <w:sz w:val="22"/>
         </w:rPr>
-        <w:t>no well of any kind has been spudded within two miles in over a decade</w:t>
+        <w:t>23 wells have been spudded since 2020 — about 2% of the county's total</w:t>
       </w:r>
       <w:r>
         <w:rPr>
           <w:b w:val="0"/>
           <w:sz w:val="22"/>
         </w:rPr>
-        <w:t xml:space="preserve"> (none since before 2015; no shallow well within two miles since 2002). Only about </w:t>
-      </w:r>
-      <w:r>
-        <w:rPr>
-          <w:b/>
-          <w:sz w:val="22"/>
-        </w:rPr>
-        <w:t>2% of the wells spudded across Pecos County since 2020 are within ten miles</w:t>
-      </w:r>
-      <w:r>
-        <w:rPr>
-          <w:b w:val="0"/>
-          <w:sz w:val="22"/>
-        </w:rPr>
-        <w:t xml:space="preserve"> of the tract — the rest a median of roughly thirty miles away. </w:t>
-      </w:r>
-      <w:r>
-        <w:rPr>
-          <w:b/>
-          <w:sz w:val="22"/>
-        </w:rPr>
-        <w:t>The only wells within two miles of the tract are old (1950s–2002), plugged, shallow vertical legacy wells</w:t>
-      </w:r>
-      <w:r>
-        <w:rPr>
-          <w:b w:val="0"/>
-          <w:sz w:val="22"/>
-        </w:rPr>
-        <w:t xml:space="preserve"> — not active, not hydraulically fractured, and not a vibration source.</w:t>
+        <w:t xml:space="preserve"> — none of them within two miles, the nearest recent well about 2.2 miles away (2022). The bulk of Pecos drilling sits a median of roughly thirty miles from the tract.</w:t>
       </w:r>
     </w:p>
     <w:p>
@@ -1023,7 +995,7 @@
           <w:b w:val="0"/>
           <w:sz w:val="22"/>
         </w:rPr>
-        <w:t>In the entire ten-mile radius only 23 wells have been spudded since 2020 — roughly three to four a year across a 314-square-mile area — and none within two miles of the site.</w:t>
+        <w:t>In the entire ten-mile radius only 23 wells have been spudded since 2020 — roughly three to four a year across a 314-square-mile area — and none within two miles of the site. About 70% of the 23 are deeper wells; the shallow vertical wells at issue are the minority even of this sparse activity.</w:t>
       </w:r>
     </w:p>
     <w:p>
@@ -1077,14 +1049,7 @@
           <w:b w:val="0"/>
           <w:sz w:val="22"/>
         </w:rPr>
-        <w:t xml:space="preserve"> The drilling-permit record agrees: only 27 permits of any kind sit within ten miles of the tract, and </w:t>
-      </w:r>
-      <w:r>
-        <w:rPr>
-          <w:b/>
-          <w:sz w:val="22"/>
-        </w:rPr>
-        <w:t>none has been filed within ten miles since 2020.</w:t>
+        <w:t xml:space="preserve"> Of those 23, none is within two miles of the site, and the nearest recent well is about 2.2 miles away (spudded 2022). Recent drilling in the county is real, but it is overwhelmingly remote from the tract.</w:t>
       </w:r>
     </w:p>
     <w:p>

--- a/outputs/reports/Pecos-Shallow-Drilling-Caramba-Vibration.docx
+++ b/outputs/reports/Pecos-Shallow-Drilling-Caramba-Vibration.docx
@@ -1353,6 +1353,77 @@
         <w:t>Shallow, vertical wells are about 50% of Pecos's recent drilling but only about 2% of the average peer county's — Pecos's drilling mix is roughly twenty-five times more weighted toward the shallow, vertical, non-fracked end than its neighbors, whose programs are almost entirely deep horizontal. (The shallow-to-vertical correspondence is the RRC-confirmed 86% from Finding 7; peer figures are from the recorded depth field.) Combined with the proximity findings, the picture is consistent: Pecos sees comparatively little hydraulic fracturing, and essentially none of it within ten miles of the Caramba North tract.</w:t>
       </w:r>
     </w:p>
+    <w:p>
+      <w:pPr>
+        <w:pStyle w:val="Heading2"/>
+      </w:pPr>
+      <w:r>
+        <w:t>9. Who is drilling, and what kind of activity</w:t>
+      </w:r>
+    </w:p>
+    <w:p>
+      <w:pPr>
+        <w:spacing w:after="120"/>
+      </w:pPr>
+      <w:r>
+        <w:rPr>
+          <w:b w:val="0"/>
+          <w:sz w:val="22"/>
+        </w:rPr>
+        <w:t>The wellbore record carries no operator field; operator and filing purpose were taken from the RRC W-1 permit record (≈897 Pecos permits since 2020). Two facts follow.</w:t>
+      </w:r>
+    </w:p>
+    <w:p>
+      <w:pPr>
+        <w:spacing w:after="120"/>
+      </w:pPr>
+      <w:r>
+        <w:rPr>
+          <w:b/>
+          <w:sz w:val="22"/>
+        </w:rPr>
+        <w:t xml:space="preserve">First, filing purpose: about 53% of permits are “New Drill” and about 45% are “Recompletion.” </w:t>
+      </w:r>
+      <w:r>
+        <w:rPr>
+          <w:b w:val="0"/>
+          <w:sz w:val="22"/>
+        </w:rPr>
+        <w:t>Recompletions are rework of an existing wellbore — no new hole, no new drilling, and no hydraulic fracturing. Headline permit counts therefore materially overstate new drilling.</w:t>
+      </w:r>
+    </w:p>
+    <w:p>
+      <w:pPr>
+        <w:spacing w:after="120"/>
+      </w:pPr>
+      <w:r>
+        <w:rPr>
+          <w:b/>
+          <w:sz w:val="22"/>
+        </w:rPr>
+        <w:t xml:space="preserve">Second, the single largest permit filer is not drilling new wells. </w:t>
+      </w:r>
+      <w:r>
+        <w:rPr>
+          <w:b w:val="0"/>
+          <w:sz w:val="22"/>
+        </w:rPr>
+        <w:t>Kinder Morgan accounts for ≈44% of Pecos permits since 2020, but every one is a recompletion on an existing shallow (&lt;3,000 ft) wellbore — the signature of legacy field rework / enhanced oil recovery, the lowest-intensity activity in the sector. The genuine new-drill program is a smaller, operator-concentrated set — Diamondback, XTO, Continental, Gordy, Pioneer, PRI — whose permits are predominantly horizontal, ≥10,000 ft, “New Drill,” and oil-targeted. Across all Pecos permits the target is about 98% oil, ~2% gas.</w:t>
+      </w:r>
+    </w:p>
+    <w:p>
+      <w:pPr>
+        <w:spacing w:after="120"/>
+      </w:pPr>
+      <w:r>
+        <w:rPr>
+          <w:b w:val="0"/>
+          <w:i/>
+          <w:sz w:val="22"/>
+        </w:rPr>
+        <w:t>The implication reinforces Findings 1–8: the deep-horizontal, hydraulically fractured new-drill activity — the only activity relevant to ground vibration — is a minority of Pecos permitting, is concentrated among a few operators, and (per the proximity findings) is not occurring at or within ten miles of the Caramba North tract. (Operator, filing purpose, and oil/gas were recovered by joining the permit and wellbore records on API number; “Recompletion” denotes rework of an existing wellbore.)</w:t>
+      </w:r>
+    </w:p>
     <w:sectPr>
       <w:pgSz w:w="12240" w:h="15840"/>
       <w:pgMar w:top="1440" w:right="1800" w:bottom="1440" w:left="1800" w:header="720" w:footer="720" w:gutter="0"/>

--- a/outputs/reports/Pecos-Shallow-Drilling-Caramba-Vibration.docx
+++ b/outputs/reports/Pecos-Shallow-Drilling-Caramba-Vibration.docx
@@ -49,7 +49,21 @@
           <w:b w:val="0"/>
           <w:sz w:val="22"/>
         </w:rPr>
-        <w:t>This memorandum summarizes the historical and recent record of shallow oil-and-gas drilling — wells less than 3,000 ft total depth — at and within ten miles of the Caramba North tract, drawn from the Railroad Commission of Texas (RRC) wellbore and drilling-permit records. It is provided as context for evaluating potential ground-vibration considerations for a data-center development on the site.</w:t>
+        <w:t xml:space="preserve">This memorandum summarizes the historical and recent record of oil-and-gas drilling — with attention to shallow (&lt;3,000 ft) wells — at and within ten miles of the Caramba North tract, drawn from the Railroad Commission of Texas (RRC) wellbore and drilling-permit records. It is provided as context for evaluating potential ground-vibration considerations for a data-center development on the site. Throughout, </w:t>
+      </w:r>
+      <w:r>
+        <w:rPr>
+          <w:b/>
+          <w:sz w:val="22"/>
+        </w:rPr>
+        <w:t>new drilling (a new wellbore) is distinguished from recompletions (rework of an existing wellbore — no new hole drilled)</w:t>
+      </w:r>
+      <w:r>
+        <w:rPr>
+          <w:b w:val="0"/>
+          <w:sz w:val="22"/>
+        </w:rPr>
+        <w:t>; only new drilling involves a drilling rig and the hydraulic-fracturing completion associated with ground vibration.</w:t>
       </w:r>
     </w:p>
     <w:p>
@@ -110,42 +124,56 @@
           <w:b/>
           <w:sz w:val="22"/>
         </w:rPr>
-        <w:t xml:space="preserve">No drilling of any kind is occurring at or immediately adjacent to the Caramba North site. </w:t>
+        <w:t xml:space="preserve">No new drilling is occurring at or near the Caramba North site. </w:t>
       </w:r>
       <w:r>
         <w:rPr>
           <w:b w:val="0"/>
           <w:sz w:val="22"/>
         </w:rPr>
-        <w:t xml:space="preserve">The ground-vibration concern associated with oil-and-gas activity is hydraulic fracturing of deep horizontal wells, and such vibration attenuates well within ten miles — so what matters is activity close to the site. </w:t>
+        <w:t xml:space="preserve">Counting only genuine new wells (RRC “New Drill” permits, excluding recompletions): </w:t>
       </w:r>
       <w:r>
         <w:rPr>
           <w:b/>
           <w:sz w:val="22"/>
         </w:rPr>
-        <w:t>No well of any kind has been spudded within two miles of the tract in over a decade</w:t>
+        <w:t>no well of any kind has been spudded within two miles of the tract in over a decade</w:t>
       </w:r>
       <w:r>
         <w:rPr>
           <w:b w:val="0"/>
           <w:sz w:val="22"/>
         </w:rPr>
-        <w:t xml:space="preserve"> (none since before 2015; no shallow well within two miles since 2002), and the only wells within two miles are old (1950s–2002), plugged, shallow vertical legacy wells — not active, not hydraulically fractured, and not a vibration source. Within ten miles, drilling is sparse: only </w:t>
+        <w:t xml:space="preserve">, </w:t>
       </w:r>
       <w:r>
         <w:rPr>
           <w:b/>
           <w:sz w:val="22"/>
         </w:rPr>
-        <w:t>23 wells have been spudded since 2020 — about 2% of the county's total</w:t>
+        <w:t>no new-drill well lies within five miles</w:t>
       </w:r>
       <w:r>
         <w:rPr>
           <w:b w:val="0"/>
           <w:sz w:val="22"/>
         </w:rPr>
-        <w:t xml:space="preserve"> — none of them within two miles, the nearest recent well about 2.2 miles away (2022). The bulk of Pecos drilling sits a median of roughly thirty miles from the tract.</w:t>
+        <w:t xml:space="preserve">, and only </w:t>
+      </w:r>
+      <w:r>
+        <w:rPr>
+          <w:b/>
+          <w:sz w:val="22"/>
+        </w:rPr>
+        <w:t>six new-drill wells sit within ten miles</w:t>
+      </w:r>
+      <w:r>
+        <w:rPr>
+          <w:b w:val="0"/>
+          <w:sz w:val="22"/>
+        </w:rPr>
+        <w:t xml:space="preserve"> across all of 2020–2025 (nearest ≈ 5.6 miles; five of the six are deep). The only wells within two miles are old (1950s–2002), plugged, shallow vertical legacy wells — not active, not fracked, not a vibration source.</w:t>
       </w:r>
     </w:p>
     <w:p>
@@ -171,14 +199,14 @@
           <w:b/>
           <w:sz w:val="22"/>
         </w:rPr>
-        <w:t xml:space="preserve">Pecos drilling is disproportionately the low-intensity, non-fracked kind. </w:t>
+        <w:t xml:space="preserve">The shallow activity in Pecos is recompletions, not new drilling. </w:t>
       </w:r>
       <w:r>
         <w:rPr>
           <w:b w:val="0"/>
           <w:sz w:val="22"/>
         </w:rPr>
-        <w:t>Of wells spudded since 2020, about half are shallow (&lt;3,000 ft) and — confirmed against the Railroad Commission's own Wellbore Profile field — roughly 86% of those are vertical (conventional, unfracked), versus the peer counties where only about 2% of wells are shallow and programs are almost entirely deep horizontal.</w:t>
+        <w:t>Of permits filed in Pecos since 2020, about 45% are recompletions — reworking existing wellbores, with no new hole drilled. A single operator, Kinder Morgan Production, accounts for 96% of all recompletions (reworking existing CO₂-flood fields). Recompletions use a workover rig on an existing bore; they are not the drilling-and-fracturing activity at issue, and this program is not near the site.</w:t>
       </w:r>
     </w:p>
     <w:p>
@@ -192,14 +220,14 @@
           <w:b/>
           <w:sz w:val="22"/>
         </w:rPr>
-        <w:t xml:space="preserve">Hydraulic fracturing is a feature of deep horizontal wells specifically. </w:t>
+        <w:t xml:space="preserve">Genuine new drilling is deep, not shallow — and remote. </w:t>
       </w:r>
       <w:r>
         <w:rPr>
           <w:b w:val="0"/>
           <w:sz w:val="22"/>
         </w:rPr>
-        <w:t>The shallow vertical conventional wells that sit within two miles of the site, and that weight Pecos's overall mix, are not fracked. The fracking activity that could be a vibration source is the deep-horizontal minority of Pecos drilling — and it is concentrated well away from the tract.</w:t>
+        <w:t>Of the ≈478 New Drill permits in Pecos since 2020, roughly 97% are deep (≥3,000 ft) horizontal wells (Diamondback, XTO, Continental, Gordy); only about 16 county-wide are shallow. New shallow drilling is therefore nearly nonexistent anywhere in Pecos, and the deep new drilling that does occur is concentrated well away from the tract.</w:t>
       </w:r>
     </w:p>
     <w:p>
@@ -667,7 +695,7 @@
         <w:pStyle w:val="Heading2"/>
       </w:pPr>
       <w:r>
-        <w:t>3. Within 2 miles — shallow drilling ended roughly 24 years ago</w:t>
+        <w:t>3. Within 2 miles — drilling ended over two decades ago</w:t>
       </w:r>
     </w:p>
     <w:p>
@@ -679,7 +707,14 @@
           <w:b w:val="0"/>
           <w:sz w:val="22"/>
         </w:rPr>
-        <w:t>Of about 46 wellbores within two miles, the ten shallow wells were spudded between 1960 and 2002. The most recent shallow spud within two miles was in 2002, and most of these wells are plugged and abandoned. No shallow well has been spudded within two miles in roughly a quarter-century.</w:t>
+        <w:t xml:space="preserve">Of about 46 wellbores within two miles, the ten shallow wells were spudded between 1960 and 2002. The most recent shallow spud within two miles was in 2002, and most of these wells are plugged and abandoned. </w:t>
+      </w:r>
+      <w:r>
+        <w:rPr>
+          <w:b/>
+          <w:sz w:val="22"/>
+        </w:rPr>
+        <w:t>No well of any kind — new drill or otherwise — has been spudded within two miles in over a decade.</w:t>
       </w:r>
     </w:p>
     <w:p>
@@ -687,7 +722,7 @@
         <w:pStyle w:val="Heading2"/>
       </w:pPr>
       <w:r>
-        <w:t>4. Recent drilling (wells spudded since 2020), by distance</w:t>
+        <w:t>4. New drilling since 2020, by distance</w:t>
       </w:r>
     </w:p>
     <w:p>
@@ -699,7 +734,7 @@
           <w:b w:val="0"/>
           <w:sz w:val="22"/>
         </w:rPr>
-        <w:t>These are wells spudded since 2020 — new drilling, not cumulative historical totals:</w:t>
+        <w:t>Counting only genuine new wells (RRC “New Drill” permits — recompletions of existing bores excluded):</w:t>
       </w:r>
     </w:p>
     <w:tbl>
@@ -709,15 +744,13 @@
         <w:tblLook w:firstColumn="1" w:firstRow="1" w:lastColumn="0" w:lastRow="0" w:noHBand="0" w:noVBand="1" w:val="04A0"/>
       </w:tblPr>
       <w:tblGrid>
-        <w:gridCol w:w="2160"/>
-        <w:gridCol w:w="2160"/>
-        <w:gridCol w:w="2160"/>
-        <w:gridCol w:w="2160"/>
+        <w:gridCol w:w="4320"/>
+        <w:gridCol w:w="4320"/>
       </w:tblGrid>
       <w:tr>
         <w:tc>
           <w:tcPr>
-            <w:tcW w:type="dxa" w:w="2160"/>
+            <w:tcW w:type="dxa" w:w="4320"/>
             <w:shd w:val="clear" w:color="auto" w:fill="DBE8FD"/>
           </w:tcPr>
           <w:p>
@@ -734,7 +767,7 @@
         </w:tc>
         <w:tc>
           <w:tcPr>
-            <w:tcW w:type="dxa" w:w="2160"/>
+            <w:tcW w:type="dxa" w:w="4320"/>
             <w:shd w:val="clear" w:color="auto" w:fill="DBE8FD"/>
           </w:tcPr>
           <w:p>
@@ -745,41 +778,7 @@
                 <w:color w:val="1F3A63"/>
                 <w:sz w:val="20"/>
               </w:rPr>
-              <w:t>Wells spudded ≥ 2020</w:t>
-            </w:r>
-          </w:p>
-        </w:tc>
-        <w:tc>
-          <w:tcPr>
-            <w:tcW w:type="dxa" w:w="2160"/>
-            <w:shd w:val="clear" w:color="auto" w:fill="DBE8FD"/>
-          </w:tcPr>
-          <w:p>
-            <w:r/>
-            <w:r>
-              <w:rPr>
-                <w:b/>
-                <w:color w:val="1F3A63"/>
-                <w:sz w:val="20"/>
-              </w:rPr>
-              <w:t>Shallow (&lt;3,000 ft)</w:t>
-            </w:r>
-          </w:p>
-        </w:tc>
-        <w:tc>
-          <w:tcPr>
-            <w:tcW w:type="dxa" w:w="2160"/>
-            <w:shd w:val="clear" w:color="auto" w:fill="DBE8FD"/>
-          </w:tcPr>
-          <w:p>
-            <w:r/>
-            <w:r>
-              <w:rPr>
-                <w:b/>
-                <w:color w:val="1F3A63"/>
-                <w:sz w:val="20"/>
-              </w:rPr>
-              <w:t>Deep (≥3,000 ft)</w:t>
+              <w:t>New-drill wells, spudded ≥ 2020</w:t>
             </w:r>
           </w:p>
         </w:tc>
@@ -787,7 +786,7 @@
       <w:tr>
         <w:tc>
           <w:tcPr>
-            <w:tcW w:type="dxa" w:w="2160"/>
+            <w:tcW w:type="dxa" w:w="4320"/>
             <w:shd w:val="clear" w:color="auto" w:fill="CFECCF"/>
           </w:tcPr>
           <w:p>
@@ -804,41 +803,7 @@
         </w:tc>
         <w:tc>
           <w:tcPr>
-            <w:tcW w:type="dxa" w:w="2160"/>
-            <w:shd w:val="clear" w:color="auto" w:fill="CFECCF"/>
-          </w:tcPr>
-          <w:p>
-            <w:r/>
-            <w:r>
-              <w:rPr>
-                <w:b/>
-                <w:color w:val="14532D"/>
-                <w:sz w:val="20"/>
-              </w:rPr>
-              <w:t>0</w:t>
-            </w:r>
-          </w:p>
-        </w:tc>
-        <w:tc>
-          <w:tcPr>
-            <w:tcW w:type="dxa" w:w="2160"/>
-            <w:shd w:val="clear" w:color="auto" w:fill="CFECCF"/>
-          </w:tcPr>
-          <w:p>
-            <w:r/>
-            <w:r>
-              <w:rPr>
-                <w:b/>
-                <w:color w:val="14532D"/>
-                <w:sz w:val="20"/>
-              </w:rPr>
-              <w:t>0</w:t>
-            </w:r>
-          </w:p>
-        </w:tc>
-        <w:tc>
-          <w:tcPr>
-            <w:tcW w:type="dxa" w:w="2160"/>
+            <w:tcW w:type="dxa" w:w="4320"/>
             <w:shd w:val="clear" w:color="auto" w:fill="CFECCF"/>
           </w:tcPr>
           <w:p>
@@ -857,13 +822,15 @@
       <w:tr>
         <w:tc>
           <w:tcPr>
-            <w:tcW w:type="dxa" w:w="2160"/>
+            <w:tcW w:type="dxa" w:w="4320"/>
+            <w:shd w:val="clear" w:color="auto" w:fill="CFECCF"/>
           </w:tcPr>
           <w:p>
             <w:r/>
             <w:r>
               <w:rPr>
-                <w:b w:val="0"/>
+                <w:b/>
+                <w:color w:val="14532D"/>
                 <w:sz w:val="20"/>
               </w:rPr>
               <w:t>≤ 5 mi</w:t>
@@ -872,46 +839,18 @@
         </w:tc>
         <w:tc>
           <w:tcPr>
-            <w:tcW w:type="dxa" w:w="2160"/>
+            <w:tcW w:type="dxa" w:w="4320"/>
+            <w:shd w:val="clear" w:color="auto" w:fill="CFECCF"/>
           </w:tcPr>
           <w:p>
             <w:r/>
             <w:r>
               <w:rPr>
-                <w:b w:val="0"/>
+                <w:b/>
+                <w:color w:val="14532D"/>
                 <w:sz w:val="20"/>
               </w:rPr>
-              <w:t>8</w:t>
-            </w:r>
-          </w:p>
-        </w:tc>
-        <w:tc>
-          <w:tcPr>
-            <w:tcW w:type="dxa" w:w="2160"/>
-          </w:tcPr>
-          <w:p>
-            <w:r/>
-            <w:r>
-              <w:rPr>
-                <w:b w:val="0"/>
-                <w:sz w:val="20"/>
-              </w:rPr>
-              <w:t>3</w:t>
-            </w:r>
-          </w:p>
-        </w:tc>
-        <w:tc>
-          <w:tcPr>
-            <w:tcW w:type="dxa" w:w="2160"/>
-          </w:tcPr>
-          <w:p>
-            <w:r/>
-            <w:r>
-              <w:rPr>
-                <w:b w:val="0"/>
-                <w:sz w:val="20"/>
-              </w:rPr>
-              <w:t>5</w:t>
+              <w:t>0</w:t>
             </w:r>
           </w:p>
         </w:tc>
@@ -919,7 +858,8 @@
       <w:tr>
         <w:tc>
           <w:tcPr>
-            <w:tcW w:type="dxa" w:w="2160"/>
+            <w:tcW w:type="dxa" w:w="4320"/>
+            <w:shd w:val="clear" w:color="auto" w:fill="EAF5EA"/>
           </w:tcPr>
           <w:p>
             <w:r/>
@@ -934,7 +874,8 @@
         </w:tc>
         <w:tc>
           <w:tcPr>
-            <w:tcW w:type="dxa" w:w="2160"/>
+            <w:tcW w:type="dxa" w:w="4320"/>
+            <w:shd w:val="clear" w:color="auto" w:fill="EAF5EA"/>
           </w:tcPr>
           <w:p>
             <w:r/>
@@ -943,37 +884,7 @@
                 <w:b w:val="0"/>
                 <w:sz w:val="20"/>
               </w:rPr>
-              <w:t>23</w:t>
-            </w:r>
-          </w:p>
-        </w:tc>
-        <w:tc>
-          <w:tcPr>
-            <w:tcW w:type="dxa" w:w="2160"/>
-          </w:tcPr>
-          <w:p>
-            <w:r/>
-            <w:r>
-              <w:rPr>
-                <w:b w:val="0"/>
-                <w:sz w:val="20"/>
-              </w:rPr>
-              <w:t>7</w:t>
-            </w:r>
-          </w:p>
-        </w:tc>
-        <w:tc>
-          <w:tcPr>
-            <w:tcW w:type="dxa" w:w="2160"/>
-          </w:tcPr>
-          <w:p>
-            <w:r/>
-            <w:r>
-              <w:rPr>
-                <w:b w:val="0"/>
-                <w:sz w:val="20"/>
-              </w:rPr>
-              <w:t>16</w:t>
+              <w:t>6  (1 shallow, 5 deep; nearest ≈ 5.6 mi)</w:t>
             </w:r>
           </w:p>
         </w:tc>
@@ -985,17 +896,24 @@
       </w:pPr>
       <w:r>
         <w:rPr>
+          <w:b w:val="0"/>
+          <w:sz w:val="22"/>
+        </w:rPr>
+        <w:t xml:space="preserve">The six within ten miles, over six years (2020–2025), are 5.6–9.9 miles out, only one of them shallow. Even on the loosest possible count — every record with a 2020-or-later spud date, including recompletion-stamped and unmatched records — it is still </w:t>
+      </w:r>
+      <w:r>
+        <w:rPr>
           <w:b/>
           <w:sz w:val="22"/>
         </w:rPr>
-        <w:t xml:space="preserve">No well of any kind has been spudded within two miles of the tract since before 2015. </w:t>
+        <w:t>zero within two miles</w:t>
       </w:r>
       <w:r>
         <w:rPr>
           <w:b w:val="0"/>
           <w:sz w:val="22"/>
         </w:rPr>
-        <w:t>In the entire ten-mile radius only 23 wells have been spudded since 2020 — roughly three to four a year across a 314-square-mile area — and none within two miles of the site. About 70% of the 23 are deeper wells; the shallow vertical wells at issue are the minority even of this sparse activity.</w:t>
+        <w:t xml:space="preserve"> and only ≈23 within ten miles across the whole period. New drilling does not reach the site under any reading of the data.</w:t>
       </w:r>
     </w:p>
     <w:p>
@@ -1023,7 +941,7 @@
         <w:pStyle w:val="Heading2"/>
       </w:pPr>
       <w:r>
-        <w:t>6. County-wide context — almost no recent drilling within ten miles of the site</w:t>
+        <w:t>6. County-wide context — new drilling is deep, and remote from the site</w:t>
       </w:r>
     </w:p>
     <w:p>
@@ -1035,21 +953,49 @@
           <w:b w:val="0"/>
           <w:sz w:val="22"/>
         </w:rPr>
-        <w:t xml:space="preserve">Since 2020, 1,117 wells were spudded across Pecos County (≈4,700 sq mi). Their distribution relative to the tract is decisive: </w:t>
+        <w:t xml:space="preserve">Since 2020 the RRC issued roughly </w:t>
       </w:r>
       <w:r>
         <w:rPr>
           <w:b/>
           <w:sz w:val="22"/>
         </w:rPr>
-        <w:t>only 23 — about 2% — are within ten miles of the Caramba North tract; the other ≈98% are farther away, at a median distance of roughly thirty miles.</w:t>
+        <w:t>478 New Drill permits</w:t>
       </w:r>
       <w:r>
         <w:rPr>
           <w:b w:val="0"/>
           <w:sz w:val="22"/>
         </w:rPr>
-        <w:t xml:space="preserve"> Of those 23, none is within two miles of the site, and the nearest recent well is about 2.2 miles away (spudded 2022). Recent drilling in the county is real, but it is overwhelmingly remote from the tract.</w:t>
+        <w:t xml:space="preserve"> in Pecos County (≈4,700 sq mi), against ≈405 recompletion permits. Of the New Drill permits, about </w:t>
+      </w:r>
+      <w:r>
+        <w:rPr>
+          <w:b/>
+          <w:sz w:val="22"/>
+        </w:rPr>
+        <w:t>97% are deep (≥3,000 ft)</w:t>
+      </w:r>
+      <w:r>
+        <w:rPr>
+          <w:b w:val="0"/>
+          <w:sz w:val="22"/>
+        </w:rPr>
+        <w:t xml:space="preserve"> — i.e., the modern Permian horizontal program. Only </w:t>
+      </w:r>
+      <w:r>
+        <w:rPr>
+          <w:b/>
+          <w:sz w:val="22"/>
+        </w:rPr>
+        <w:t>six</w:t>
+      </w:r>
+      <w:r>
+        <w:rPr>
+          <w:b w:val="0"/>
+          <w:sz w:val="22"/>
+        </w:rPr>
+        <w:t xml:space="preserve"> of those new-drill wells lie within ten miles of the Caramba North tract, and none within five; the activity is overwhelmingly remote, a median of tens of miles from the site.</w:t>
       </w:r>
     </w:p>
     <w:p>
@@ -1057,67 +1003,7 @@
         <w:pStyle w:val="Heading2"/>
       </w:pPr>
       <w:r>
-        <w:t>7. The drilling that does occur in Pecos is disproportionately shallow, vertical, and unfracked</w:t>
-      </w:r>
-    </w:p>
-    <w:p>
-      <w:pPr>
-        <w:spacing w:after="120"/>
-      </w:pPr>
-      <w:r>
-        <w:rPr>
-          <w:b w:val="0"/>
-          <w:sz w:val="22"/>
-        </w:rPr>
-        <w:t xml:space="preserve">Drilling-permit applications in Pecos lean horizontal, but the wells actually spudded tell the relevant story. Of the 1,117 wells spudded in Pecos since 2020, </w:t>
-      </w:r>
-      <w:r>
-        <w:rPr>
-          <w:b/>
-          <w:sz w:val="22"/>
-        </w:rPr>
-        <w:t>about half (556) have a total depth under 3,000 ft.</w:t>
-      </w:r>
-      <w:r>
-        <w:rPr>
-          <w:b w:val="0"/>
-          <w:sz w:val="22"/>
-        </w:rPr>
-        <w:t xml:space="preserve"> Cross-checked well-by-well against the Railroad Commission's own Wellbore Profile field, </w:t>
-      </w:r>
-      <w:r>
-        <w:rPr>
-          <w:b/>
-          <w:sz w:val="22"/>
-        </w:rPr>
-        <w:t>roughly 86% of those shallow wells are designated vertical</w:t>
-      </w:r>
-      <w:r>
-        <w:rPr>
-          <w:b w:val="0"/>
-          <w:sz w:val="22"/>
-        </w:rPr>
-        <w:t xml:space="preserve"> — conventional wells that are not hydraulically fractured. The deeper half is, conversely, about 82% horizontal.</w:t>
-      </w:r>
-    </w:p>
-    <w:p>
-      <w:pPr>
-        <w:spacing w:after="120"/>
-      </w:pPr>
-      <w:r>
-        <w:rPr>
-          <w:b w:val="0"/>
-          <w:sz w:val="22"/>
-        </w:rPr>
-        <w:t>This matters because hydraulic fracturing — the completion activity associated with ground vibration — is a feature of deep horizontal wells, not shallow vertical ones. A substantial share of all drilling in Pecos is therefore the low-intensity, non-fracked kind, and the fracked horizontal activity is the minority — and, per Findings 1–6, what little of it exists is well away from the site.</w:t>
-      </w:r>
-    </w:p>
-    <w:p>
-      <w:pPr>
-        <w:pStyle w:val="Heading2"/>
-      </w:pPr>
-      <w:r>
-        <w:t>8. Pecos vs. peer counties — far more shallow/vertical, far less fracking</w:t>
+        <w:t>7. The shallow activity in Pecos is recompletions of existing wells — not new drilling</w:t>
       </w:r>
     </w:p>
     <w:p>
@@ -1129,7 +1015,7 @@
           <w:b w:val="0"/>
           <w:sz w:val="22"/>
         </w:rPr>
-        <w:t>Measured against the five comparable Permian counties, Pecos drilling is markedly more weighted to shallow, vertical, conventional wells. Wells spudded since 2020:</w:t>
+        <w:t>This is the crux of the data. Permit filings in Pecos since 2020 split roughly 53% New Drill / 45% Recompletion:</w:t>
       </w:r>
     </w:p>
     <w:tbl>
@@ -1157,6 +1043,7 @@
                 <w:color w:val="1F3A63"/>
                 <w:sz w:val="20"/>
               </w:rPr>
+              <w:t>Activity (Pecos permits, since 2020)</w:t>
             </w:r>
           </w:p>
         </w:tc>
@@ -1173,7 +1060,7 @@
                 <w:color w:val="1F3A63"/>
                 <w:sz w:val="20"/>
               </w:rPr>
-              <w:t>Pecos (site county)</w:t>
+              <w:t>Count</w:t>
             </w:r>
           </w:p>
         </w:tc>
@@ -1190,7 +1077,7 @@
                 <w:color w:val="1F3A63"/>
                 <w:sz w:val="20"/>
               </w:rPr>
-              <w:t>Other-5 county average</w:t>
+              <w:t>Character</w:t>
             </w:r>
           </w:p>
         </w:tc>
@@ -1207,7 +1094,7 @@
                 <w:b w:val="0"/>
                 <w:sz w:val="20"/>
               </w:rPr>
-              <w:t>Wells spudded ≥ 2020</w:t>
+              <w:t>New Drill</w:t>
             </w:r>
           </w:p>
         </w:tc>
@@ -1222,7 +1109,7 @@
                 <w:b w:val="0"/>
                 <w:sz w:val="20"/>
               </w:rPr>
-              <w:t>1,117</w:t>
+              <w:t>≈478</w:t>
             </w:r>
           </w:p>
         </w:tc>
@@ -1237,7 +1124,7 @@
                 <w:b w:val="0"/>
                 <w:sz w:val="20"/>
               </w:rPr>
-              <w:t>3,421</w:t>
+              <w:t>≈97% deep (≥3,000 ft) horizontal — new wellbores</w:t>
             </w:r>
           </w:p>
         </w:tc>
@@ -1255,24 +1142,7 @@
                 <w:b w:val="0"/>
                 <w:sz w:val="20"/>
               </w:rPr>
-              <w:t>Shallow (&lt;3,000 ft) — vertical / unfracked</w:t>
-            </w:r>
-          </w:p>
-        </w:tc>
-        <w:tc>
-          <w:tcPr>
-            <w:tcW w:type="dxa" w:w="2880"/>
-            <w:shd w:val="clear" w:color="auto" w:fill="CFECCF"/>
-          </w:tcPr>
-          <w:p>
-            <w:r/>
-            <w:r>
-              <w:rPr>
-                <w:b/>
-                <w:color w:val="14532D"/>
-                <w:sz w:val="20"/>
-              </w:rPr>
-              <w:t>556 (≈50%)</w:t>
+              <w:t>Recompletion</w:t>
             </w:r>
           </w:p>
         </w:tc>
@@ -1288,15 +1158,14 @@
                 <w:b w:val="0"/>
                 <w:sz w:val="20"/>
               </w:rPr>
-              <w:t>57 (≈2%)</w:t>
+              <w:t>≈405</w:t>
             </w:r>
           </w:p>
         </w:tc>
-      </w:tr>
-      <w:tr>
         <w:tc>
           <w:tcPr>
             <w:tcW w:type="dxa" w:w="2880"/>
+            <w:shd w:val="clear" w:color="auto" w:fill="EAF5EA"/>
           </w:tcPr>
           <w:p>
             <w:r/>
@@ -1305,37 +1174,7 @@
                 <w:b w:val="0"/>
                 <w:sz w:val="20"/>
               </w:rPr>
-              <w:t>Deep (≥3,000 ft) — horizontal / fracked</w:t>
-            </w:r>
-          </w:p>
-        </w:tc>
-        <w:tc>
-          <w:tcPr>
-            <w:tcW w:type="dxa" w:w="2880"/>
-          </w:tcPr>
-          <w:p>
-            <w:r/>
-            <w:r>
-              <w:rPr>
-                <w:b w:val="0"/>
-                <w:sz w:val="20"/>
-              </w:rPr>
-              <w:t>560 (≈50%)</w:t>
-            </w:r>
-          </w:p>
-        </w:tc>
-        <w:tc>
-          <w:tcPr>
-            <w:tcW w:type="dxa" w:w="2880"/>
-          </w:tcPr>
-          <w:p>
-            <w:r/>
-            <w:r>
-              <w:rPr>
-                <w:b w:val="0"/>
-                <w:sz w:val="20"/>
-              </w:rPr>
-              <w:t>3,364 (≈98%)</w:t>
+              <w:t>rework of existing wellbores — no new hole</w:t>
             </w:r>
           </w:p>
         </w:tc>
@@ -1350,15 +1189,7 @@
           <w:b w:val="0"/>
           <w:sz w:val="22"/>
         </w:rPr>
-        <w:t>Shallow, vertical wells are about 50% of Pecos's recent drilling but only about 2% of the average peer county's — Pecos's drilling mix is roughly twenty-five times more weighted toward the shallow, vertical, non-fracked end than its neighbors, whose programs are almost entirely deep horizontal. (The shallow-to-vertical correspondence is the RRC-confirmed 86% from Finding 7; peer figures are from the recorded depth field.) Combined with the proximity findings, the picture is consistent: Pecos sees comparatively little hydraulic fracturing, and essentially none of it within ten miles of the Caramba North tract.</w:t>
-      </w:r>
-    </w:p>
-    <w:p>
-      <w:pPr>
-        <w:pStyle w:val="Heading2"/>
-      </w:pPr>
-      <w:r>
-        <w:t>9. Who is drilling, and what kind of activity</w:t>
+        <w:t>96% of every recompletion is one operator — Kinder Morgan Production — reworking existing CO₂-flood fields. The genuine new-drill operators are a different, all-deep set: Diamondback (≈30% of new drills), XTO (≈14%), Continental (≈13%), Gordy (≈11%), each essentially 100% deep.</w:t>
       </w:r>
     </w:p>
     <w:p>
@@ -1370,58 +1201,7 @@
           <w:b w:val="0"/>
           <w:sz w:val="22"/>
         </w:rPr>
-        <w:t>The wellbore record carries no operator field; operator and filing purpose were taken from the RRC W-1 permit record (≈897 Pecos permits since 2020). Two facts follow.</w:t>
-      </w:r>
-    </w:p>
-    <w:p>
-      <w:pPr>
-        <w:spacing w:after="120"/>
-      </w:pPr>
-      <w:r>
-        <w:rPr>
-          <w:b/>
-          <w:sz w:val="22"/>
-        </w:rPr>
-        <w:t xml:space="preserve">First, filing purpose: about 53% of permits are “New Drill” and about 45% are “Recompletion.” </w:t>
-      </w:r>
-      <w:r>
-        <w:rPr>
-          <w:b w:val="0"/>
-          <w:sz w:val="22"/>
-        </w:rPr>
-        <w:t>Recompletions are rework of an existing wellbore — no new hole, no new drilling, and no hydraulic fracturing. Headline permit counts therefore materially overstate new drilling.</w:t>
-      </w:r>
-    </w:p>
-    <w:p>
-      <w:pPr>
-        <w:spacing w:after="120"/>
-      </w:pPr>
-      <w:r>
-        <w:rPr>
-          <w:b/>
-          <w:sz w:val="22"/>
-        </w:rPr>
-        <w:t xml:space="preserve">Second, the single largest permit filer is not drilling new wells. </w:t>
-      </w:r>
-      <w:r>
-        <w:rPr>
-          <w:b w:val="0"/>
-          <w:sz w:val="22"/>
-        </w:rPr>
-        <w:t>Kinder Morgan accounts for ≈44% of Pecos permits since 2020, but every one is a recompletion on an existing shallow (&lt;3,000 ft) wellbore — the signature of legacy field rework / enhanced oil recovery, the lowest-intensity activity in the sector. The genuine new-drill program is a smaller, operator-concentrated set — Diamondback, XTO, Continental, Gordy, Pioneer, PRI — whose permits are predominantly horizontal, ≥10,000 ft, “New Drill,” and oil-targeted. Across all Pecos permits the target is about 98% oil, ~2% gas.</w:t>
-      </w:r>
-    </w:p>
-    <w:p>
-      <w:pPr>
-        <w:spacing w:after="120"/>
-      </w:pPr>
-      <w:r>
-        <w:rPr>
-          <w:b w:val="0"/>
-          <w:i/>
-          <w:sz w:val="22"/>
-        </w:rPr>
-        <w:t>The implication reinforces Findings 1–8: the deep-horizontal, hydraulically fractured new-drill activity — the only activity relevant to ground vibration — is a minority of Pecos permitting, is concentrated among a few operators, and (per the proximity findings) is not occurring at or within ten miles of the Caramba North tract. (Operator, filing purpose, and oil/gas were recovered by joining the permit and wellbore records on API number; “Recompletion” denotes rework of an existing wellbore.)</w:t>
+        <w:t>The significance for ground vibration: a recompletion is a workover on an existing bore — no rig drilling a new hole, no new hydraulic-fracturing program of the kind associated with vibration. The large “shallow” footprint in Pecos is this rework activity, not drilling. Genuine new drilling is the deep-horizontal minority, and — per Findings 1–6 — essentially none of it is near the Caramba North tract. Whether the question is framed as shallow drilling, fracking, or new drilling of any kind, the record points the same way: it is not happening at or near this site.</w:t>
       </w:r>
     </w:p>
     <w:sectPr>

--- a/outputs/reports/Pecos-Shallow-Drilling-Caramba-Vibration.docx
+++ b/outputs/reports/Pecos-Shallow-Drilling-Caramba-Vibration.docx
@@ -166,14 +166,14 @@
           <w:b/>
           <w:sz w:val="22"/>
         </w:rPr>
-        <w:t>six new-drill wells sit within ten miles</w:t>
+        <w:t>three new-drill wells sit within ten miles</w:t>
       </w:r>
       <w:r>
         <w:rPr>
           <w:b w:val="0"/>
           <w:sz w:val="22"/>
         </w:rPr>
-        <w:t xml:space="preserve"> across all of 2020–2025 (nearest ≈ 5.6 miles; five of the six are deep). The only wells within two miles are old (1950s–2002), plugged, shallow vertical legacy wells — not active, not fracked, not a vibration source.</w:t>
+        <w:t xml:space="preserve"> across all of 2020–2025 (nearest ≈ 6.9 miles; all three are deep ≥9,200 ft, spud 2020 and 2025). The only wells within two miles are old (1950s–2002), plugged, shallow vertical legacy wells — not active, not fracked, not a vibration source.</w:t>
       </w:r>
     </w:p>
     <w:p>
@@ -227,7 +227,7 @@
           <w:b w:val="0"/>
           <w:sz w:val="22"/>
         </w:rPr>
-        <w:t>Of the ≈478 New Drill permits in Pecos since 2020, roughly 97% are deep (≥3,000 ft) horizontal wells (Diamondback, XTO, Continental, Gordy); only about 16 county-wide are shallow. New shallow drilling is therefore nearly nonexistent anywhere in Pecos, and the deep new drilling that does occur is concentrated well away from the tract.</w:t>
+        <w:t>Pecos saw ≈478 New Drill permits since 2020 (vs ≈405 recompletion). Tracing those to wells actually spudded, only 116 genuine new wells exist county-wide, and ≈95% are deep (≥3,000 ft) horizontal (Diamondback, XTO, Continental, Gordy); just six are shallow. New shallow drilling is therefore nearly nonexistent anywhere in Pecos, and the deep new drilling that does occur is concentrated well away from the tract.</w:t>
       </w:r>
     </w:p>
     <w:p>
@@ -884,7 +884,7 @@
                 <w:b w:val="0"/>
                 <w:sz w:val="20"/>
               </w:rPr>
-              <w:t>6  (1 shallow, 5 deep; nearest ≈ 5.6 mi)</w:t>
+              <w:t>3  (0 shallow, 3 deep; nearest ≈ 6.9 mi)</w:t>
             </w:r>
           </w:p>
         </w:tc>
@@ -899,7 +899,7 @@
           <w:b w:val="0"/>
           <w:sz w:val="22"/>
         </w:rPr>
-        <w:t xml:space="preserve">The six within ten miles, over six years (2020–2025), are 5.6–9.9 miles out, only one of them shallow. Even on the loosest possible count — every record with a 2020-or-later spud date, including recompletion-stamped and unmatched records — it is still </w:t>
+        <w:t xml:space="preserve">The three genuine new wells within ten miles, across all of 2020–2025, are 6.9–9.4 miles out and all deep (≈9,200–9,500 ft; spudded 2020 and 2025) — none shallow, none within five miles. Even on the loosest possible count — every record with a 2020-or-later spud date, including recompletion-restamped records — it is still </w:t>
       </w:r>
       <w:r>
         <w:rPr>
@@ -967,14 +967,28 @@
           <w:b w:val="0"/>
           <w:sz w:val="22"/>
         </w:rPr>
-        <w:t xml:space="preserve"> in Pecos County (≈4,700 sq mi), against ≈405 recompletion permits. Of the New Drill permits, about </w:t>
+        <w:t xml:space="preserve"> in Pecos County (≈4,700 sq mi), against ≈405 recompletion permits. Tracing the New Drill permits to wells actually spudded gives </w:t>
       </w:r>
       <w:r>
         <w:rPr>
           <w:b/>
           <w:sz w:val="22"/>
         </w:rPr>
-        <w:t>97% are deep (≥3,000 ft)</w:t>
+        <w:t>116 genuine new wells county-wide</w:t>
+      </w:r>
+      <w:r>
+        <w:rPr>
+          <w:b w:val="0"/>
+          <w:sz w:val="22"/>
+        </w:rPr>
+        <w:t xml:space="preserve">, about </w:t>
+      </w:r>
+      <w:r>
+        <w:rPr>
+          <w:b/>
+          <w:sz w:val="22"/>
+        </w:rPr>
+        <w:t>95% of them deep (≥3,000 ft)</w:t>
       </w:r>
       <w:r>
         <w:rPr>
@@ -988,14 +1002,14 @@
           <w:b/>
           <w:sz w:val="22"/>
         </w:rPr>
-        <w:t>six</w:t>
+        <w:t>three</w:t>
       </w:r>
       <w:r>
         <w:rPr>
           <w:b w:val="0"/>
           <w:sz w:val="22"/>
         </w:rPr>
-        <w:t xml:space="preserve"> of those new-drill wells lie within ten miles of the Caramba North tract, and none within five; the activity is overwhelmingly remote, a median of tens of miles from the site.</w:t>
+        <w:t xml:space="preserve"> lie within ten miles of the Caramba North tract, and none within five; the activity is overwhelmingly remote from the site.</w:t>
       </w:r>
     </w:p>
     <w:p>
@@ -1202,6 +1216,454 @@
           <w:sz w:val="22"/>
         </w:rPr>
         <w:t>The significance for ground vibration: a recompletion is a workover on an existing bore — no rig drilling a new hole, no new hydraulic-fracturing program of the kind associated with vibration. The large “shallow” footprint in Pecos is this rework activity, not drilling. Genuine new drilling is the deep-horizontal minority, and — per Findings 1–6 — essentially none of it is near the Caramba North tract. Whether the question is framed as shallow drilling, fracking, or new drilling of any kind, the record points the same way: it is not happening at or near this site.</w:t>
+      </w:r>
+    </w:p>
+    <w:p>
+      <w:pPr>
+        <w:pStyle w:val="Heading2"/>
+      </w:pPr>
+      <w:r>
+        <w:t>8. Pecos vs. peer counties — the least new drilling of the group</w:t>
+      </w:r>
+    </w:p>
+    <w:p>
+      <w:pPr>
+        <w:spacing w:after="80"/>
+      </w:pPr>
+      <w:r>
+        <w:rPr>
+          <w:b w:val="0"/>
+          <w:sz w:val="22"/>
+        </w:rPr>
+        <w:t>On the same genuine-new-drill basis (recompletions excluded), Pecos has dramatically less new drilling than comparable Permian counties. Wells spudded since 2020:</w:t>
+      </w:r>
+    </w:p>
+    <w:tbl>
+      <w:tblPr>
+        <w:tblStyle w:val="TableGrid"/>
+        <w:tblW w:type="auto" w:w="0"/>
+        <w:tblLook w:firstColumn="1" w:firstRow="1" w:lastColumn="0" w:lastRow="0" w:noHBand="0" w:noVBand="1" w:val="04A0"/>
+      </w:tblPr>
+      <w:tblGrid>
+        <w:gridCol w:w="2880"/>
+        <w:gridCol w:w="2880"/>
+        <w:gridCol w:w="2880"/>
+      </w:tblGrid>
+      <w:tr>
+        <w:tc>
+          <w:tcPr>
+            <w:tcW w:type="dxa" w:w="2880"/>
+            <w:shd w:val="clear" w:color="auto" w:fill="DBE8FD"/>
+          </w:tcPr>
+          <w:p>
+            <w:r/>
+            <w:r>
+              <w:rPr>
+                <w:b/>
+                <w:color w:val="1F3A63"/>
+                <w:sz w:val="20"/>
+              </w:rPr>
+              <w:t>County</w:t>
+            </w:r>
+          </w:p>
+        </w:tc>
+        <w:tc>
+          <w:tcPr>
+            <w:tcW w:type="dxa" w:w="2880"/>
+            <w:shd w:val="clear" w:color="auto" w:fill="DBE8FD"/>
+          </w:tcPr>
+          <w:p>
+            <w:r/>
+            <w:r>
+              <w:rPr>
+                <w:b/>
+                <w:color w:val="1F3A63"/>
+                <w:sz w:val="20"/>
+              </w:rPr>
+              <w:t>New-drill wells since 2020</w:t>
+            </w:r>
+          </w:p>
+        </w:tc>
+        <w:tc>
+          <w:tcPr>
+            <w:tcW w:type="dxa" w:w="2880"/>
+            <w:shd w:val="clear" w:color="auto" w:fill="DBE8FD"/>
+          </w:tcPr>
+          <w:p>
+            <w:r/>
+            <w:r>
+              <w:rPr>
+                <w:b/>
+                <w:color w:val="1F3A63"/>
+                <w:sz w:val="20"/>
+              </w:rPr>
+              <w:t>of which shallow (&lt;3,000 ft)</w:t>
+            </w:r>
+          </w:p>
+        </w:tc>
+      </w:tr>
+      <w:tr>
+        <w:tc>
+          <w:tcPr>
+            <w:tcW w:type="dxa" w:w="2880"/>
+            <w:shd w:val="clear" w:color="auto" w:fill="CFECCF"/>
+          </w:tcPr>
+          <w:p>
+            <w:r/>
+            <w:r>
+              <w:rPr>
+                <w:b/>
+                <w:color w:val="14532D"/>
+                <w:sz w:val="20"/>
+              </w:rPr>
+              <w:t>Pecos (site county)</w:t>
+            </w:r>
+          </w:p>
+        </w:tc>
+        <w:tc>
+          <w:tcPr>
+            <w:tcW w:type="dxa" w:w="2880"/>
+            <w:shd w:val="clear" w:color="auto" w:fill="CFECCF"/>
+          </w:tcPr>
+          <w:p>
+            <w:r/>
+            <w:r>
+              <w:rPr>
+                <w:b/>
+                <w:color w:val="14532D"/>
+                <w:sz w:val="20"/>
+              </w:rPr>
+              <w:t>116</w:t>
+            </w:r>
+          </w:p>
+        </w:tc>
+        <w:tc>
+          <w:tcPr>
+            <w:tcW w:type="dxa" w:w="2880"/>
+            <w:shd w:val="clear" w:color="auto" w:fill="CFECCF"/>
+          </w:tcPr>
+          <w:p>
+            <w:r/>
+            <w:r>
+              <w:rPr>
+                <w:b/>
+                <w:color w:val="14532D"/>
+                <w:sz w:val="20"/>
+              </w:rPr>
+              <w:t>6</w:t>
+            </w:r>
+          </w:p>
+        </w:tc>
+      </w:tr>
+      <w:tr>
+        <w:tc>
+          <w:tcPr>
+            <w:tcW w:type="dxa" w:w="2880"/>
+          </w:tcPr>
+          <w:p>
+            <w:r/>
+            <w:r>
+              <w:rPr>
+                <w:b w:val="0"/>
+                <w:sz w:val="20"/>
+              </w:rPr>
+              <w:t>Reeves</w:t>
+            </w:r>
+          </w:p>
+        </w:tc>
+        <w:tc>
+          <w:tcPr>
+            <w:tcW w:type="dxa" w:w="2880"/>
+          </w:tcPr>
+          <w:p>
+            <w:r/>
+            <w:r>
+              <w:rPr>
+                <w:b w:val="0"/>
+                <w:sz w:val="20"/>
+              </w:rPr>
+              <w:t>1,044</w:t>
+            </w:r>
+          </w:p>
+        </w:tc>
+        <w:tc>
+          <w:tcPr>
+            <w:tcW w:type="dxa" w:w="2880"/>
+          </w:tcPr>
+          <w:p>
+            <w:r/>
+            <w:r>
+              <w:rPr>
+                <w:b w:val="0"/>
+                <w:sz w:val="20"/>
+              </w:rPr>
+              <w:t>35</w:t>
+            </w:r>
+          </w:p>
+        </w:tc>
+      </w:tr>
+      <w:tr>
+        <w:tc>
+          <w:tcPr>
+            <w:tcW w:type="dxa" w:w="2880"/>
+          </w:tcPr>
+          <w:p>
+            <w:r/>
+            <w:r>
+              <w:rPr>
+                <w:b w:val="0"/>
+                <w:sz w:val="20"/>
+              </w:rPr>
+              <w:t>Ward</w:t>
+            </w:r>
+          </w:p>
+        </w:tc>
+        <w:tc>
+          <w:tcPr>
+            <w:tcW w:type="dxa" w:w="2880"/>
+          </w:tcPr>
+          <w:p>
+            <w:r/>
+            <w:r>
+              <w:rPr>
+                <w:b w:val="0"/>
+                <w:sz w:val="20"/>
+              </w:rPr>
+              <w:t>396</w:t>
+            </w:r>
+          </w:p>
+        </w:tc>
+        <w:tc>
+          <w:tcPr>
+            <w:tcW w:type="dxa" w:w="2880"/>
+          </w:tcPr>
+          <w:p>
+            <w:r/>
+            <w:r>
+              <w:rPr>
+                <w:b w:val="0"/>
+                <w:sz w:val="20"/>
+              </w:rPr>
+              <w:t>7</w:t>
+            </w:r>
+          </w:p>
+        </w:tc>
+      </w:tr>
+      <w:tr>
+        <w:tc>
+          <w:tcPr>
+            <w:tcW w:type="dxa" w:w="2880"/>
+          </w:tcPr>
+          <w:p>
+            <w:r/>
+            <w:r>
+              <w:rPr>
+                <w:b w:val="0"/>
+                <w:sz w:val="20"/>
+              </w:rPr>
+              <w:t>Midland</w:t>
+            </w:r>
+          </w:p>
+        </w:tc>
+        <w:tc>
+          <w:tcPr>
+            <w:tcW w:type="dxa" w:w="2880"/>
+          </w:tcPr>
+          <w:p>
+            <w:r/>
+            <w:r>
+              <w:rPr>
+                <w:b w:val="0"/>
+                <w:sz w:val="20"/>
+              </w:rPr>
+              <w:t>1,487</w:t>
+            </w:r>
+          </w:p>
+        </w:tc>
+        <w:tc>
+          <w:tcPr>
+            <w:tcW w:type="dxa" w:w="2880"/>
+          </w:tcPr>
+          <w:p>
+            <w:r/>
+            <w:r>
+              <w:rPr>
+                <w:b w:val="0"/>
+                <w:sz w:val="20"/>
+              </w:rPr>
+              <w:t>15</w:t>
+            </w:r>
+          </w:p>
+        </w:tc>
+      </w:tr>
+      <w:tr>
+        <w:tc>
+          <w:tcPr>
+            <w:tcW w:type="dxa" w:w="2880"/>
+          </w:tcPr>
+          <w:p>
+            <w:r/>
+            <w:r>
+              <w:rPr>
+                <w:b w:val="0"/>
+                <w:sz w:val="20"/>
+              </w:rPr>
+              <w:t>Martin</w:t>
+            </w:r>
+          </w:p>
+        </w:tc>
+        <w:tc>
+          <w:tcPr>
+            <w:tcW w:type="dxa" w:w="2880"/>
+          </w:tcPr>
+          <w:p>
+            <w:r/>
+            <w:r>
+              <w:rPr>
+                <w:b w:val="0"/>
+                <w:sz w:val="20"/>
+              </w:rPr>
+              <w:t>1,616</w:t>
+            </w:r>
+          </w:p>
+        </w:tc>
+        <w:tc>
+          <w:tcPr>
+            <w:tcW w:type="dxa" w:w="2880"/>
+          </w:tcPr>
+          <w:p>
+            <w:r/>
+            <w:r>
+              <w:rPr>
+                <w:b w:val="0"/>
+                <w:sz w:val="20"/>
+              </w:rPr>
+              <w:t>19</w:t>
+            </w:r>
+          </w:p>
+        </w:tc>
+      </w:tr>
+      <w:tr>
+        <w:tc>
+          <w:tcPr>
+            <w:tcW w:type="dxa" w:w="2880"/>
+          </w:tcPr>
+          <w:p>
+            <w:r/>
+            <w:r>
+              <w:rPr>
+                <w:b w:val="0"/>
+                <w:sz w:val="20"/>
+              </w:rPr>
+              <w:t>Reagan</w:t>
+            </w:r>
+          </w:p>
+        </w:tc>
+        <w:tc>
+          <w:tcPr>
+            <w:tcW w:type="dxa" w:w="2880"/>
+          </w:tcPr>
+          <w:p>
+            <w:r/>
+            <w:r>
+              <w:rPr>
+                <w:b w:val="0"/>
+                <w:sz w:val="20"/>
+              </w:rPr>
+              <w:t>629</w:t>
+            </w:r>
+          </w:p>
+        </w:tc>
+        <w:tc>
+          <w:tcPr>
+            <w:tcW w:type="dxa" w:w="2880"/>
+          </w:tcPr>
+          <w:p>
+            <w:r/>
+            <w:r>
+              <w:rPr>
+                <w:b w:val="0"/>
+                <w:sz w:val="20"/>
+              </w:rPr>
+              <w:t>9</w:t>
+            </w:r>
+          </w:p>
+        </w:tc>
+      </w:tr>
+      <w:tr>
+        <w:tc>
+          <w:tcPr>
+            <w:tcW w:type="dxa" w:w="2880"/>
+            <w:shd w:val="clear" w:color="auto" w:fill="EAF5EA"/>
+          </w:tcPr>
+          <w:p>
+            <w:r/>
+            <w:r>
+              <w:rPr>
+                <w:b/>
+                <w:sz w:val="20"/>
+              </w:rPr>
+              <w:t>Other-5 average</w:t>
+            </w:r>
+          </w:p>
+        </w:tc>
+        <w:tc>
+          <w:tcPr>
+            <w:tcW w:type="dxa" w:w="2880"/>
+            <w:shd w:val="clear" w:color="auto" w:fill="EAF5EA"/>
+          </w:tcPr>
+          <w:p>
+            <w:r/>
+            <w:r>
+              <w:rPr>
+                <w:b/>
+                <w:sz w:val="20"/>
+              </w:rPr>
+              <w:t>1,034</w:t>
+            </w:r>
+          </w:p>
+        </w:tc>
+        <w:tc>
+          <w:tcPr>
+            <w:tcW w:type="dxa" w:w="2880"/>
+            <w:shd w:val="clear" w:color="auto" w:fill="EAF5EA"/>
+          </w:tcPr>
+          <w:p>
+            <w:r/>
+            <w:r>
+              <w:rPr>
+                <w:b/>
+                <w:sz w:val="20"/>
+              </w:rPr>
+              <w:t>17</w:t>
+            </w:r>
+          </w:p>
+        </w:tc>
+      </w:tr>
+    </w:tbl>
+    <w:p>
+      <w:pPr>
+        <w:spacing w:after="120"/>
+      </w:pPr>
+      <w:r>
+        <w:rPr>
+          <w:b w:val="0"/>
+          <w:sz w:val="22"/>
+        </w:rPr>
+        <w:t>Pecos's ≈116 genuine new wells are roughly one-ninth of the average comparable county's (≈1,034); Martin, the most active, has ≈1,616. Genuine new shallow drilling is negligible in every county (≤35). On a new-drill basis Pecos is the least-drilled of the six — and, per Findings 1–6, essentially none of even that activity is within ten miles of the Caramba North tract.</w:t>
+      </w:r>
+    </w:p>
+    <w:p>
+      <w:pPr>
+        <w:spacing w:after="120"/>
+      </w:pPr>
+      <w:r>
+        <w:rPr>
+          <w:b w:val="0"/>
+          <w:i/>
+          <w:sz w:val="22"/>
+        </w:rPr>
+        <w:t>Howard and Loving counties were requested for comparison; they lie outside the six-county Permian extent of the Railroad Commission dataset used here, and their wellbore records are not in this dataset. A comparable new-drill figure for those counties requires a separate RRC pull and can be added on request.</w:t>
       </w:r>
     </w:p>
     <w:sectPr>

--- a/outputs/reports/Pecos-Shallow-Drilling-Caramba-Vibration.docx
+++ b/outputs/reports/Pecos-Shallow-Drilling-Caramba-Vibration.docx
@@ -1666,6 +1666,80 @@
         <w:t>Howard and Loving counties were requested for comparison; they lie outside the six-county Permian extent of the Railroad Commission dataset used here, and their wellbore records are not in this dataset. A comparable new-drill figure for those counties requires a separate RRC pull and can be added on request.</w:t>
       </w:r>
     </w:p>
+    <w:p>
+      <w:pPr>
+        <w:pStyle w:val="Heading2"/>
+      </w:pPr>
+      <w:r>
+        <w:t>9. The wells near the site are no longer producing</w:t>
+      </w:r>
+    </w:p>
+    <w:p>
+      <w:pPr>
+        <w:spacing w:after="120"/>
+      </w:pPr>
+      <w:r>
+        <w:rPr>
+          <w:b w:val="0"/>
+          <w:sz w:val="22"/>
+        </w:rPr>
+        <w:t xml:space="preserve">Every well was additionally cross-referenced against the Railroad Commission's PDQ production records for the most recent six reported months (through May 2026). A well is treated as </w:t>
+      </w:r>
+      <w:r>
+        <w:rPr>
+          <w:b/>
+          <w:sz w:val="22"/>
+        </w:rPr>
+        <w:t>“no longer producing” when its lease's trailing-average output is below 125 Mcf/day of gas and below 150 bbl/day of oil</w:t>
+      </w:r>
+      <w:r>
+        <w:rPr>
+          <w:b w:val="0"/>
+          <w:sz w:val="22"/>
+        </w:rPr>
+        <w:t>.</w:t>
+      </w:r>
+    </w:p>
+    <w:p>
+      <w:pPr>
+        <w:spacing w:after="120"/>
+        <w:shd w:val="clear" w:color="auto" w:fill="EAF2FF"/>
+      </w:pPr>
+      <w:r>
+        <w:rPr>
+          <w:b w:val="0"/>
+          <w:sz w:val="22"/>
+        </w:rPr>
+        <w:t xml:space="preserve">Within ten miles of the Caramba North tract, every non-plugged well that can be matched to a production lease — 63 wells — is below that threshold: </w:t>
+      </w:r>
+      <w:r>
+        <w:rPr>
+          <w:b/>
+          <w:sz w:val="22"/>
+        </w:rPr>
+        <w:t>none is still producing</w:t>
+      </w:r>
+      <w:r>
+        <w:rPr>
+          <w:b w:val="0"/>
+          <w:sz w:val="22"/>
+        </w:rPr>
+        <w:t>. Within five miles the same is true of all ten such wells; within two miles there are none. Together with the plugged legacy wells (Findings 1–5), there is no active oil-and-gas production at or near the site.</w:t>
+      </w:r>
+    </w:p>
+    <w:p>
+      <w:pPr>
+        <w:spacing w:after="120"/>
+      </w:pPr>
+      <w:r>
+        <w:rPr>
+          <w:b w:val="0"/>
+          <w:i/>
+          <w:sz w:val="22"/>
+        </w:rPr>
+        <w:t>County-wide, of the ≈35,100 genuine new-drill wellbores, ≈12,540 are plugged and a further ≈2,030 of the nominally-active wells are, by this measure, no longer producing. Method note: RRC reports production at the lease level; a well that cannot be matched to a producing lease is conservatively left classified “Active,” so the no-longer-producing count is a floor, not a ceiling. Production filings carry a normal reporting lag, which the six-month trailing window mitigates.</w:t>
+      </w:r>
+    </w:p>
     <w:sectPr>
       <w:pgSz w:w="12240" w:h="15840"/>
       <w:pgMar w:top="1440" w:right="1800" w:bottom="1440" w:left="1800" w:header="720" w:footer="720" w:gutter="0"/>

--- a/outputs/reports/Pecos-Shallow-Drilling-Caramba-Vibration.docx
+++ b/outputs/reports/Pecos-Shallow-Drilling-Caramba-Vibration.docx
@@ -1594,6 +1594,100 @@
         <w:tc>
           <w:tcPr>
             <w:tcW w:type="dxa" w:w="2880"/>
+          </w:tcPr>
+          <w:p>
+            <w:r/>
+            <w:r>
+              <w:rPr>
+                <w:b w:val="0"/>
+                <w:sz w:val="20"/>
+              </w:rPr>
+              <w:t>Howard</w:t>
+            </w:r>
+          </w:p>
+        </w:tc>
+        <w:tc>
+          <w:tcPr>
+            <w:tcW w:type="dxa" w:w="2880"/>
+          </w:tcPr>
+          <w:p>
+            <w:r/>
+            <w:r>
+              <w:rPr>
+                <w:b w:val="0"/>
+                <w:sz w:val="20"/>
+              </w:rPr>
+              <w:t>990</w:t>
+            </w:r>
+          </w:p>
+        </w:tc>
+        <w:tc>
+          <w:tcPr>
+            <w:tcW w:type="dxa" w:w="2880"/>
+          </w:tcPr>
+          <w:p>
+            <w:r/>
+            <w:r>
+              <w:rPr>
+                <w:b w:val="0"/>
+                <w:sz w:val="20"/>
+              </w:rPr>
+              <w:t>1</w:t>
+            </w:r>
+          </w:p>
+        </w:tc>
+      </w:tr>
+      <w:tr>
+        <w:tc>
+          <w:tcPr>
+            <w:tcW w:type="dxa" w:w="2880"/>
+          </w:tcPr>
+          <w:p>
+            <w:r/>
+            <w:r>
+              <w:rPr>
+                <w:b w:val="0"/>
+                <w:sz w:val="20"/>
+              </w:rPr>
+              <w:t>Loving</w:t>
+            </w:r>
+          </w:p>
+        </w:tc>
+        <w:tc>
+          <w:tcPr>
+            <w:tcW w:type="dxa" w:w="2880"/>
+          </w:tcPr>
+          <w:p>
+            <w:r/>
+            <w:r>
+              <w:rPr>
+                <w:b w:val="0"/>
+                <w:sz w:val="20"/>
+              </w:rPr>
+              <w:t>1,121</w:t>
+            </w:r>
+          </w:p>
+        </w:tc>
+        <w:tc>
+          <w:tcPr>
+            <w:tcW w:type="dxa" w:w="2880"/>
+          </w:tcPr>
+          <w:p>
+            <w:r/>
+            <w:r>
+              <w:rPr>
+                <w:b w:val="0"/>
+                <w:sz w:val="20"/>
+              </w:rPr>
+              <w:t>25</w:t>
+            </w:r>
+          </w:p>
+        </w:tc>
+      </w:tr>
+      <w:tr>
+        <w:tc>
+          <w:tcPr>
+            <w:tcW w:type="dxa" w:w="2880"/>
             <w:shd w:val="clear" w:color="auto" w:fill="EAF5EA"/>
           </w:tcPr>
           <w:p>
@@ -1603,7 +1697,7 @@
                 <w:b/>
                 <w:sz w:val="20"/>
               </w:rPr>
-              <w:t>Other-5 average</w:t>
+              <w:t>Other-7 average</w:t>
             </w:r>
           </w:p>
         </w:tc>
@@ -1619,7 +1713,7 @@
                 <w:b/>
                 <w:sz w:val="20"/>
               </w:rPr>
-              <w:t>1,034</w:t>
+              <w:t>≈1,040</w:t>
             </w:r>
           </w:p>
         </w:tc>
@@ -1635,7 +1729,7 @@
                 <w:b/>
                 <w:sz w:val="20"/>
               </w:rPr>
-              <w:t>17</w:t>
+              <w:t>≈16</w:t>
             </w:r>
           </w:p>
         </w:tc>
@@ -1650,7 +1744,7 @@
           <w:b w:val="0"/>
           <w:sz w:val="22"/>
         </w:rPr>
-        <w:t>Pecos's ≈116 genuine new wells are roughly one-ninth of the average comparable county's (≈1,034); Martin, the most active, has ≈1,616. Genuine new shallow drilling is negligible in every county (≤35). On a new-drill basis Pecos is the least-drilled of the six — and, per Findings 1–6, essentially none of even that activity is within ten miles of the Caramba North tract.</w:t>
+        <w:t>Pecos's ≈116 genuine new wells are roughly one-ninth of the average comparable county's (≈1,040); Martin, the most active, has ≈1,616, and even the next-lowest county (Ward) has ≈396. Genuine new shallow drilling is negligible in every county (≤35). On a new-drill basis Pecos is by far the least-drilled of the eight — and, per Findings 1–6, essentially none of even that activity is within ten miles of the Caramba North tract.</w:t>
       </w:r>
     </w:p>
     <w:p>
@@ -1663,7 +1757,7 @@
           <w:i/>
           <w:sz w:val="22"/>
         </w:rPr>
-        <w:t>Howard and Loving counties were requested for comparison; they lie outside the six-county Permian extent of the Railroad Commission dataset used here, and their wellbore records are not in this dataset. A comparable new-drill figure for those counties requires a separate RRC pull and can be added on request.</w:t>
+        <w:t>Howard and Loving counties were pulled from the Railroad Commission's full dbf900 wellbore file and integrated on the same genuine-new-drill basis. They lie outside the six-county sale-area set and well away from the tract; they are included here only to broaden the comparison.</w:t>
       </w:r>
     </w:p>
     <w:p>

--- a/outputs/reports/Pecos-Shallow-Drilling-Caramba-Vibration.docx
+++ b/outputs/reports/Pecos-Shallow-Drilling-Caramba-Vibration.docx
@@ -1765,7 +1765,7 @@
         <w:pStyle w:val="Heading2"/>
       </w:pPr>
       <w:r>
-        <w:t>9. The wells near the site are no longer producing</w:t>
+        <w:t>9. Production near the site is decades-old deep gas — no shallow, new, or hydraulically-fractured production</w:t>
       </w:r>
     </w:p>
     <w:p>
@@ -1777,7 +1777,35 @@
           <w:b w:val="0"/>
           <w:sz w:val="22"/>
         </w:rPr>
-        <w:t xml:space="preserve">Every well was additionally cross-referenced against the Railroad Commission's PDQ production records for the most recent six reported months (through May 2026). A well is treated as </w:t>
+        <w:t xml:space="preserve">Every well was additionally cross-referenced against the Railroad Commission's PDQ production records for the most recent six reported months (through May 2026), joined by </w:t>
+      </w:r>
+      <w:r>
+        <w:rPr>
+          <w:b/>
+          <w:sz w:val="22"/>
+        </w:rPr>
+        <w:t>API number</w:t>
+      </w:r>
+      <w:r>
+        <w:rPr>
+          <w:b w:val="0"/>
+          <w:sz w:val="22"/>
+        </w:rPr>
+        <w:t xml:space="preserve"> through the RRC's authoritative API-to-lease crosswalk — a match covering </w:t>
+      </w:r>
+      <w:r>
+        <w:rPr>
+          <w:b/>
+          <w:sz w:val="22"/>
+        </w:rPr>
+        <w:t>≈99.6% of all non-plugged wells</w:t>
+      </w:r>
+      <w:r>
+        <w:rPr>
+          <w:b w:val="0"/>
+          <w:sz w:val="22"/>
+        </w:rPr>
+        <w:t xml:space="preserve">. A well is treated as </w:t>
       </w:r>
       <w:r>
         <w:rPr>
@@ -1804,21 +1832,21 @@
           <w:b w:val="0"/>
           <w:sz w:val="22"/>
         </w:rPr>
-        <w:t xml:space="preserve">Within ten miles of the Caramba North tract, every non-plugged well that can be matched to a production lease — 63 wells — is below that threshold: </w:t>
+        <w:t xml:space="preserve">Within ten miles of the Caramba North tract there are 291 non-plugged genuine-new-drill wells; </w:t>
       </w:r>
       <w:r>
         <w:rPr>
           <w:b/>
           <w:sz w:val="22"/>
         </w:rPr>
-        <w:t>none is still producing</w:t>
+        <w:t>275 — about 95% — are no longer producing</w:t>
       </w:r>
       <w:r>
         <w:rPr>
           <w:b w:val="0"/>
           <w:sz w:val="22"/>
         </w:rPr>
-        <w:t>. Within five miles the same is true of all ten such wells; within two miles there are none. Together with the plugged legacy wells (Findings 1–5), there is no active oil-and-gas production at or near the site.</w:t>
+        <w:t>. The 16 that still produce are not new or shallow activity: each is a decades-old (mostly 1965–1978 spud), very deep (≈17,000–22,800 ft) conventional gas well at a modest rate — the legacy deep-gas play, not the shallow or hydraulically-fractured drilling at issue. Within five miles, of 86 non-plugged wells 83 are no longer producing and the 3 that remain are likewise old, deep gas wells; within two miles, of 5 non-plugged wells 4 are no longer producing and the single producer is a 1975, ≈22,100-ft gas well. A producing wellhead on a completion drilled half a century ago is not a drill rig or a hydraulic-fracturing spread; together with the plugged legacy wells (Findings 1–5), there is no shallow, new, or hydraulically-fractured production at or near the site.</w:t>
       </w:r>
     </w:p>
     <w:p>
@@ -1831,7 +1859,7 @@
           <w:i/>
           <w:sz w:val="22"/>
         </w:rPr>
-        <w:t>County-wide, of the ≈35,100 genuine new-drill wellbores, ≈12,540 are plugged and a further ≈2,030 of the nominally-active wells are, by this measure, no longer producing. Method note: RRC reports production at the lease level; a well that cannot be matched to a producing lease is conservatively left classified “Active,” so the no-longer-producing count is a floor, not a ceiling. Production filings carry a normal reporting lag, which the six-month trailing window mitigates.</w:t>
+        <w:t>County-wide, of the ≈35,100 genuine new-drill wellbores, ≈12,540 are plugged, ≈13,770 are no longer producing by this measure, and ≈8,780 remain active. The API-to-lease crosswalk matches ≈99.6% of non-plugged wells; the ≈90 that do not match are conservatively left classified “Active.” Production filings carry a normal reporting lag, which the six-month trailing window mitigates.</w:t>
       </w:r>
     </w:p>
     <w:sectPr>

--- a/outputs/reports/Pecos-Shallow-Drilling-Caramba-Vibration.docx
+++ b/outputs/reports/Pecos-Shallow-Drilling-Caramba-Vibration.docx
@@ -29,7 +29,7 @@
           <w:b w:val="0"/>
           <w:sz w:val="18"/>
         </w:rPr>
-        <w:t>Prepared: 2026-05-18  ·  Subject site: Caramba North tract (≈1,300 ac), Pecos County, TX — centroid ≈ 30.9032° N, 102.9747° W  ·  Classification: Confidential</w:t>
+        <w:t>Prepared: 2026-05-19  ·  Subject site: Caramba North tract (≈1,300 ac), Pecos County, TX — centroid ≈ 30.9032° N, 102.9747° W  ·  Classification: Confidential</w:t>
       </w:r>
     </w:p>
     <w:p>
@@ -173,7 +173,7 @@
           <w:b w:val="0"/>
           <w:sz w:val="22"/>
         </w:rPr>
-        <w:t xml:space="preserve"> across all of 2020–2025 (nearest ≈ 6.9 miles; all three are deep ≥9,200 ft, spud 2020 and 2025). The only wells within two miles are old (1950s–2002), plugged, shallow vertical legacy wells — not active, not fracked, not a vibration source.</w:t>
+        <w:t xml:space="preserve"> across all of 2020–2025 (nearest ≈ 6.9 miles; all three are deep ≥9,200 ft, spud 2020 and 2025). The wells within two miles are all decades-old legacy completions (drilled 1950s–2002) — mostly plugged shallow verticals plus a handful of long-completed deep wells — none representing active drilling, hydraulic fracturing, or a vibration source.</w:t>
       </w:r>
     </w:p>
     <w:p>
@@ -921,7 +921,7 @@
         <w:pStyle w:val="Heading2"/>
       </w:pPr>
       <w:r>
-        <w:t>5. The nearest active wells are decades-old completions</w:t>
+        <w:t>5. The nearest non-plugged shallow wells are decades-old completions</w:t>
       </w:r>
     </w:p>
     <w:p>
@@ -1765,7 +1765,7 @@
         <w:pStyle w:val="Heading2"/>
       </w:pPr>
       <w:r>
-        <w:t>9. Production near the site is decades-old deep gas — no shallow, new, or hydraulically-fractured production</w:t>
+        <w:t>9. The only production near the site is legacy deep gas — no shallow, new, or hydraulically-fractured production</w:t>
       </w:r>
     </w:p>
     <w:p>
@@ -1832,21 +1832,21 @@
           <w:b w:val="0"/>
           <w:sz w:val="22"/>
         </w:rPr>
-        <w:t xml:space="preserve">Within ten miles of the Caramba North tract there are 291 non-plugged genuine-new-drill wells; </w:t>
+        <w:t xml:space="preserve">Of the 291 non-plugged genuine-new-drill wells within ten miles of the Caramba North tract, </w:t>
       </w:r>
       <w:r>
         <w:rPr>
           <w:b/>
           <w:sz w:val="22"/>
         </w:rPr>
-        <w:t>275 — about 95% — are no longer producing</w:t>
+        <w:t>275 (about 95%) are no longer producing</w:t>
       </w:r>
       <w:r>
         <w:rPr>
           <w:b w:val="0"/>
           <w:sz w:val="22"/>
         </w:rPr>
-        <w:t>. The 16 that still produce are not new or shallow activity: each is a decades-old (mostly 1965–1978 spud), very deep (≈17,000–22,800 ft) conventional gas well at a modest rate — the legacy deep-gas play, not the shallow or hydraulically-fractured drilling at issue. Within five miles, of 86 non-plugged wells 83 are no longer producing and the 3 that remain are likewise old, deep gas wells; within two miles, of 5 non-plugged wells 4 are no longer producing and the single producer is a 1975, ≈22,100-ft gas well. A producing wellhead on a completion drilled half a century ago is not a drill rig or a hydraulic-fracturing spread; together with the plugged legacy wells (Findings 1–5), there is no shallow, new, or hydraulically-fractured production at or near the site.</w:t>
+        <w:t>. The 16 that still produce are not new or shallow activity: each is a decades-old (mostly 1965–1978 spud), very deep (≈17,000–22,800 ft) conventional gas well at a modest rate — the legacy deep-gas play, not the shallow or hydraulically-fractured drilling at issue. Within five miles, 83 of 86 non-plugged wells are no longer producing; the 3 that remain are likewise old, deep gas wells. Within two miles, 4 of 5 are no longer producing; the single producer is a 1975, ≈22,100-ft gas well. A producing wellhead on a completion drilled half a century ago is not a drill rig or a hydraulic-fracturing spread; together with the plugged legacy wells discussed above, there is no shallow, new, or hydraulically-fractured production at or near the site.</w:t>
       </w:r>
     </w:p>
     <w:p>

--- a/outputs/reports/Pecos-Shallow-Drilling-Caramba-Vibration.docx
+++ b/outputs/reports/Pecos-Shallow-Drilling-Caramba-Vibration.docx
@@ -1215,7 +1215,7 @@
           <w:b w:val="0"/>
           <w:sz w:val="22"/>
         </w:rPr>
-        <w:t>The significance for ground vibration: a recompletion is a workover on an existing bore — no rig drilling a new hole, no new hydraulic-fracturing program of the kind associated with vibration. The large “shallow” footprint in Pecos is this rework activity, not drilling. Genuine new drilling is the deep-horizontal minority, and — per Findings 1–6 — essentially none of it is near the Caramba North tract. Whether the question is framed as shallow drilling, fracking, or new drilling of any kind, the record points the same way: it is not happening at or near this site.</w:t>
+        <w:t>The significance for ground vibration: a recompletion is a workover on an existing bore — no rig drilling a new hole, no new hydraulic-fracturing program of the kind associated with vibration. The large “shallow” footprint in Pecos is this rework activity, not drilling. Genuine new drilling — overwhelmingly the deep modern-Permian program (predominantly horizontal in this region, though hydraulic-fracturing completions are not limited to horizontal wellbores) — is the minority share, and — per Findings 1–6 — essentially none of it is near the Caramba North tract. Whether the question is framed as shallow drilling, fracking, or new drilling of any kind, the record points the same way: it is not happening at or near this site.</w:t>
       </w:r>
     </w:p>
     <w:p>

--- a/outputs/reports/Pecos-Shallow-Drilling-Caramba-Vibration.docx
+++ b/outputs/reports/Pecos-Shallow-Drilling-Caramba-Vibration.docx
@@ -1414,53 +1414,6 @@
                 <w:b w:val="0"/>
                 <w:sz w:val="20"/>
               </w:rPr>
-              <w:t>Ward</w:t>
-            </w:r>
-          </w:p>
-        </w:tc>
-        <w:tc>
-          <w:tcPr>
-            <w:tcW w:type="dxa" w:w="2880"/>
-          </w:tcPr>
-          <w:p>
-            <w:r/>
-            <w:r>
-              <w:rPr>
-                <w:b w:val="0"/>
-                <w:sz w:val="20"/>
-              </w:rPr>
-              <w:t>396</w:t>
-            </w:r>
-          </w:p>
-        </w:tc>
-        <w:tc>
-          <w:tcPr>
-            <w:tcW w:type="dxa" w:w="2880"/>
-          </w:tcPr>
-          <w:p>
-            <w:r/>
-            <w:r>
-              <w:rPr>
-                <w:b w:val="0"/>
-                <w:sz w:val="20"/>
-              </w:rPr>
-              <w:t>7</w:t>
-            </w:r>
-          </w:p>
-        </w:tc>
-      </w:tr>
-      <w:tr>
-        <w:tc>
-          <w:tcPr>
-            <w:tcW w:type="dxa" w:w="2880"/>
-          </w:tcPr>
-          <w:p>
-            <w:r/>
-            <w:r>
-              <w:rPr>
-                <w:b w:val="0"/>
-                <w:sz w:val="20"/>
-              </w:rPr>
               <w:t>Midland</w:t>
             </w:r>
           </w:p>
@@ -1697,7 +1650,7 @@
                 <w:b/>
                 <w:sz w:val="20"/>
               </w:rPr>
-              <w:t>Other-7 average</w:t>
+              <w:t>Other-6 average</w:t>
             </w:r>
           </w:p>
         </w:tc>
@@ -1713,7 +1666,7 @@
                 <w:b/>
                 <w:sz w:val="20"/>
               </w:rPr>
-              <w:t>≈1,040</w:t>
+              <w:t>≈1,148</w:t>
             </w:r>
           </w:p>
         </w:tc>
@@ -1729,7 +1682,7 @@
                 <w:b/>
                 <w:sz w:val="20"/>
               </w:rPr>
-              <w:t>≈16</w:t>
+              <w:t>≈17</w:t>
             </w:r>
           </w:p>
         </w:tc>
@@ -1744,7 +1697,7 @@
           <w:b w:val="0"/>
           <w:sz w:val="22"/>
         </w:rPr>
-        <w:t>Pecos's ≈116 genuine new wells are roughly one-ninth of the average comparable county's (≈1,040); Martin, the most active, has ≈1,616, and even the next-lowest county (Ward) has ≈396. Genuine new shallow drilling is negligible in every county (≤35). On a new-drill basis Pecos is by far the least-drilled of the eight — and, per Findings 1–6, essentially none of even that activity is within ten miles of the Caramba North tract.</w:t>
+        <w:t>Pecos's ≈116 genuine new wells are roughly one-tenth of the average comparable county's (≈1,148); Martin, the most active, has ≈1,616, and even the next-lowest comparison county (Reagan) has ≈629. Genuine new shallow drilling is negligible in every county (≤35). On a new-drill basis Pecos is by far the least-drilled of the seven — and, per Findings 1–6, essentially none of even that activity is within ten miles of the Caramba North tract.</w:t>
       </w:r>
     </w:p>
     <w:p>

--- a/outputs/reports/Pecos-Shallow-Drilling-Caramba-Vibration.docx
+++ b/outputs/reports/Pecos-Shallow-Drilling-Caramba-Vibration.docx
@@ -1718,7 +1718,7 @@
         <w:pStyle w:val="Heading2"/>
       </w:pPr>
       <w:r>
-        <w:t>9. The only production near the site is legacy deep gas — no shallow, new, or hydraulically-fractured production</w:t>
+        <w:t>9. Production near the site is decades-old completions — no active drilling or hydraulic-fracturing operations</w:t>
       </w:r>
     </w:p>
     <w:p>
@@ -1765,14 +1765,14 @@
           <w:b/>
           <w:sz w:val="22"/>
         </w:rPr>
-        <w:t>“no longer producing” when its lease's trailing-average output is below 125 Mcf/day of gas and below 150 bbl/day of oil</w:t>
+        <w:t>“marginal or end-of-life” when its lease's trailing-average output is at or below 125 Mcf/day of gas AND at or below 25 bbl/day of oil</w:t>
       </w:r>
       <w:r>
         <w:rPr>
           <w:b w:val="0"/>
           <w:sz w:val="22"/>
         </w:rPr>
-        <w:t>.</w:t>
+        <w:t xml:space="preserve"> — a strict marginal-well threshold.</w:t>
       </w:r>
     </w:p>
     <w:p>
@@ -1792,14 +1792,14 @@
           <w:b/>
           <w:sz w:val="22"/>
         </w:rPr>
-        <w:t>275 (about 95%) are no longer producing</w:t>
+        <w:t>241 (about 83%) are marginal or end-of-life</w:t>
       </w:r>
       <w:r>
         <w:rPr>
           <w:b w:val="0"/>
           <w:sz w:val="22"/>
         </w:rPr>
-        <w:t>. The 16 that still produce are not new or shallow activity: each is a decades-old (mostly 1965–1978 spud), very deep (≈17,000–22,800 ft) conventional gas well at a modest rate — the legacy deep-gas play, not the shallow or hydraulically-fractured drilling at issue. Within five miles, 83 of 86 non-plugged wells are no longer producing; the 3 that remain are likewise old, deep gas wells. Within two miles, 4 of 5 are no longer producing; the single producer is a 1975, ≈22,100-ft gas well. A producing wellhead on a completion drilled half a century ago is not a drill rig or a hydraulic-fracturing spread; together with the plugged legacy wells discussed above, there is no shallow, new, or hydraulically-fractured production at or near the site.</w:t>
+        <w:t>. The 50 still producing above that threshold are not active drilling activity: they are decades-old completions, in four groups — about 15 legacy deep-gas wells (mostly 1965–1978 spud, ≈17,000–22,800 ft); a cluster of ~31 low-rate vertical conventional oil wells at ≈3,150–3,440 ft depth (spud 1986–2012, mostly 2007–2012; all on a unitized lease producing roughly 37.5 bbl/day per well — a stripper-grade pumping operation); 3 truly shallow (&lt;3,000 ft) oil wells at 2,824–2,945 ft (spud 2004–2011, also at stripper rates just above the threshold); and the single 2020 deep-horizontal new-drill noted in Finding 4 (9,237 ft, 9.37 mi out). Within five miles, 52 of 86 non-plugged wells are marginal or end-of-life and the 34 still producing are 3 of the legacy deep-gas wells plus 31 of the shallow vertical oil cluster — none from the modern Permian horizontal program. Within two miles, 3 of 5 non-plugged wells are marginal or end-of-life and the 2 still producing are the 1.13-mi 1975/≈22,100-ft legacy gas well (125.7 Mcf/d) and a 1.97-mi 2008/≈3,275-ft vertical oil well (37.5 bbl/d). A pumping wellhead or low-rate gas well on a decades-old completion is not a drill rig or a hydraulic-fracturing spread; together with the plugged legacy wells discussed above, there is no active drilling or hydraulic-fracturing operation at or near the site.</w:t>
       </w:r>
     </w:p>
     <w:p>
@@ -1812,7 +1812,7 @@
           <w:i/>
           <w:sz w:val="22"/>
         </w:rPr>
-        <w:t>County-wide, of the ≈35,100 genuine new-drill wellbores, ≈12,540 are plugged, ≈13,770 are no longer producing by this measure, and ≈8,780 remain active. The API-to-lease crosswalk matches ≈99.6% of non-plugged wells; the ≈90 that do not match are conservatively left classified “Active.” Production filings carry a normal reporting lag, which the six-month trailing window mitigates.</w:t>
+        <w:t>County-wide, of the ≈35,100 genuine new-drill wellbores, ≈12,540 are plugged, ≈12,490 are marginal or end-of-life by this measure, and ≈10,060 are still producing above the threshold. The API-to-lease crosswalk matches ≈99.6% of non-plugged wells; the ≈90 that do not match are conservatively left classified “Active.” Production filings carry a normal reporting lag, which the six-month trailing window mitigates.</w:t>
       </w:r>
     </w:p>
     <w:sectPr>

--- a/outputs/reports/Pecos-Shallow-Drilling-Caramba-Vibration.docx
+++ b/outputs/reports/Pecos-Shallow-Drilling-Caramba-Vibration.docx
@@ -3,21 +3,11 @@
 <w:document xmlns:wpc="http://schemas.microsoft.com/office/word/2010/wordprocessingCanvas" xmlns:mo="http://schemas.microsoft.com/office/mac/office/2008/main" xmlns:mc="http://schemas.openxmlformats.org/markup-compatibility/2006" xmlns:mv="urn:schemas-microsoft-com:mac:vml" xmlns:o="urn:schemas-microsoft-com:office:office" xmlns:r="http://schemas.openxmlformats.org/officeDocument/2006/relationships" xmlns:m="http://schemas.openxmlformats.org/officeDocument/2006/math" xmlns:v="urn:schemas-microsoft-com:vml" xmlns:wp14="http://schemas.microsoft.com/office/word/2010/wordprocessingDrawing" xmlns:wp="http://schemas.openxmlformats.org/drawingml/2006/wordprocessingDrawing" xmlns:w10="urn:schemas-microsoft-com:office:word" xmlns:w="http://schemas.openxmlformats.org/wordprocessingml/2006/main" xmlns:w14="http://schemas.microsoft.com/office/word/2010/wordml" xmlns:wpg="http://schemas.microsoft.com/office/word/2010/wordprocessingGroup" xmlns:wpi="http://schemas.microsoft.com/office/word/2010/wordprocessingInk" xmlns:wne="http://schemas.microsoft.com/office/word/2006/wordml" xmlns:wps="http://schemas.microsoft.com/office/word/2010/wordprocessingShape" mc:Ignorable="w14 wp14">
   <w:body>
     <w:p>
-      <w:r>
-        <w:rPr>
-          <w:b/>
-          <w:color w:val="B00000"/>
-          <w:sz w:val="18"/>
-        </w:rPr>
-        <w:t>CONFIDENTIAL — PECOS COUNTY · CARAMBA NORTH</w:t>
-      </w:r>
-    </w:p>
-    <w:p>
       <w:pPr>
         <w:pStyle w:val="Title"/>
       </w:pPr>
       <w:r>
-        <w:t>Shallow (&lt;3,000 ft) Oil-and-Gas Drilling at and Within Ten Miles of the Caramba North Tract — Historical and Recent Record</w:t>
+        <w:t>Pecos County Drilling Activity — Historical &amp; Recent Record</w:t>
       </w:r>
     </w:p>
     <w:p>
@@ -104,6 +94,60 @@
           <w:sz w:val="22"/>
         </w:rPr>
         <w:t>. Ten miles is a deliberately generous boundary: ground vibration from drilling and completion attenuates well within that distance.</w:t>
+      </w:r>
+    </w:p>
+    <w:p>
+      <w:pPr>
+        <w:spacing w:after="120"/>
+      </w:pPr>
+      <w:r>
+        <w:rPr>
+          <w:i/>
+          <w:sz w:val="22"/>
+        </w:rPr>
+        <w:t xml:space="preserve">This report is intended to accompany and utilizes the data underlying the interactive map of Caramba North, which can be accessed through </w:t>
+      </w:r>
+      <w:hyperlink r:id="rId10">
+        <w:r>
+          <w:rPr>
+            <w:color w:val="0563C1"/>
+            <w:u w:val="single"/>
+            <w:sz w:val="22"/>
+          </w:rPr>
+          <w:t>this link</w:t>
+        </w:r>
+      </w:hyperlink>
+      <w:r>
+        <w:rPr>
+          <w:i/>
+          <w:sz w:val="22"/>
+        </w:rPr>
+        <w:t>.</w:t>
+      </w:r>
+    </w:p>
+    <w:p>
+      <w:pPr>
+        <w:pStyle w:val="Heading1"/>
+      </w:pPr>
+      <w:r>
+        <w:t>Table of Contents</w:t>
+      </w:r>
+    </w:p>
+    <w:p>
+      <w:pPr>
+        <w:spacing w:after="240"/>
+      </w:pPr>
+      <w:r>
+        <w:fldChar w:fldCharType="begin"/>
+        <w:instrText xml:space="preserve">TOC \o "1-3" \h \z \u</w:instrText>
+        <w:fldChar w:fldCharType="separate"/>
+        <w:t>Table of Contents — right-click and choose 'Update Field' in Word to populate.</w:t>
+        <w:fldChar w:fldCharType="end"/>
+      </w:r>
+    </w:p>
+    <w:p>
+      <w:r>
+        <w:br w:type="page"/>
       </w:r>
     </w:p>
     <w:p>
@@ -1816,6 +1860,7 @@
       </w:r>
     </w:p>
     <w:sectPr>
+      <w:headerReference w:type="default" r:id="rId9"/>
       <w:pgSz w:w="12240" w:h="15840"/>
       <w:pgMar w:top="1440" w:right="1800" w:bottom="1440" w:left="1800" w:header="720" w:footer="720" w:gutter="0"/>
       <w:cols w:space="720"/>
@@ -1823,6 +1868,24 @@
     </w:sectPr>
   </w:body>
 </w:document>
+</file>
+
+<file path=word/header1.xml><?xml version="1.0" encoding="utf-8"?>
+<w:hdr xmlns:m="http://schemas.openxmlformats.org/officeDocument/2006/math" xmlns:mc="http://schemas.openxmlformats.org/markup-compatibility/2006" xmlns:mo="http://schemas.microsoft.com/office/mac/office/2008/main" xmlns:mv="urn:schemas-microsoft-com:mac:vml" xmlns:o="urn:schemas-microsoft-com:office:office" xmlns:r="http://schemas.openxmlformats.org/officeDocument/2006/relationships" xmlns:v="urn:schemas-microsoft-com:vml" xmlns:w10="urn:schemas-microsoft-com:office:word" xmlns:w14="http://schemas.microsoft.com/office/word/2010/wordml" xmlns:w="http://schemas.openxmlformats.org/wordprocessingml/2006/main" xmlns:wne="http://schemas.microsoft.com/office/word/2006/wordml" xmlns:wp14="http://schemas.microsoft.com/office/word/2010/wordprocessingDrawing" xmlns:wp="http://schemas.openxmlformats.org/drawingml/2006/wordprocessingDrawing" xmlns:wpc="http://schemas.microsoft.com/office/word/2010/wordprocessingCanvas" xmlns:wpg="http://schemas.microsoft.com/office/word/2010/wordprocessingGroup" xmlns:wpi="http://schemas.microsoft.com/office/word/2010/wordprocessingInk" xmlns:wps="http://schemas.microsoft.com/office/word/2010/wordprocessingShape" mc:Ignorable="w14 wp14">
+  <w:p>
+    <w:pPr>
+      <w:pStyle w:val="Header"/>
+    </w:pPr>
+    <w:r>
+      <w:rPr>
+        <w:b/>
+        <w:color w:val="B00000"/>
+        <w:sz w:val="18"/>
+      </w:rPr>
+      <w:t>CONFIDENTIAL — PECOS COUNTY · CARAMBA NORTH</w:t>
+    </w:r>
+  </w:p>
+</w:hdr>
 </file>
 
 <file path=word/numbering.xml><?xml version="1.0" encoding="utf-8"?>

--- a/outputs/reports/Pecos-Shallow-Drilling-Caramba-Vibration.docx
+++ b/outputs/reports/Pecos-Shallow-Drilling-Caramba-Vibration.docx
@@ -12,10 +12,11 @@
     </w:p>
     <w:p>
       <w:pPr>
-        <w:spacing w:after="120"/>
+        <w:spacing w:after="120" w:line="288" w:lineRule="auto"/>
       </w:pPr>
       <w:r>
         <w:rPr>
+          <w:rFonts w:ascii="Calibri" w:hAnsi="Calibri"/>
           <w:b w:val="0"/>
           <w:sz w:val="18"/>
         </w:rPr>
@@ -32,10 +33,11 @@
     </w:p>
     <w:p>
       <w:pPr>
-        <w:spacing w:after="120"/>
+        <w:spacing w:after="120" w:line="288" w:lineRule="auto"/>
       </w:pPr>
       <w:r>
         <w:rPr>
+          <w:rFonts w:ascii="Calibri" w:hAnsi="Calibri"/>
           <w:b w:val="0"/>
           <w:sz w:val="22"/>
         </w:rPr>
@@ -43,6 +45,7 @@
       </w:r>
       <w:r>
         <w:rPr>
+          <w:rFonts w:ascii="Calibri" w:hAnsi="Calibri"/>
           <w:b/>
           <w:sz w:val="22"/>
         </w:rPr>
@@ -50,6 +53,7 @@
       </w:r>
       <w:r>
         <w:rPr>
+          <w:rFonts w:ascii="Calibri" w:hAnsi="Calibri"/>
           <w:b w:val="0"/>
           <w:sz w:val="22"/>
         </w:rPr>
@@ -58,10 +62,11 @@
     </w:p>
     <w:p>
       <w:pPr>
-        <w:spacing w:after="120"/>
+        <w:spacing w:after="120" w:line="288" w:lineRule="auto"/>
       </w:pPr>
       <w:r>
         <w:rPr>
+          <w:rFonts w:ascii="Calibri" w:hAnsi="Calibri"/>
           <w:b w:val="0"/>
           <w:sz w:val="22"/>
         </w:rPr>
@@ -69,6 +74,7 @@
       </w:r>
       <w:r>
         <w:rPr>
+          <w:rFonts w:ascii="Calibri" w:hAnsi="Calibri"/>
           <w:b/>
           <w:sz w:val="22"/>
         </w:rPr>
@@ -76,6 +82,7 @@
       </w:r>
       <w:r>
         <w:rPr>
+          <w:rFonts w:ascii="Calibri" w:hAnsi="Calibri"/>
           <w:b w:val="0"/>
           <w:sz w:val="22"/>
         </w:rPr>
@@ -83,6 +90,7 @@
       </w:r>
       <w:r>
         <w:rPr>
+          <w:rFonts w:ascii="Calibri" w:hAnsi="Calibri"/>
           <w:b/>
           <w:sz w:val="22"/>
         </w:rPr>
@@ -90,6 +98,7 @@
       </w:r>
       <w:r>
         <w:rPr>
+          <w:rFonts w:ascii="Calibri" w:hAnsi="Calibri"/>
           <w:b w:val="0"/>
           <w:sz w:val="22"/>
         </w:rPr>
@@ -160,11 +169,12 @@
     </w:p>
     <w:p>
       <w:pPr>
-        <w:spacing w:after="160"/>
+        <w:spacing w:after="120" w:line="288" w:lineRule="auto"/>
         <w:shd w:val="clear" w:color="auto" w:fill="EAF2FF"/>
       </w:pPr>
       <w:r>
         <w:rPr>
+          <w:rFonts w:ascii="Calibri" w:hAnsi="Calibri"/>
           <w:b/>
           <w:sz w:val="22"/>
         </w:rPr>
@@ -172,6 +182,7 @@
       </w:r>
       <w:r>
         <w:rPr>
+          <w:rFonts w:ascii="Calibri" w:hAnsi="Calibri"/>
           <w:b w:val="0"/>
           <w:sz w:val="22"/>
         </w:rPr>
@@ -179,6 +190,7 @@
       </w:r>
       <w:r>
         <w:rPr>
+          <w:rFonts w:ascii="Calibri" w:hAnsi="Calibri"/>
           <w:b/>
           <w:sz w:val="22"/>
         </w:rPr>
@@ -186,6 +198,7 @@
       </w:r>
       <w:r>
         <w:rPr>
+          <w:rFonts w:ascii="Calibri" w:hAnsi="Calibri"/>
           <w:b w:val="0"/>
           <w:sz w:val="22"/>
         </w:rPr>
@@ -193,6 +206,7 @@
       </w:r>
       <w:r>
         <w:rPr>
+          <w:rFonts w:ascii="Calibri" w:hAnsi="Calibri"/>
           <w:b/>
           <w:sz w:val="22"/>
         </w:rPr>
@@ -200,6 +214,7 @@
       </w:r>
       <w:r>
         <w:rPr>
+          <w:rFonts w:ascii="Calibri" w:hAnsi="Calibri"/>
           <w:b w:val="0"/>
           <w:sz w:val="22"/>
         </w:rPr>
@@ -207,6 +222,7 @@
       </w:r>
       <w:r>
         <w:rPr>
+          <w:rFonts w:ascii="Calibri" w:hAnsi="Calibri"/>
           <w:b/>
           <w:sz w:val="22"/>
         </w:rPr>
@@ -214,18 +230,42 @@
       </w:r>
       <w:r>
         <w:rPr>
+          <w:rFonts w:ascii="Calibri" w:hAnsi="Calibri"/>
           <w:b w:val="0"/>
           <w:sz w:val="22"/>
         </w:rPr>
-        <w:t xml:space="preserve"> across all of 2020–2025 (nearest ≈ 6.9 miles; all three are deep ≥9,200 ft, spud 2020 and 2025). The wells within two miles are all decades-old legacy completions (drilled 1950s–2002) — mostly plugged shallow verticals plus a handful of long-completed deep wells — none representing active drilling, hydraulic fracturing, or a vibration source.</w:t>
+        <w:t xml:space="preserve"> across all of 2020–2025 (nearest ≈ 6.9 miles; all three are deep ≥9,200 ft, spud 2020 and 2025).</w:t>
       </w:r>
     </w:p>
     <w:p>
       <w:pPr>
-        <w:spacing w:after="40"/>
+        <w:spacing w:after="160" w:line="288" w:lineRule="auto"/>
+        <w:shd w:val="clear" w:color="auto" w:fill="EAF2FF"/>
       </w:pPr>
       <w:r>
         <w:rPr>
+          <w:rFonts w:ascii="Calibri" w:hAnsi="Calibri"/>
+          <w:b w:val="0"/>
+          <w:sz w:val="22"/>
+        </w:rPr>
+        <w:t xml:space="preserve">The wells within two miles are all decades-old legacy completions (drilled 1950s–2002) — mostly plugged shallow verticals plus a handful of long-completed deep wells — </w:t>
+      </w:r>
+      <w:r>
+        <w:rPr>
+          <w:rFonts w:ascii="Calibri" w:hAnsi="Calibri"/>
+          <w:b/>
+          <w:sz w:val="22"/>
+        </w:rPr>
+        <w:t>none representing active drilling, hydraulic fracturing, or a vibration source.</w:t>
+      </w:r>
+    </w:p>
+    <w:p>
+      <w:pPr>
+        <w:spacing w:after="40" w:line="288" w:lineRule="auto"/>
+      </w:pPr>
+      <w:r>
+        <w:rPr>
+          <w:rFonts w:ascii="Calibri" w:hAnsi="Calibri"/>
           <w:b/>
           <w:sz w:val="22"/>
         </w:rPr>
@@ -235,11 +275,12 @@
     <w:p>
       <w:pPr>
         <w:pStyle w:val="ListBullet"/>
-        <w:spacing w:after="80"/>
+        <w:spacing w:after="80" w:line="288" w:lineRule="auto"/>
         <w:shd w:val="clear" w:color="auto" w:fill="F1F7F0"/>
       </w:pPr>
       <w:r>
         <w:rPr>
+          <w:rFonts w:ascii="Calibri" w:hAnsi="Calibri"/>
           <w:b/>
           <w:sz w:val="22"/>
         </w:rPr>
@@ -247,6 +288,7 @@
       </w:r>
       <w:r>
         <w:rPr>
+          <w:rFonts w:ascii="Calibri" w:hAnsi="Calibri"/>
           <w:b w:val="0"/>
           <w:sz w:val="22"/>
         </w:rPr>
@@ -256,11 +298,12 @@
     <w:p>
       <w:pPr>
         <w:pStyle w:val="ListBullet"/>
-        <w:spacing w:after="80"/>
+        <w:spacing w:after="80" w:line="288" w:lineRule="auto"/>
         <w:shd w:val="clear" w:color="auto" w:fill="F1F7F0"/>
       </w:pPr>
       <w:r>
         <w:rPr>
+          <w:rFonts w:ascii="Calibri" w:hAnsi="Calibri"/>
           <w:b/>
           <w:sz w:val="22"/>
         </w:rPr>
@@ -268,6 +311,7 @@
       </w:r>
       <w:r>
         <w:rPr>
+          <w:rFonts w:ascii="Calibri" w:hAnsi="Calibri"/>
           <w:b w:val="0"/>
           <w:sz w:val="22"/>
         </w:rPr>
@@ -292,10 +336,11 @@
     </w:p>
     <w:p>
       <w:pPr>
-        <w:spacing w:after="80"/>
+        <w:spacing w:after="80" w:line="288" w:lineRule="auto"/>
       </w:pPr>
       <w:r>
         <w:rPr>
+          <w:rFonts w:ascii="Calibri" w:hAnsi="Calibri"/>
           <w:b w:val="0"/>
           <w:sz w:val="22"/>
         </w:rPr>
@@ -697,10 +742,11 @@
     </w:tbl>
     <w:p>
       <w:pPr>
-        <w:spacing w:after="120"/>
+        <w:spacing w:after="120" w:line="288" w:lineRule="auto"/>
       </w:pPr>
       <w:r>
         <w:rPr>
+          <w:rFonts w:ascii="Calibri" w:hAnsi="Calibri"/>
           <w:b w:val="0"/>
           <w:sz w:val="22"/>
         </w:rPr>
@@ -717,10 +763,11 @@
     </w:p>
     <w:p>
       <w:pPr>
-        <w:spacing w:after="120"/>
+        <w:spacing w:after="120" w:line="288" w:lineRule="auto"/>
       </w:pPr>
       <w:r>
         <w:rPr>
+          <w:rFonts w:ascii="Calibri" w:hAnsi="Calibri"/>
           <w:b w:val="0"/>
           <w:sz w:val="22"/>
         </w:rPr>
@@ -728,6 +775,7 @@
       </w:r>
       <w:r>
         <w:rPr>
+          <w:rFonts w:ascii="Calibri" w:hAnsi="Calibri"/>
           <w:b/>
           <w:sz w:val="22"/>
         </w:rPr>
@@ -744,10 +792,11 @@
     </w:p>
     <w:p>
       <w:pPr>
-        <w:spacing w:after="120"/>
+        <w:spacing w:after="120" w:line="288" w:lineRule="auto"/>
       </w:pPr>
       <w:r>
         <w:rPr>
+          <w:rFonts w:ascii="Calibri" w:hAnsi="Calibri"/>
           <w:b w:val="0"/>
           <w:sz w:val="22"/>
         </w:rPr>
@@ -755,6 +804,7 @@
       </w:r>
       <w:r>
         <w:rPr>
+          <w:rFonts w:ascii="Calibri" w:hAnsi="Calibri"/>
           <w:b/>
           <w:sz w:val="22"/>
         </w:rPr>
@@ -771,10 +821,11 @@
     </w:p>
     <w:p>
       <w:pPr>
-        <w:spacing w:after="80"/>
+        <w:spacing w:after="80" w:line="288" w:lineRule="auto"/>
       </w:pPr>
       <w:r>
         <w:rPr>
+          <w:rFonts w:ascii="Calibri" w:hAnsi="Calibri"/>
           <w:b w:val="0"/>
           <w:sz w:val="22"/>
         </w:rPr>
@@ -936,10 +987,11 @@
     </w:tbl>
     <w:p>
       <w:pPr>
-        <w:spacing w:after="120"/>
+        <w:spacing w:after="120" w:line="288" w:lineRule="auto"/>
       </w:pPr>
       <w:r>
         <w:rPr>
+          <w:rFonts w:ascii="Calibri" w:hAnsi="Calibri"/>
           <w:b w:val="0"/>
           <w:sz w:val="22"/>
         </w:rPr>
@@ -947,6 +999,7 @@
       </w:r>
       <w:r>
         <w:rPr>
+          <w:rFonts w:ascii="Calibri" w:hAnsi="Calibri"/>
           <w:b/>
           <w:sz w:val="22"/>
         </w:rPr>
@@ -954,6 +1007,7 @@
       </w:r>
       <w:r>
         <w:rPr>
+          <w:rFonts w:ascii="Calibri" w:hAnsi="Calibri"/>
           <w:b w:val="0"/>
           <w:sz w:val="22"/>
         </w:rPr>
@@ -970,14 +1024,29 @@
     </w:p>
     <w:p>
       <w:pPr>
-        <w:spacing w:after="120"/>
+        <w:spacing w:after="120" w:line="288" w:lineRule="auto"/>
       </w:pPr>
       <w:r>
         <w:rPr>
+          <w:rFonts w:ascii="Calibri" w:hAnsi="Calibri"/>
           <w:b w:val="0"/>
           <w:sz w:val="22"/>
         </w:rPr>
-        <w:t>The nearest non-plugged shallow wells were spudded in 1970 (1.28 mi) and 1988 (1.97 mi) — decades-old completions, not active drilling. A ground-vibration source is an operating drill rig or a hydraulic-fracturing operation; a plugged or long-completed wellbore is not. No active drilling is occurring adjacent to the tract.</w:t>
+        <w:t>The nearest non-plugged shallow wells were spudded in 1970 (1.28 mi) and 1988 (1.97 mi) — decades-old completions, not active drilling. A ground-vibration source is an operating drill rig or a hydraulic-fracturing operation; a plugged or long-completed wellbore is not.</w:t>
+      </w:r>
+    </w:p>
+    <w:p>
+      <w:pPr>
+        <w:spacing w:after="120" w:line="288" w:lineRule="auto"/>
+        <w:shd w:val="clear" w:color="auto" w:fill="E2EFDA"/>
+      </w:pPr>
+      <w:r>
+        <w:rPr>
+          <w:rFonts w:ascii="Calibri" w:hAnsi="Calibri"/>
+          <w:b/>
+          <w:sz w:val="22"/>
+        </w:rPr>
+        <w:t>No active drilling is occurring adjacent to the tract.</w:t>
       </w:r>
     </w:p>
     <w:p>
@@ -990,10 +1059,11 @@
     </w:p>
     <w:p>
       <w:pPr>
-        <w:spacing w:after="120"/>
+        <w:spacing w:after="120" w:line="288" w:lineRule="auto"/>
       </w:pPr>
       <w:r>
         <w:rPr>
+          <w:rFonts w:ascii="Calibri" w:hAnsi="Calibri"/>
           <w:b w:val="0"/>
           <w:sz w:val="22"/>
         </w:rPr>
@@ -1001,6 +1071,7 @@
       </w:r>
       <w:r>
         <w:rPr>
+          <w:rFonts w:ascii="Calibri" w:hAnsi="Calibri"/>
           <w:b/>
           <w:sz w:val="22"/>
         </w:rPr>
@@ -1008,6 +1079,7 @@
       </w:r>
       <w:r>
         <w:rPr>
+          <w:rFonts w:ascii="Calibri" w:hAnsi="Calibri"/>
           <w:b w:val="0"/>
           <w:sz w:val="22"/>
         </w:rPr>
@@ -1015,6 +1087,7 @@
       </w:r>
       <w:r>
         <w:rPr>
+          <w:rFonts w:ascii="Calibri" w:hAnsi="Calibri"/>
           <w:b/>
           <w:sz w:val="22"/>
         </w:rPr>
@@ -1022,6 +1095,7 @@
       </w:r>
       <w:r>
         <w:rPr>
+          <w:rFonts w:ascii="Calibri" w:hAnsi="Calibri"/>
           <w:b w:val="0"/>
           <w:sz w:val="22"/>
         </w:rPr>
@@ -1029,6 +1103,7 @@
       </w:r>
       <w:r>
         <w:rPr>
+          <w:rFonts w:ascii="Calibri" w:hAnsi="Calibri"/>
           <w:b/>
           <w:sz w:val="22"/>
         </w:rPr>
@@ -1036,6 +1111,7 @@
       </w:r>
       <w:r>
         <w:rPr>
+          <w:rFonts w:ascii="Calibri" w:hAnsi="Calibri"/>
           <w:b w:val="0"/>
           <w:sz w:val="22"/>
         </w:rPr>
@@ -1043,6 +1119,7 @@
       </w:r>
       <w:r>
         <w:rPr>
+          <w:rFonts w:ascii="Calibri" w:hAnsi="Calibri"/>
           <w:b/>
           <w:sz w:val="22"/>
         </w:rPr>
@@ -1050,6 +1127,7 @@
       </w:r>
       <w:r>
         <w:rPr>
+          <w:rFonts w:ascii="Calibri" w:hAnsi="Calibri"/>
           <w:b w:val="0"/>
           <w:sz w:val="22"/>
         </w:rPr>
@@ -1066,10 +1144,11 @@
     </w:p>
     <w:p>
       <w:pPr>
-        <w:spacing w:after="80"/>
+        <w:spacing w:after="80" w:line="288" w:lineRule="auto"/>
       </w:pPr>
       <w:r>
         <w:rPr>
+          <w:rFonts w:ascii="Calibri" w:hAnsi="Calibri"/>
           <w:b w:val="0"/>
           <w:sz w:val="22"/>
         </w:rPr>
@@ -1240,10 +1319,11 @@
     </w:tbl>
     <w:p>
       <w:pPr>
-        <w:spacing w:after="120"/>
+        <w:spacing w:after="120" w:line="288" w:lineRule="auto"/>
       </w:pPr>
       <w:r>
         <w:rPr>
+          <w:rFonts w:ascii="Calibri" w:hAnsi="Calibri"/>
           <w:b w:val="0"/>
           <w:sz w:val="22"/>
         </w:rPr>
@@ -1252,14 +1332,65 @@
     </w:p>
     <w:p>
       <w:pPr>
-        <w:spacing w:after="120"/>
+        <w:spacing w:after="120" w:line="288" w:lineRule="auto"/>
       </w:pPr>
       <w:r>
         <w:rPr>
+          <w:rFonts w:ascii="Calibri" w:hAnsi="Calibri"/>
           <w:b w:val="0"/>
           <w:sz w:val="22"/>
         </w:rPr>
-        <w:t>The significance for ground vibration: a recompletion is a workover on an existing bore — no rig drilling a new hole, no new hydraulic-fracturing program of the kind associated with vibration. The large “shallow” footprint in Pecos is this rework activity, not drilling. Genuine new drilling — overwhelmingly the deep modern-Permian program (predominantly horizontal in this region, though hydraulic-fracturing completions are not limited to horizontal wellbores) — is the minority share, and — per Findings 1–6 — essentially none of it is near the Caramba North tract. Whether the question is framed as shallow drilling, fracking, or new drilling of any kind, the record points the same way: it is not happening at or near this site.</w:t>
+        <w:t xml:space="preserve">The significance for ground vibration: a recompletion is a workover on an </w:t>
+      </w:r>
+      <w:r>
+        <w:rPr>
+          <w:rFonts w:ascii="Calibri" w:hAnsi="Calibri"/>
+          <w:b/>
+          <w:sz w:val="22"/>
+        </w:rPr>
+        <w:t>existing</w:t>
+      </w:r>
+      <w:r>
+        <w:rPr>
+          <w:rFonts w:ascii="Calibri" w:hAnsi="Calibri"/>
+          <w:b w:val="0"/>
+          <w:sz w:val="22"/>
+        </w:rPr>
+        <w:t xml:space="preserve"> bore — no rig drilling a new hole, no new hydraulic-fracturing program of the kind associated with vibration. The large “shallow” footprint in Pecos is this rework activity, not drilling.</w:t>
+      </w:r>
+    </w:p>
+    <w:p>
+      <w:pPr>
+        <w:spacing w:after="120" w:line="288" w:lineRule="auto"/>
+      </w:pPr>
+      <w:r>
+        <w:rPr>
+          <w:rFonts w:ascii="Calibri" w:hAnsi="Calibri"/>
+          <w:b w:val="0"/>
+          <w:sz w:val="22"/>
+        </w:rPr>
+        <w:t>Genuine new drilling — overwhelmingly the deep modern-Permian program (predominantly horizontal in this region, though hydraulic-fracturing completions are not limited to horizontal wellbores) — is the minority share, and — per Findings 1–6 — essentially none of it is near the Caramba North tract.</w:t>
+      </w:r>
+    </w:p>
+    <w:p>
+      <w:pPr>
+        <w:spacing w:after="120" w:line="288" w:lineRule="auto"/>
+      </w:pPr>
+      <w:r>
+        <w:rPr>
+          <w:rFonts w:ascii="Calibri" w:hAnsi="Calibri"/>
+          <w:b w:val="0"/>
+          <w:sz w:val="22"/>
+        </w:rPr>
+        <w:t xml:space="preserve">Whether the question is framed as shallow drilling, fracking, or new drilling of any kind, the record points the same way: </w:t>
+      </w:r>
+      <w:r>
+        <w:rPr>
+          <w:rFonts w:ascii="Calibri" w:hAnsi="Calibri"/>
+          <w:b/>
+          <w:sz w:val="22"/>
+        </w:rPr>
+        <w:t>it is not happening at or near this site.</w:t>
       </w:r>
     </w:p>
     <w:p>
@@ -1272,10 +1403,11 @@
     </w:p>
     <w:p>
       <w:pPr>
-        <w:spacing w:after="80"/>
+        <w:spacing w:after="80" w:line="288" w:lineRule="auto"/>
       </w:pPr>
       <w:r>
         <w:rPr>
+          <w:rFonts w:ascii="Calibri" w:hAnsi="Calibri"/>
           <w:b w:val="0"/>
           <w:sz w:val="22"/>
         </w:rPr>
@@ -1734,10 +1866,11 @@
     </w:tbl>
     <w:p>
       <w:pPr>
-        <w:spacing w:after="120"/>
+        <w:spacing w:after="120" w:line="288" w:lineRule="auto"/>
       </w:pPr>
       <w:r>
         <w:rPr>
+          <w:rFonts w:ascii="Calibri" w:hAnsi="Calibri"/>
           <w:b w:val="0"/>
           <w:sz w:val="22"/>
         </w:rPr>
@@ -1746,10 +1879,11 @@
     </w:p>
     <w:p>
       <w:pPr>
-        <w:spacing w:after="120"/>
+        <w:spacing w:after="120" w:line="288" w:lineRule="auto"/>
       </w:pPr>
       <w:r>
         <w:rPr>
+          <w:rFonts w:ascii="Calibri" w:hAnsi="Calibri"/>
           <w:b w:val="0"/>
           <w:i/>
           <w:sz w:val="22"/>
@@ -1767,10 +1901,11 @@
     </w:p>
     <w:p>
       <w:pPr>
-        <w:spacing w:after="120"/>
+        <w:spacing w:after="120" w:line="288" w:lineRule="auto"/>
       </w:pPr>
       <w:r>
         <w:rPr>
+          <w:rFonts w:ascii="Calibri" w:hAnsi="Calibri"/>
           <w:b w:val="0"/>
           <w:sz w:val="22"/>
         </w:rPr>
@@ -1778,6 +1913,7 @@
       </w:r>
       <w:r>
         <w:rPr>
+          <w:rFonts w:ascii="Calibri" w:hAnsi="Calibri"/>
           <w:b/>
           <w:sz w:val="22"/>
         </w:rPr>
@@ -1785,6 +1921,7 @@
       </w:r>
       <w:r>
         <w:rPr>
+          <w:rFonts w:ascii="Calibri" w:hAnsi="Calibri"/>
           <w:b w:val="0"/>
           <w:sz w:val="22"/>
         </w:rPr>
@@ -1792,6 +1929,7 @@
       </w:r>
       <w:r>
         <w:rPr>
+          <w:rFonts w:ascii="Calibri" w:hAnsi="Calibri"/>
           <w:b/>
           <w:sz w:val="22"/>
         </w:rPr>
@@ -1799,6 +1937,7 @@
       </w:r>
       <w:r>
         <w:rPr>
+          <w:rFonts w:ascii="Calibri" w:hAnsi="Calibri"/>
           <w:b w:val="0"/>
           <w:sz w:val="22"/>
         </w:rPr>
@@ -1806,6 +1945,7 @@
       </w:r>
       <w:r>
         <w:rPr>
+          <w:rFonts w:ascii="Calibri" w:hAnsi="Calibri"/>
           <w:b/>
           <w:sz w:val="22"/>
         </w:rPr>
@@ -1813,6 +1953,7 @@
       </w:r>
       <w:r>
         <w:rPr>
+          <w:rFonts w:ascii="Calibri" w:hAnsi="Calibri"/>
           <w:b w:val="0"/>
           <w:sz w:val="22"/>
         </w:rPr>
@@ -1821,11 +1962,12 @@
     </w:p>
     <w:p>
       <w:pPr>
-        <w:spacing w:after="120"/>
-        <w:shd w:val="clear" w:color="auto" w:fill="EAF2FF"/>
+        <w:spacing w:after="80" w:line="288" w:lineRule="auto"/>
+        <w:shd w:val="clear" w:color="auto" w:fill="DEEAF6"/>
       </w:pPr>
       <w:r>
         <w:rPr>
+          <w:rFonts w:ascii="Calibri" w:hAnsi="Calibri"/>
           <w:b w:val="0"/>
           <w:sz w:val="22"/>
         </w:rPr>
@@ -1833,6 +1975,7 @@
       </w:r>
       <w:r>
         <w:rPr>
+          <w:rFonts w:ascii="Calibri" w:hAnsi="Calibri"/>
           <w:b/>
           <w:sz w:val="22"/>
         </w:rPr>
@@ -1840,18 +1983,222 @@
       </w:r>
       <w:r>
         <w:rPr>
+          <w:rFonts w:ascii="Calibri" w:hAnsi="Calibri"/>
           <w:b w:val="0"/>
           <w:sz w:val="22"/>
         </w:rPr>
-        <w:t>. The 50 still producing above that threshold are not active drilling activity: they are decades-old completions, in four groups — about 15 legacy deep-gas wells (mostly 1965–1978 spud, ≈17,000–22,800 ft); a cluster of ~31 low-rate vertical conventional oil wells at ≈3,150–3,440 ft depth (spud 1986–2012, mostly 2007–2012; all on a unitized lease producing roughly 37.5 bbl/day per well — a stripper-grade pumping operation); 3 truly shallow (&lt;3,000 ft) oil wells at 2,824–2,945 ft (spud 2004–2011, also at stripper rates just above the threshold); and the single 2020 deep-horizontal new-drill noted in Finding 4 (9,237 ft, 9.37 mi out). Within five miles, 52 of 86 non-plugged wells are marginal or end-of-life and the 34 still producing are 3 of the legacy deep-gas wells plus 31 of the shallow vertical oil cluster — none from the modern Permian horizontal program. Within two miles, 3 of 5 non-plugged wells are marginal or end-of-life and the 2 still producing are the 1.13-mi 1975/≈22,100-ft legacy gas well (125.7 Mcf/d) and a 1.97-mi 2008/≈3,275-ft vertical oil well (37.5 bbl/d). A pumping wellhead or low-rate gas well on a decades-old completion is not a drill rig or a hydraulic-fracturing spread; together with the plugged legacy wells discussed above, there is no active drilling or hydraulic-fracturing operation at or near the site.</w:t>
+        <w:t>. The 50 still producing above that threshold are not active drilling activity: they are decades-old completions, in four groups —</w:t>
       </w:r>
     </w:p>
     <w:p>
       <w:pPr>
-        <w:spacing w:after="120"/>
+        <w:pStyle w:val="ListBullet"/>
+        <w:spacing w:after="80" w:line="288" w:lineRule="auto"/>
       </w:pPr>
       <w:r>
         <w:rPr>
+          <w:rFonts w:ascii="Calibri" w:hAnsi="Calibri"/>
+          <w:b w:val="0"/>
+          <w:sz w:val="22"/>
+        </w:rPr>
+        <w:t xml:space="preserve">about 15 </w:t>
+      </w:r>
+      <w:r>
+        <w:rPr>
+          <w:rFonts w:ascii="Calibri" w:hAnsi="Calibri"/>
+          <w:b/>
+          <w:sz w:val="22"/>
+        </w:rPr>
+        <w:t>legacy deep-gas wells</w:t>
+      </w:r>
+      <w:r>
+        <w:rPr>
+          <w:rFonts w:ascii="Calibri" w:hAnsi="Calibri"/>
+          <w:b w:val="0"/>
+          <w:sz w:val="22"/>
+        </w:rPr>
+        <w:t xml:space="preserve"> (mostly 1965–1978 spud, ≈17,000–22,800 ft);</w:t>
+      </w:r>
+    </w:p>
+    <w:p>
+      <w:pPr>
+        <w:pStyle w:val="ListBullet"/>
+        <w:spacing w:after="80" w:line="288" w:lineRule="auto"/>
+      </w:pPr>
+      <w:r>
+        <w:rPr>
+          <w:rFonts w:ascii="Calibri" w:hAnsi="Calibri"/>
+          <w:b w:val="0"/>
+          <w:sz w:val="22"/>
+        </w:rPr>
+        <w:t xml:space="preserve">a cluster of ~31 </w:t>
+      </w:r>
+      <w:r>
+        <w:rPr>
+          <w:rFonts w:ascii="Calibri" w:hAnsi="Calibri"/>
+          <w:b/>
+          <w:sz w:val="22"/>
+        </w:rPr>
+        <w:t>low-rate vertical conventional oil wells</w:t>
+      </w:r>
+      <w:r>
+        <w:rPr>
+          <w:rFonts w:ascii="Calibri" w:hAnsi="Calibri"/>
+          <w:b w:val="0"/>
+          <w:sz w:val="22"/>
+        </w:rPr>
+        <w:t xml:space="preserve"> at ≈3,150–3,440 ft depth (spud 1986–2012, mostly 2007–2012; all on a unitized lease producing roughly 37.5 bbl/day per well — a stripper-grade pumping operation);</w:t>
+      </w:r>
+    </w:p>
+    <w:p>
+      <w:pPr>
+        <w:pStyle w:val="ListBullet"/>
+        <w:spacing w:after="80" w:line="288" w:lineRule="auto"/>
+      </w:pPr>
+      <w:r>
+        <w:rPr>
+          <w:rFonts w:ascii="Calibri" w:hAnsi="Calibri"/>
+          <w:b w:val="0"/>
+          <w:sz w:val="22"/>
+        </w:rPr>
+        <w:t xml:space="preserve">3 </w:t>
+      </w:r>
+      <w:r>
+        <w:rPr>
+          <w:rFonts w:ascii="Calibri" w:hAnsi="Calibri"/>
+          <w:b/>
+          <w:sz w:val="22"/>
+        </w:rPr>
+        <w:t>truly shallow (&lt;3,000 ft) oil wells</w:t>
+      </w:r>
+      <w:r>
+        <w:rPr>
+          <w:rFonts w:ascii="Calibri" w:hAnsi="Calibri"/>
+          <w:b w:val="0"/>
+          <w:sz w:val="22"/>
+        </w:rPr>
+        <w:t xml:space="preserve"> at 2,824–2,945 ft (spud 2004–2011, also at stripper rates just above the threshold); and</w:t>
+      </w:r>
+    </w:p>
+    <w:p>
+      <w:pPr>
+        <w:pStyle w:val="ListBullet"/>
+        <w:spacing w:after="160" w:line="288" w:lineRule="auto"/>
+      </w:pPr>
+      <w:r>
+        <w:rPr>
+          <w:rFonts w:ascii="Calibri" w:hAnsi="Calibri"/>
+          <w:b w:val="0"/>
+          <w:sz w:val="22"/>
+        </w:rPr>
+        <w:t xml:space="preserve">the single </w:t>
+      </w:r>
+      <w:r>
+        <w:rPr>
+          <w:rFonts w:ascii="Calibri" w:hAnsi="Calibri"/>
+          <w:b/>
+          <w:sz w:val="22"/>
+        </w:rPr>
+        <w:t>2020 deep-horizontal new-drill</w:t>
+      </w:r>
+      <w:r>
+        <w:rPr>
+          <w:rFonts w:ascii="Calibri" w:hAnsi="Calibri"/>
+          <w:b w:val="0"/>
+          <w:sz w:val="22"/>
+        </w:rPr>
+        <w:t xml:space="preserve"> noted in Finding 4 (9,237 ft, 9.37 mi out).</w:t>
+      </w:r>
+    </w:p>
+    <w:p>
+      <w:pPr>
+        <w:spacing w:after="120" w:line="288" w:lineRule="auto"/>
+        <w:shd w:val="clear" w:color="auto" w:fill="DEEAF6"/>
+      </w:pPr>
+      <w:r>
+        <w:rPr>
+          <w:rFonts w:ascii="Calibri" w:hAnsi="Calibri"/>
+          <w:b w:val="0"/>
+          <w:sz w:val="22"/>
+        </w:rPr>
+        <w:t xml:space="preserve">Within five miles, </w:t>
+      </w:r>
+      <w:r>
+        <w:rPr>
+          <w:rFonts w:ascii="Calibri" w:hAnsi="Calibri"/>
+          <w:b/>
+          <w:sz w:val="22"/>
+        </w:rPr>
+        <w:t>52 of 86 non-plugged wells are marginal or end-of-life</w:t>
+      </w:r>
+      <w:r>
+        <w:rPr>
+          <w:rFonts w:ascii="Calibri" w:hAnsi="Calibri"/>
+          <w:b w:val="0"/>
+          <w:sz w:val="22"/>
+        </w:rPr>
+        <w:t xml:space="preserve"> and the 34 still producing are 3 of the legacy deep-gas wells plus 31 of the shallow vertical oil cluster — none from the modern Permian horizontal program.</w:t>
+      </w:r>
+    </w:p>
+    <w:p>
+      <w:pPr>
+        <w:spacing w:after="120" w:line="288" w:lineRule="auto"/>
+        <w:shd w:val="clear" w:color="auto" w:fill="DEEAF6"/>
+      </w:pPr>
+      <w:r>
+        <w:rPr>
+          <w:rFonts w:ascii="Calibri" w:hAnsi="Calibri"/>
+          <w:b w:val="0"/>
+          <w:sz w:val="22"/>
+        </w:rPr>
+        <w:t xml:space="preserve">Within two miles, </w:t>
+      </w:r>
+      <w:r>
+        <w:rPr>
+          <w:rFonts w:ascii="Calibri" w:hAnsi="Calibri"/>
+          <w:b/>
+          <w:sz w:val="22"/>
+        </w:rPr>
+        <w:t>3 of 5 non-plugged wells are marginal or end-of-life</w:t>
+      </w:r>
+      <w:r>
+        <w:rPr>
+          <w:rFonts w:ascii="Calibri" w:hAnsi="Calibri"/>
+          <w:b w:val="0"/>
+          <w:sz w:val="22"/>
+        </w:rPr>
+        <w:t xml:space="preserve"> and the 2 still producing are the 1.13-mi 1975/≈22,100-ft legacy gas well (125.7 Mcf/d) and a 1.97-mi 2008/≈3,275-ft vertical oil well (37.5 bbl/d).</w:t>
+      </w:r>
+    </w:p>
+    <w:p>
+      <w:pPr>
+        <w:spacing w:after="160" w:line="288" w:lineRule="auto"/>
+        <w:shd w:val="clear" w:color="auto" w:fill="DEEAF6"/>
+      </w:pPr>
+      <w:r>
+        <w:rPr>
+          <w:rFonts w:ascii="Calibri" w:hAnsi="Calibri"/>
+          <w:b w:val="0"/>
+          <w:sz w:val="22"/>
+        </w:rPr>
+        <w:t xml:space="preserve">A pumping wellhead or low-rate gas well on a decades-old completion is not a drill rig or a hydraulic-fracturing spread; together with the plugged legacy wells discussed above, </w:t>
+      </w:r>
+      <w:r>
+        <w:rPr>
+          <w:rFonts w:ascii="Calibri" w:hAnsi="Calibri"/>
+          <w:b/>
+          <w:sz w:val="22"/>
+        </w:rPr>
+        <w:t>there is no active drilling or hydraulic-fracturing operation at or near the site.</w:t>
+      </w:r>
+    </w:p>
+    <w:p>
+      <w:pPr>
+        <w:spacing w:after="120" w:line="288" w:lineRule="auto"/>
+      </w:pPr>
+      <w:r>
+        <w:rPr>
+          <w:rFonts w:ascii="Calibri" w:hAnsi="Calibri"/>
           <w:b w:val="0"/>
           <w:i/>
           <w:sz w:val="22"/>
@@ -2251,8 +2598,11 @@
     <w:name w:val="Normal"/>
     <w:qFormat/>
     <w:rsid w:val="00FC693F"/>
+    <w:pPr>
+      <w:spacing w:line="288" w:lineRule="auto"/>
+    </w:pPr>
     <w:rPr>
-      <w:rFonts w:ascii="Georgia" w:hAnsi="Georgia"/>
+      <w:rFonts w:ascii="Calibri" w:hAnsi="Calibri"/>
       <w:sz w:val="22"/>
     </w:rPr>
   </w:style>
@@ -2315,7 +2665,7 @@
       <w:outlineLvl w:val="0"/>
     </w:pPr>
     <w:rPr>
-      <w:rFonts w:asciiTheme="majorHAnsi" w:eastAsiaTheme="majorEastAsia" w:hAnsiTheme="majorHAnsi" w:cstheme="majorBidi"/>
+      <w:rFonts w:asciiTheme="majorHAnsi" w:eastAsiaTheme="majorEastAsia" w:hAnsiTheme="majorHAnsi" w:cstheme="majorBidi" w:ascii="Calibri" w:hAnsi="Calibri"/>
       <w:b/>
       <w:bCs/>
       <w:color w:val="365F91" w:themeColor="accent1" w:themeShade="BF"/>
@@ -2339,7 +2689,7 @@
       <w:outlineLvl w:val="1"/>
     </w:pPr>
     <w:rPr>
-      <w:rFonts w:asciiTheme="majorHAnsi" w:eastAsiaTheme="majorEastAsia" w:hAnsiTheme="majorHAnsi" w:cstheme="majorBidi"/>
+      <w:rFonts w:asciiTheme="majorHAnsi" w:eastAsiaTheme="majorEastAsia" w:hAnsiTheme="majorHAnsi" w:cstheme="majorBidi" w:ascii="Calibri" w:hAnsi="Calibri"/>
       <w:b/>
       <w:bCs/>
       <w:color w:val="4F81BD" w:themeColor="accent1"/>
@@ -2604,7 +2954,7 @@
       <w:contextualSpacing/>
     </w:pPr>
     <w:rPr>
-      <w:rFonts w:asciiTheme="majorHAnsi" w:eastAsiaTheme="majorEastAsia" w:hAnsiTheme="majorHAnsi" w:cstheme="majorBidi"/>
+      <w:rFonts w:asciiTheme="majorHAnsi" w:eastAsiaTheme="majorEastAsia" w:hAnsiTheme="majorHAnsi" w:cstheme="majorBidi" w:ascii="Calibri" w:hAnsi="Calibri"/>
       <w:color w:val="17365D" w:themeColor="text2" w:themeShade="BF"/>
       <w:spacing w:val="5"/>
       <w:kern w:val="28"/>
@@ -2784,6 +3134,9 @@
       </w:numPr>
       <w:contextualSpacing/>
     </w:pPr>
+    <w:rPr>
+      <w:rFonts w:ascii="Calibri" w:hAnsi="Calibri"/>
+    </w:rPr>
   </w:style>
   <w:style w:type="paragraph" w:styleId="ListBullet2">
     <w:name w:val="List Bullet 2"/>

--- a/outputs/reports/Pecos-Shallow-Drilling-Caramba-Vibration.docx
+++ b/outputs/reports/Pecos-Shallow-Drilling-Caramba-Vibration.docx
@@ -758,7 +758,403 @@
         <w:pStyle w:val="Heading2"/>
       </w:pPr>
       <w:r>
-        <w:t>2. Within 1 mile — no shallow wells</w:t>
+        <w:t>2. Drilling activity in Pecos is mostly recompletions of existing wells — not new drilling</w:t>
+      </w:r>
+    </w:p>
+    <w:p>
+      <w:pPr>
+        <w:spacing w:after="80" w:line="288" w:lineRule="auto"/>
+      </w:pPr>
+      <w:r>
+        <w:rPr>
+          <w:rFonts w:ascii="Calibri" w:hAnsi="Calibri"/>
+          <w:b w:val="0"/>
+          <w:sz w:val="22"/>
+        </w:rPr>
+        <w:t>This is the crux of the data, and it is starker in the wellbore record than in the permit record. Two ways of counting Pecos activity since 2020:</w:t>
+      </w:r>
+    </w:p>
+    <w:tbl>
+      <w:tblPr>
+        <w:tblStyle w:val="TableGrid"/>
+        <w:tblW w:type="auto" w:w="0"/>
+        <w:tblLook w:firstColumn="1" w:firstRow="1" w:lastColumn="0" w:lastRow="0" w:noHBand="0" w:noVBand="1" w:val="04A0"/>
+      </w:tblPr>
+      <w:tblGrid>
+        <w:gridCol w:w="2160"/>
+        <w:gridCol w:w="2160"/>
+        <w:gridCol w:w="2160"/>
+        <w:gridCol w:w="2160"/>
+      </w:tblGrid>
+      <w:tr>
+        <w:tc>
+          <w:tcPr>
+            <w:tcW w:type="dxa" w:w="2160"/>
+            <w:shd w:val="clear" w:color="auto" w:fill="DBE8FD"/>
+          </w:tcPr>
+          <w:p>
+            <w:r/>
+            <w:r>
+              <w:rPr>
+                <w:b/>
+                <w:color w:val="1F3A63"/>
+                <w:sz w:val="20"/>
+              </w:rPr>
+              <w:t>Basis of count</w:t>
+            </w:r>
+          </w:p>
+        </w:tc>
+        <w:tc>
+          <w:tcPr>
+            <w:tcW w:type="dxa" w:w="2160"/>
+            <w:shd w:val="clear" w:color="auto" w:fill="DBE8FD"/>
+          </w:tcPr>
+          <w:p>
+            <w:r/>
+            <w:r>
+              <w:rPr>
+                <w:b/>
+                <w:color w:val="1F3A63"/>
+                <w:sz w:val="20"/>
+              </w:rPr>
+              <w:t>Total</w:t>
+            </w:r>
+          </w:p>
+        </w:tc>
+        <w:tc>
+          <w:tcPr>
+            <w:tcW w:type="dxa" w:w="2160"/>
+            <w:shd w:val="clear" w:color="auto" w:fill="DBE8FD"/>
+          </w:tcPr>
+          <w:p>
+            <w:r/>
+            <w:r>
+              <w:rPr>
+                <w:b/>
+                <w:color w:val="1F3A63"/>
+                <w:sz w:val="20"/>
+              </w:rPr>
+              <w:t>Genuine new drilling</w:t>
+            </w:r>
+          </w:p>
+        </w:tc>
+        <w:tc>
+          <w:tcPr>
+            <w:tcW w:type="dxa" w:w="2160"/>
+            <w:shd w:val="clear" w:color="auto" w:fill="DBE8FD"/>
+          </w:tcPr>
+          <w:p>
+            <w:r/>
+            <w:r>
+              <w:rPr>
+                <w:b/>
+                <w:color w:val="1F3A63"/>
+                <w:sz w:val="20"/>
+              </w:rPr>
+              <w:t>Recompletion / workover</w:t>
+            </w:r>
+          </w:p>
+        </w:tc>
+      </w:tr>
+      <w:tr>
+        <w:tc>
+          <w:tcPr>
+            <w:tcW w:type="dxa" w:w="2160"/>
+          </w:tcPr>
+          <w:p>
+            <w:r/>
+            <w:r>
+              <w:rPr>
+                <w:b w:val="0"/>
+                <w:sz w:val="20"/>
+              </w:rPr>
+              <w:t>W-1 permits filed (intent)</w:t>
+            </w:r>
+          </w:p>
+        </w:tc>
+        <w:tc>
+          <w:tcPr>
+            <w:tcW w:type="dxa" w:w="2160"/>
+          </w:tcPr>
+          <w:p>
+            <w:r/>
+            <w:r>
+              <w:rPr>
+                <w:b w:val="0"/>
+                <w:sz w:val="20"/>
+              </w:rPr>
+              <w:t>883</w:t>
+            </w:r>
+          </w:p>
+        </w:tc>
+        <w:tc>
+          <w:tcPr>
+            <w:tcW w:type="dxa" w:w="2160"/>
+          </w:tcPr>
+          <w:p>
+            <w:r/>
+            <w:r>
+              <w:rPr>
+                <w:b w:val="0"/>
+                <w:sz w:val="20"/>
+              </w:rPr>
+              <w:t>478  (54%)</w:t>
+            </w:r>
+          </w:p>
+        </w:tc>
+        <w:tc>
+          <w:tcPr>
+            <w:tcW w:type="dxa" w:w="2160"/>
+          </w:tcPr>
+          <w:p>
+            <w:r/>
+            <w:r>
+              <w:rPr>
+                <w:b w:val="0"/>
+                <w:sz w:val="20"/>
+              </w:rPr>
+              <w:t>405  (46%)</w:t>
+            </w:r>
+          </w:p>
+        </w:tc>
+      </w:tr>
+      <w:tr>
+        <w:tc>
+          <w:tcPr>
+            <w:tcW w:type="dxa" w:w="2160"/>
+            <w:shd w:val="clear" w:color="auto" w:fill="EAF5EA"/>
+          </w:tcPr>
+          <w:p>
+            <w:r/>
+            <w:r>
+              <w:rPr>
+                <w:b/>
+                <w:sz w:val="20"/>
+              </w:rPr>
+              <w:t>Wellbore records updated (actual activity)</w:t>
+            </w:r>
+          </w:p>
+        </w:tc>
+        <w:tc>
+          <w:tcPr>
+            <w:tcW w:type="dxa" w:w="2160"/>
+            <w:shd w:val="clear" w:color="auto" w:fill="EAF5EA"/>
+          </w:tcPr>
+          <w:p>
+            <w:r/>
+            <w:r>
+              <w:rPr>
+                <w:b/>
+                <w:sz w:val="20"/>
+              </w:rPr>
+              <w:t>1,118</w:t>
+            </w:r>
+          </w:p>
+        </w:tc>
+        <w:tc>
+          <w:tcPr>
+            <w:tcW w:type="dxa" w:w="2160"/>
+            <w:shd w:val="clear" w:color="auto" w:fill="EAF5EA"/>
+          </w:tcPr>
+          <w:p>
+            <w:r/>
+            <w:r>
+              <w:rPr>
+                <w:b/>
+                <w:sz w:val="20"/>
+              </w:rPr>
+              <w:t>117  (≈10%)</w:t>
+            </w:r>
+          </w:p>
+        </w:tc>
+        <w:tc>
+          <w:tcPr>
+            <w:tcW w:type="dxa" w:w="2160"/>
+            <w:shd w:val="clear" w:color="auto" w:fill="EAF5EA"/>
+          </w:tcPr>
+          <w:p>
+            <w:r/>
+            <w:r>
+              <w:rPr>
+                <w:b/>
+                <w:sz w:val="20"/>
+              </w:rPr>
+              <w:t>1,001  (≈90%)</w:t>
+            </w:r>
+          </w:p>
+        </w:tc>
+      </w:tr>
+    </w:tbl>
+    <w:p>
+      <w:pPr>
+        <w:spacing w:after="120" w:line="288" w:lineRule="auto"/>
+      </w:pPr>
+      <w:r>
+        <w:rPr>
+          <w:rFonts w:ascii="Calibri" w:hAnsi="Calibri"/>
+          <w:b w:val="0"/>
+          <w:sz w:val="22"/>
+        </w:rPr>
+        <w:t xml:space="preserve">The permit ratio is what a buyer's technical team will see in any RRC W-1 search — and on that basis </w:t>
+      </w:r>
+      <w:r>
+        <w:rPr>
+          <w:rFonts w:ascii="Calibri" w:hAnsi="Calibri"/>
+          <w:b/>
+          <w:sz w:val="22"/>
+        </w:rPr>
+        <w:t>new drilling is still 54% of permit activity</w:t>
+      </w:r>
+      <w:r>
+        <w:rPr>
+          <w:rFonts w:ascii="Calibri" w:hAnsi="Calibri"/>
+          <w:b w:val="0"/>
+          <w:sz w:val="22"/>
+        </w:rPr>
+        <w:t xml:space="preserve">. But tracing the underlying </w:t>
+      </w:r>
+      <w:r>
+        <w:rPr>
+          <w:rFonts w:ascii="Calibri" w:hAnsi="Calibri"/>
+          <w:b/>
+          <w:sz w:val="22"/>
+        </w:rPr>
+        <w:t>wellbore record (RRC dbf900)</w:t>
+      </w:r>
+      <w:r>
+        <w:rPr>
+          <w:rFonts w:ascii="Calibri" w:hAnsi="Calibri"/>
+          <w:b w:val="0"/>
+          <w:sz w:val="22"/>
+        </w:rPr>
+        <w:t xml:space="preserve"> — where every spud, completion, and re-entry is API-tagged — the genuine-new-drill share collapses to about 10%. The other ≈90% of wellbore-level activity is recompletion or workover events on </w:t>
+      </w:r>
+      <w:r>
+        <w:rPr>
+          <w:rFonts w:ascii="Calibri" w:hAnsi="Calibri"/>
+          <w:b/>
+          <w:sz w:val="22"/>
+        </w:rPr>
+        <w:t>existing</w:t>
+      </w:r>
+      <w:r>
+        <w:rPr>
+          <w:rFonts w:ascii="Calibri" w:hAnsi="Calibri"/>
+          <w:b w:val="0"/>
+          <w:sz w:val="22"/>
+        </w:rPr>
+        <w:t xml:space="preserve"> wellbores (RRC re-stamps the wellbore's spud date with the recent re-entry event, but the original completion date stays — so completion &lt; spud flags the record as a recompletion).</w:t>
+      </w:r>
+    </w:p>
+    <w:p>
+      <w:pPr>
+        <w:jc w:val="center"/>
+      </w:pPr>
+      <w:r>
+        <w:drawing>
+          <wp:inline xmlns:a="http://schemas.openxmlformats.org/drawingml/2006/main" xmlns:pic="http://schemas.openxmlformats.org/drawingml/2006/picture">
+            <wp:extent cx="5486400" cy="2468880"/>
+            <wp:docPr id="1" name="Picture 1"/>
+            <wp:cNvGraphicFramePr>
+              <a:graphicFrameLocks noChangeAspect="1"/>
+            </wp:cNvGraphicFramePr>
+            <a:graphic>
+              <a:graphicData uri="http://schemas.openxmlformats.org/drawingml/2006/picture">
+                <pic:pic>
+                  <pic:nvPicPr>
+                    <pic:cNvPr id="0" name="ch_recomp_ratio.png"/>
+                    <pic:cNvPicPr/>
+                  </pic:nvPicPr>
+                  <pic:blipFill>
+                    <a:blip r:embed="rId11"/>
+                    <a:stretch>
+                      <a:fillRect/>
+                    </a:stretch>
+                  </pic:blipFill>
+                  <pic:spPr>
+                    <a:xfrm>
+                      <a:off x="0" y="0"/>
+                      <a:ext cx="5486400" cy="2468880"/>
+                    </a:xfrm>
+                    <a:prstGeom prst="rect"/>
+                  </pic:spPr>
+                </pic:pic>
+              </a:graphicData>
+            </a:graphic>
+          </wp:inline>
+        </w:drawing>
+      </w:r>
+    </w:p>
+    <w:p>
+      <w:pPr>
+        <w:spacing w:after="160"/>
+        <w:jc w:val="center"/>
+      </w:pPr>
+      <w:r>
+        <w:rPr>
+          <w:i/>
+          <w:color w:val="404040"/>
+          <w:sz w:val="18"/>
+        </w:rPr>
+        <w:t>Pecos County since 2020: of 883 W-1 permits, 54% are new-drill intent; but of 1,118 wellbore records actually updated, only ≈10% are genuine new drilling — the rest are recompletion or workover events on existing wells.</w:t>
+      </w:r>
+    </w:p>
+    <w:p>
+      <w:pPr>
+        <w:spacing w:after="120" w:line="288" w:lineRule="auto"/>
+      </w:pPr>
+      <w:r>
+        <w:rPr>
+          <w:rFonts w:ascii="Calibri" w:hAnsi="Calibri"/>
+          <w:b w:val="0"/>
+          <w:sz w:val="22"/>
+        </w:rPr>
+        <w:t xml:space="preserve">96% of recompletion permits — and the bulk of the recompletion events — are by </w:t>
+      </w:r>
+      <w:r>
+        <w:rPr>
+          <w:rFonts w:ascii="Calibri" w:hAnsi="Calibri"/>
+          <w:b/>
+          <w:sz w:val="22"/>
+        </w:rPr>
+        <w:t>Kinder Morgan Production</w:t>
+      </w:r>
+      <w:r>
+        <w:rPr>
+          <w:rFonts w:ascii="Calibri" w:hAnsi="Calibri"/>
+          <w:b w:val="0"/>
+          <w:sz w:val="22"/>
+        </w:rPr>
+        <w:t xml:space="preserve"> reworking existing CO₂-flood (enhanced-recovery) fields. None of that involves a drilling rig spudding a new hole, none of it involves a new hydraulic-fracturing program, and the program is not near the Caramba North tract.</w:t>
+      </w:r>
+    </w:p>
+    <w:p>
+      <w:pPr>
+        <w:spacing w:after="120" w:line="288" w:lineRule="auto"/>
+      </w:pPr>
+      <w:r>
+        <w:rPr>
+          <w:rFonts w:ascii="Calibri" w:hAnsi="Calibri"/>
+          <w:b w:val="0"/>
+          <w:sz w:val="22"/>
+        </w:rPr>
+        <w:t xml:space="preserve">Whether the question is framed as shallow drilling, hydraulic fracturing, or new drilling of any kind, the record points the same way: </w:t>
+      </w:r>
+      <w:r>
+        <w:rPr>
+          <w:rFonts w:ascii="Calibri" w:hAnsi="Calibri"/>
+          <w:b/>
+          <w:sz w:val="22"/>
+        </w:rPr>
+        <w:t>it is not happening at or near this site.</w:t>
+      </w:r>
+    </w:p>
+    <w:p>
+      <w:pPr>
+        <w:pStyle w:val="Heading2"/>
+      </w:pPr>
+      <w:r>
+        <w:t>3. Within 1 mile — no shallow wells</w:t>
       </w:r>
     </w:p>
     <w:p>
@@ -787,7 +1183,7 @@
         <w:pStyle w:val="Heading2"/>
       </w:pPr>
       <w:r>
-        <w:t>3. Within 2 miles — drilling ended over two decades ago</w:t>
+        <w:t>4. Within 2 miles — drilling ended over two decades ago</w:t>
       </w:r>
     </w:p>
     <w:p>
@@ -816,7 +1212,7 @@
         <w:pStyle w:val="Heading2"/>
       </w:pPr>
       <w:r>
-        <w:t>4. New drilling since 2020, by distance</w:t>
+        <w:t>5. New drilling since 2020, by distance and depth</w:t>
       </w:r>
     </w:p>
     <w:p>
@@ -984,6 +1380,72 @@
           </w:p>
         </w:tc>
       </w:tr>
+      <w:tr>
+        <w:tc>
+          <w:tcPr>
+            <w:tcW w:type="dxa" w:w="4320"/>
+          </w:tcPr>
+          <w:p>
+            <w:r/>
+            <w:r>
+              <w:rPr>
+                <w:b w:val="0"/>
+                <w:sz w:val="20"/>
+              </w:rPr>
+              <w:t>&gt; 10 mi</w:t>
+            </w:r>
+          </w:p>
+        </w:tc>
+        <w:tc>
+          <w:tcPr>
+            <w:tcW w:type="dxa" w:w="4320"/>
+          </w:tcPr>
+          <w:p>
+            <w:r/>
+            <w:r>
+              <w:rPr>
+                <w:b w:val="0"/>
+                <w:sz w:val="20"/>
+              </w:rPr>
+              <w:t>113  (median 20.1 mi, mean 21.1 mi, max 60.4 mi)</w:t>
+            </w:r>
+          </w:p>
+        </w:tc>
+      </w:tr>
+      <w:tr>
+        <w:tc>
+          <w:tcPr>
+            <w:tcW w:type="dxa" w:w="4320"/>
+            <w:shd w:val="clear" w:color="auto" w:fill="EAF5EA"/>
+          </w:tcPr>
+          <w:p>
+            <w:r/>
+            <w:r>
+              <w:rPr>
+                <w:b/>
+                <w:sz w:val="20"/>
+              </w:rPr>
+              <w:t>County-wide total</w:t>
+            </w:r>
+          </w:p>
+        </w:tc>
+        <w:tc>
+          <w:tcPr>
+            <w:tcW w:type="dxa" w:w="4320"/>
+            <w:shd w:val="clear" w:color="auto" w:fill="EAF5EA"/>
+          </w:tcPr>
+          <w:p>
+            <w:r/>
+            <w:r>
+              <w:rPr>
+                <w:b/>
+                <w:sz w:val="20"/>
+              </w:rPr>
+              <w:t>116</w:t>
+            </w:r>
+          </w:p>
+        </w:tc>
+      </w:tr>
     </w:tbl>
     <w:p>
       <w:pPr>
@@ -995,7 +1457,337 @@
           <w:b w:val="0"/>
           <w:sz w:val="22"/>
         </w:rPr>
-        <w:t xml:space="preserve">The three genuine new wells within ten miles, across all of 2020–2025, are 6.9–9.4 miles out and all deep (≈9,200–9,500 ft; spudded 2020 and 2025) — none shallow, none within five miles. Even on the loosest possible count — every record with a 2020-or-later spud date, including recompletion-restamped records — it is still </w:t>
+        <w:t>The three genuine new wells within ten miles, across all of 2020–2025, are 6.9–9.4 miles out and all deep (≈9,200–9,500 ft TD; spudded 2020 and 2025) — none shallow, none within five miles.</w:t>
+      </w:r>
+    </w:p>
+    <w:p>
+      <w:pPr>
+        <w:spacing w:after="80" w:line="288" w:lineRule="auto"/>
+      </w:pPr>
+      <w:r>
+        <w:rPr>
+          <w:rFonts w:ascii="Calibri" w:hAnsi="Calibri"/>
+          <w:b w:val="0"/>
+          <w:sz w:val="22"/>
+        </w:rPr>
+        <w:t xml:space="preserve">The 113 new wells beyond ten miles are at a median distance of </w:t>
+      </w:r>
+      <w:r>
+        <w:rPr>
+          <w:rFonts w:ascii="Calibri" w:hAnsi="Calibri"/>
+          <w:b/>
+          <w:sz w:val="22"/>
+        </w:rPr>
+        <w:t>≈ 20 miles</w:t>
+      </w:r>
+      <w:r>
+        <w:rPr>
+          <w:rFonts w:ascii="Calibri" w:hAnsi="Calibri"/>
+          <w:b w:val="0"/>
+          <w:sz w:val="22"/>
+        </w:rPr>
+        <w:t xml:space="preserve"> from the tract (max 60 mi). Their depths:</w:t>
+      </w:r>
+    </w:p>
+    <w:tbl>
+      <w:tblPr>
+        <w:tblStyle w:val="TableGrid"/>
+        <w:tblW w:type="auto" w:w="0"/>
+        <w:tblLook w:firstColumn="1" w:firstRow="1" w:lastColumn="0" w:lastRow="0" w:noHBand="0" w:noVBand="1" w:val="04A0"/>
+      </w:tblPr>
+      <w:tblGrid>
+        <w:gridCol w:w="2880"/>
+        <w:gridCol w:w="2880"/>
+        <w:gridCol w:w="2880"/>
+      </w:tblGrid>
+      <w:tr>
+        <w:tc>
+          <w:tcPr>
+            <w:tcW w:type="dxa" w:w="2880"/>
+            <w:shd w:val="clear" w:color="auto" w:fill="DBE8FD"/>
+          </w:tcPr>
+          <w:p>
+            <w:r/>
+            <w:r>
+              <w:rPr>
+                <w:b/>
+                <w:color w:val="1F3A63"/>
+                <w:sz w:val="20"/>
+              </w:rPr>
+              <w:t>Depth band</w:t>
+            </w:r>
+          </w:p>
+        </w:tc>
+        <w:tc>
+          <w:tcPr>
+            <w:tcW w:type="dxa" w:w="2880"/>
+            <w:shd w:val="clear" w:color="auto" w:fill="DBE8FD"/>
+          </w:tcPr>
+          <w:p>
+            <w:r/>
+            <w:r>
+              <w:rPr>
+                <w:b/>
+                <w:color w:val="1F3A63"/>
+                <w:sz w:val="20"/>
+              </w:rPr>
+              <w:t>Wells (of 113)</w:t>
+            </w:r>
+          </w:p>
+        </w:tc>
+        <w:tc>
+          <w:tcPr>
+            <w:tcW w:type="dxa" w:w="2880"/>
+            <w:shd w:val="clear" w:color="auto" w:fill="DBE8FD"/>
+          </w:tcPr>
+          <w:p>
+            <w:r/>
+            <w:r>
+              <w:rPr>
+                <w:b/>
+                <w:color w:val="1F3A63"/>
+                <w:sz w:val="20"/>
+              </w:rPr>
+              <w:t>Share</w:t>
+            </w:r>
+          </w:p>
+        </w:tc>
+      </w:tr>
+      <w:tr>
+        <w:tc>
+          <w:tcPr>
+            <w:tcW w:type="dxa" w:w="2880"/>
+            <w:shd w:val="clear" w:color="auto" w:fill="EAF5EA"/>
+          </w:tcPr>
+          <w:p>
+            <w:r/>
+            <w:r>
+              <w:rPr>
+                <w:b w:val="0"/>
+                <w:sz w:val="20"/>
+              </w:rPr>
+              <w:t>&lt; 3,000 ft (shallow)</w:t>
+            </w:r>
+          </w:p>
+        </w:tc>
+        <w:tc>
+          <w:tcPr>
+            <w:tcW w:type="dxa" w:w="2880"/>
+            <w:shd w:val="clear" w:color="auto" w:fill="EAF5EA"/>
+          </w:tcPr>
+          <w:p>
+            <w:r/>
+            <w:r>
+              <w:rPr>
+                <w:b w:val="0"/>
+                <w:sz w:val="20"/>
+              </w:rPr>
+              <w:t>6</w:t>
+            </w:r>
+          </w:p>
+        </w:tc>
+        <w:tc>
+          <w:tcPr>
+            <w:tcW w:type="dxa" w:w="2880"/>
+            <w:shd w:val="clear" w:color="auto" w:fill="EAF5EA"/>
+          </w:tcPr>
+          <w:p>
+            <w:r/>
+            <w:r>
+              <w:rPr>
+                <w:b w:val="0"/>
+                <w:sz w:val="20"/>
+              </w:rPr>
+              <w:t>5%</w:t>
+            </w:r>
+          </w:p>
+        </w:tc>
+      </w:tr>
+      <w:tr>
+        <w:tc>
+          <w:tcPr>
+            <w:tcW w:type="dxa" w:w="2880"/>
+          </w:tcPr>
+          <w:p>
+            <w:r/>
+            <w:r>
+              <w:rPr>
+                <w:b w:val="0"/>
+                <w:sz w:val="20"/>
+              </w:rPr>
+              <w:t>3,000 – 4,999 ft</w:t>
+            </w:r>
+          </w:p>
+        </w:tc>
+        <w:tc>
+          <w:tcPr>
+            <w:tcW w:type="dxa" w:w="2880"/>
+          </w:tcPr>
+          <w:p>
+            <w:r/>
+            <w:r>
+              <w:rPr>
+                <w:b w:val="0"/>
+                <w:sz w:val="20"/>
+              </w:rPr>
+              <w:t>0</w:t>
+            </w:r>
+          </w:p>
+        </w:tc>
+        <w:tc>
+          <w:tcPr>
+            <w:tcW w:type="dxa" w:w="2880"/>
+          </w:tcPr>
+          <w:p>
+            <w:r/>
+            <w:r>
+              <w:rPr>
+                <w:b w:val="0"/>
+                <w:sz w:val="20"/>
+              </w:rPr>
+              <w:t>0%</w:t>
+            </w:r>
+          </w:p>
+        </w:tc>
+      </w:tr>
+      <w:tr>
+        <w:tc>
+          <w:tcPr>
+            <w:tcW w:type="dxa" w:w="2880"/>
+          </w:tcPr>
+          <w:p>
+            <w:r/>
+            <w:r>
+              <w:rPr>
+                <w:b w:val="0"/>
+                <w:sz w:val="20"/>
+              </w:rPr>
+              <w:t>5,000 – 9,999 ft</w:t>
+            </w:r>
+          </w:p>
+        </w:tc>
+        <w:tc>
+          <w:tcPr>
+            <w:tcW w:type="dxa" w:w="2880"/>
+          </w:tcPr>
+          <w:p>
+            <w:r/>
+            <w:r>
+              <w:rPr>
+                <w:b w:val="0"/>
+                <w:sz w:val="20"/>
+              </w:rPr>
+              <w:t>58</w:t>
+            </w:r>
+          </w:p>
+        </w:tc>
+        <w:tc>
+          <w:tcPr>
+            <w:tcW w:type="dxa" w:w="2880"/>
+          </w:tcPr>
+          <w:p>
+            <w:r/>
+            <w:r>
+              <w:rPr>
+                <w:b w:val="0"/>
+                <w:sz w:val="20"/>
+              </w:rPr>
+              <w:t>51%</w:t>
+            </w:r>
+          </w:p>
+        </w:tc>
+      </w:tr>
+      <w:tr>
+        <w:tc>
+          <w:tcPr>
+            <w:tcW w:type="dxa" w:w="2880"/>
+            <w:shd w:val="clear" w:color="auto" w:fill="EAF5EA"/>
+          </w:tcPr>
+          <w:p>
+            <w:r/>
+            <w:r>
+              <w:rPr>
+                <w:b w:val="0"/>
+                <w:sz w:val="20"/>
+              </w:rPr>
+              <w:t>≥ 10,000 ft</w:t>
+            </w:r>
+          </w:p>
+        </w:tc>
+        <w:tc>
+          <w:tcPr>
+            <w:tcW w:type="dxa" w:w="2880"/>
+            <w:shd w:val="clear" w:color="auto" w:fill="EAF5EA"/>
+          </w:tcPr>
+          <w:p>
+            <w:r/>
+            <w:r>
+              <w:rPr>
+                <w:b w:val="0"/>
+                <w:sz w:val="20"/>
+              </w:rPr>
+              <w:t>49</w:t>
+            </w:r>
+          </w:p>
+        </w:tc>
+        <w:tc>
+          <w:tcPr>
+            <w:tcW w:type="dxa" w:w="2880"/>
+            <w:shd w:val="clear" w:color="auto" w:fill="EAF5EA"/>
+          </w:tcPr>
+          <w:p>
+            <w:r/>
+            <w:r>
+              <w:rPr>
+                <w:b w:val="0"/>
+                <w:sz w:val="20"/>
+              </w:rPr>
+              <w:t>43%</w:t>
+            </w:r>
+          </w:p>
+        </w:tc>
+      </w:tr>
+    </w:tbl>
+    <w:p>
+      <w:pPr>
+        <w:spacing w:after="120" w:line="288" w:lineRule="auto"/>
+      </w:pPr>
+      <w:r>
+        <w:rPr>
+          <w:rFonts w:ascii="Calibri" w:hAnsi="Calibri"/>
+          <w:b w:val="0"/>
+          <w:sz w:val="22"/>
+        </w:rPr>
+        <w:t xml:space="preserve">That is, </w:t>
+      </w:r>
+      <w:r>
+        <w:rPr>
+          <w:rFonts w:ascii="Calibri" w:hAnsi="Calibri"/>
+          <w:b/>
+          <w:sz w:val="22"/>
+        </w:rPr>
+        <w:t>107 of 113 (≈95%) of the new wells outside ten miles are deep (≥3,000 ft) — the modern Permian unconventional program</w:t>
+      </w:r>
+      <w:r>
+        <w:rPr>
+          <w:rFonts w:ascii="Calibri" w:hAnsi="Calibri"/>
+          <w:b w:val="0"/>
+          <w:sz w:val="22"/>
+        </w:rPr>
+        <w:t xml:space="preserve"> — at a median depth of ≈9,900 ft. The six shallow new-drill wells in the county since 2020 are all remote from the tract.</w:t>
+      </w:r>
+    </w:p>
+    <w:p>
+      <w:pPr>
+        <w:spacing w:after="120" w:line="288" w:lineRule="auto"/>
+      </w:pPr>
+      <w:r>
+        <w:rPr>
+          <w:rFonts w:ascii="Calibri" w:hAnsi="Calibri"/>
+          <w:b w:val="0"/>
+          <w:sz w:val="22"/>
+        </w:rPr>
+        <w:t xml:space="preserve">Even on the loosest possible count — every record with a 2020-or-later spud date, including recompletion-restamped records — it is still </w:t>
       </w:r>
       <w:r>
         <w:rPr>
@@ -1019,7 +1811,7 @@
         <w:pStyle w:val="Heading2"/>
       </w:pPr>
       <w:r>
-        <w:t>5. The nearest non-plugged shallow wells are decades-old completions</w:t>
+        <w:t>6. The nearest non-plugged shallow wells are decades-old completions</w:t>
       </w:r>
     </w:p>
     <w:p>
@@ -1054,7 +1846,7 @@
         <w:pStyle w:val="Heading2"/>
       </w:pPr>
       <w:r>
-        <w:t>6. County-wide context — new drilling is deep, and remote from the site</w:t>
+        <w:t>7. County-wide context — new drilling is deep, and remote from the site</w:t>
       </w:r>
     </w:p>
     <w:p>
@@ -1131,266 +1923,7 @@
           <w:b w:val="0"/>
           <w:sz w:val="22"/>
         </w:rPr>
-        <w:t xml:space="preserve"> lie within ten miles of the Caramba North tract, and none within five; the activity is overwhelmingly remote from the site.</w:t>
-      </w:r>
-    </w:p>
-    <w:p>
-      <w:pPr>
-        <w:pStyle w:val="Heading2"/>
-      </w:pPr>
-      <w:r>
-        <w:t>7. The shallow activity in Pecos is recompletions of existing wells — not new drilling</w:t>
-      </w:r>
-    </w:p>
-    <w:p>
-      <w:pPr>
-        <w:spacing w:after="80" w:line="288" w:lineRule="auto"/>
-      </w:pPr>
-      <w:r>
-        <w:rPr>
-          <w:rFonts w:ascii="Calibri" w:hAnsi="Calibri"/>
-          <w:b w:val="0"/>
-          <w:sz w:val="22"/>
-        </w:rPr>
-        <w:t>This is the crux of the data. Permit filings in Pecos since 2020 split roughly 53% New Drill / 45% Recompletion:</w:t>
-      </w:r>
-    </w:p>
-    <w:tbl>
-      <w:tblPr>
-        <w:tblStyle w:val="TableGrid"/>
-        <w:tblW w:type="auto" w:w="0"/>
-        <w:tblLook w:firstColumn="1" w:firstRow="1" w:lastColumn="0" w:lastRow="0" w:noHBand="0" w:noVBand="1" w:val="04A0"/>
-      </w:tblPr>
-      <w:tblGrid>
-        <w:gridCol w:w="2880"/>
-        <w:gridCol w:w="2880"/>
-        <w:gridCol w:w="2880"/>
-      </w:tblGrid>
-      <w:tr>
-        <w:tc>
-          <w:tcPr>
-            <w:tcW w:type="dxa" w:w="2880"/>
-            <w:shd w:val="clear" w:color="auto" w:fill="DBE8FD"/>
-          </w:tcPr>
-          <w:p>
-            <w:r/>
-            <w:r>
-              <w:rPr>
-                <w:b/>
-                <w:color w:val="1F3A63"/>
-                <w:sz w:val="20"/>
-              </w:rPr>
-              <w:t>Activity (Pecos permits, since 2020)</w:t>
-            </w:r>
-          </w:p>
-        </w:tc>
-        <w:tc>
-          <w:tcPr>
-            <w:tcW w:type="dxa" w:w="2880"/>
-            <w:shd w:val="clear" w:color="auto" w:fill="DBE8FD"/>
-          </w:tcPr>
-          <w:p>
-            <w:r/>
-            <w:r>
-              <w:rPr>
-                <w:b/>
-                <w:color w:val="1F3A63"/>
-                <w:sz w:val="20"/>
-              </w:rPr>
-              <w:t>Count</w:t>
-            </w:r>
-          </w:p>
-        </w:tc>
-        <w:tc>
-          <w:tcPr>
-            <w:tcW w:type="dxa" w:w="2880"/>
-            <w:shd w:val="clear" w:color="auto" w:fill="DBE8FD"/>
-          </w:tcPr>
-          <w:p>
-            <w:r/>
-            <w:r>
-              <w:rPr>
-                <w:b/>
-                <w:color w:val="1F3A63"/>
-                <w:sz w:val="20"/>
-              </w:rPr>
-              <w:t>Character</w:t>
-            </w:r>
-          </w:p>
-        </w:tc>
-      </w:tr>
-      <w:tr>
-        <w:tc>
-          <w:tcPr>
-            <w:tcW w:type="dxa" w:w="2880"/>
-          </w:tcPr>
-          <w:p>
-            <w:r/>
-            <w:r>
-              <w:rPr>
-                <w:b w:val="0"/>
-                <w:sz w:val="20"/>
-              </w:rPr>
-              <w:t>New Drill</w:t>
-            </w:r>
-          </w:p>
-        </w:tc>
-        <w:tc>
-          <w:tcPr>
-            <w:tcW w:type="dxa" w:w="2880"/>
-          </w:tcPr>
-          <w:p>
-            <w:r/>
-            <w:r>
-              <w:rPr>
-                <w:b w:val="0"/>
-                <w:sz w:val="20"/>
-              </w:rPr>
-              <w:t>≈478</w:t>
-            </w:r>
-          </w:p>
-        </w:tc>
-        <w:tc>
-          <w:tcPr>
-            <w:tcW w:type="dxa" w:w="2880"/>
-          </w:tcPr>
-          <w:p>
-            <w:r/>
-            <w:r>
-              <w:rPr>
-                <w:b w:val="0"/>
-                <w:sz w:val="20"/>
-              </w:rPr>
-              <w:t>≈97% deep (≥3,000 ft) horizontal — new wellbores</w:t>
-            </w:r>
-          </w:p>
-        </w:tc>
-      </w:tr>
-      <w:tr>
-        <w:tc>
-          <w:tcPr>
-            <w:tcW w:type="dxa" w:w="2880"/>
-            <w:shd w:val="clear" w:color="auto" w:fill="EAF5EA"/>
-          </w:tcPr>
-          <w:p>
-            <w:r/>
-            <w:r>
-              <w:rPr>
-                <w:b w:val="0"/>
-                <w:sz w:val="20"/>
-              </w:rPr>
-              <w:t>Recompletion</w:t>
-            </w:r>
-          </w:p>
-        </w:tc>
-        <w:tc>
-          <w:tcPr>
-            <w:tcW w:type="dxa" w:w="2880"/>
-            <w:shd w:val="clear" w:color="auto" w:fill="EAF5EA"/>
-          </w:tcPr>
-          <w:p>
-            <w:r/>
-            <w:r>
-              <w:rPr>
-                <w:b w:val="0"/>
-                <w:sz w:val="20"/>
-              </w:rPr>
-              <w:t>≈405</w:t>
-            </w:r>
-          </w:p>
-        </w:tc>
-        <w:tc>
-          <w:tcPr>
-            <w:tcW w:type="dxa" w:w="2880"/>
-            <w:shd w:val="clear" w:color="auto" w:fill="EAF5EA"/>
-          </w:tcPr>
-          <w:p>
-            <w:r/>
-            <w:r>
-              <w:rPr>
-                <w:b w:val="0"/>
-                <w:sz w:val="20"/>
-              </w:rPr>
-              <w:t>rework of existing wellbores — no new hole</w:t>
-            </w:r>
-          </w:p>
-        </w:tc>
-      </w:tr>
-    </w:tbl>
-    <w:p>
-      <w:pPr>
-        <w:spacing w:after="120" w:line="288" w:lineRule="auto"/>
-      </w:pPr>
-      <w:r>
-        <w:rPr>
-          <w:rFonts w:ascii="Calibri" w:hAnsi="Calibri"/>
-          <w:b w:val="0"/>
-          <w:sz w:val="22"/>
-        </w:rPr>
-        <w:t>96% of every recompletion is one operator — Kinder Morgan Production — reworking existing CO₂-flood fields. The genuine new-drill operators are a different, all-deep set: Diamondback (≈30% of new drills), XTO (≈14%), Continental (≈13%), Gordy (≈11%), each essentially 100% deep.</w:t>
-      </w:r>
-    </w:p>
-    <w:p>
-      <w:pPr>
-        <w:spacing w:after="120" w:line="288" w:lineRule="auto"/>
-      </w:pPr>
-      <w:r>
-        <w:rPr>
-          <w:rFonts w:ascii="Calibri" w:hAnsi="Calibri"/>
-          <w:b w:val="0"/>
-          <w:sz w:val="22"/>
-        </w:rPr>
-        <w:t xml:space="preserve">The significance for ground vibration: a recompletion is a workover on an </w:t>
-      </w:r>
-      <w:r>
-        <w:rPr>
-          <w:rFonts w:ascii="Calibri" w:hAnsi="Calibri"/>
-          <w:b/>
-          <w:sz w:val="22"/>
-        </w:rPr>
-        <w:t>existing</w:t>
-      </w:r>
-      <w:r>
-        <w:rPr>
-          <w:rFonts w:ascii="Calibri" w:hAnsi="Calibri"/>
-          <w:b w:val="0"/>
-          <w:sz w:val="22"/>
-        </w:rPr>
-        <w:t xml:space="preserve"> bore — no rig drilling a new hole, no new hydraulic-fracturing program of the kind associated with vibration. The large “shallow” footprint in Pecos is this rework activity, not drilling.</w:t>
-      </w:r>
-    </w:p>
-    <w:p>
-      <w:pPr>
-        <w:spacing w:after="120" w:line="288" w:lineRule="auto"/>
-      </w:pPr>
-      <w:r>
-        <w:rPr>
-          <w:rFonts w:ascii="Calibri" w:hAnsi="Calibri"/>
-          <w:b w:val="0"/>
-          <w:sz w:val="22"/>
-        </w:rPr>
-        <w:t>Genuine new drilling — overwhelmingly the deep modern-Permian program (predominantly horizontal in this region, though hydraulic-fracturing completions are not limited to horizontal wellbores) — is the minority share, and — per Findings 1–6 — essentially none of it is near the Caramba North tract.</w:t>
-      </w:r>
-    </w:p>
-    <w:p>
-      <w:pPr>
-        <w:spacing w:after="120" w:line="288" w:lineRule="auto"/>
-      </w:pPr>
-      <w:r>
-        <w:rPr>
-          <w:rFonts w:ascii="Calibri" w:hAnsi="Calibri"/>
-          <w:b w:val="0"/>
-          <w:sz w:val="22"/>
-        </w:rPr>
-        <w:t xml:space="preserve">Whether the question is framed as shallow drilling, fracking, or new drilling of any kind, the record points the same way: </w:t>
-      </w:r>
-      <w:r>
-        <w:rPr>
-          <w:rFonts w:ascii="Calibri" w:hAnsi="Calibri"/>
-          <w:b/>
-          <w:sz w:val="22"/>
-        </w:rPr>
-        <w:t>it is not happening at or near this site.</w:t>
+        <w:t xml:space="preserve"> lie within ten miles of the Caramba North tract, and none within five; the activity is overwhelmingly remote from the site (median 20 miles out — see Finding 5).</w:t>
       </w:r>
     </w:p>
     <w:p>
@@ -1962,7 +2495,7 @@
     </w:p>
     <w:p>
       <w:pPr>
-        <w:spacing w:after="80" w:line="288" w:lineRule="auto"/>
+        <w:spacing w:after="120" w:line="288" w:lineRule="auto"/>
         <w:shd w:val="clear" w:color="auto" w:fill="DEEAF6"/>
       </w:pPr>
       <w:r>
@@ -1971,7 +2504,23 @@
           <w:b w:val="0"/>
           <w:sz w:val="22"/>
         </w:rPr>
-        <w:t xml:space="preserve">Of the 291 non-plugged genuine-new-drill wells within ten miles of the Caramba North tract, </w:t>
+        <w:t xml:space="preserve">Of the 291 </w:t>
+      </w:r>
+      <w:r>
+        <w:rPr>
+          <w:rFonts w:ascii="Calibri" w:hAnsi="Calibri"/>
+          <w:b/>
+          <w:sz w:val="22"/>
+        </w:rPr>
+        <w:t>non-plugged wellbores</w:t>
+      </w:r>
+      <w:r>
+        <w:rPr>
+          <w:rFonts w:ascii="Calibri" w:hAnsi="Calibri"/>
+          <w:b w:val="0"/>
+          <w:sz w:val="22"/>
+        </w:rPr>
+        <w:t xml:space="preserve"> within ten miles of the Caramba North tract (recompletion re-stamps already excluded — these are physical wellbores, not paperwork records), </w:t>
       </w:r>
       <w:r>
         <w:rPr>
@@ -1987,7 +2536,383 @@
           <w:b w:val="0"/>
           <w:sz w:val="22"/>
         </w:rPr>
-        <w:t>. The 50 still producing above that threshold are not active drilling activity: they are decades-old completions, in four groups —</w:t>
+        <w:t>.</w:t>
+      </w:r>
+    </w:p>
+    <w:p>
+      <w:pPr>
+        <w:spacing w:after="80" w:line="288" w:lineRule="auto"/>
+      </w:pPr>
+      <w:r>
+        <w:rPr>
+          <w:rFonts w:ascii="Calibri" w:hAnsi="Calibri"/>
+          <w:b/>
+          <w:sz w:val="22"/>
+        </w:rPr>
+        <w:t xml:space="preserve">Why so many are end-of-life: </w:t>
+      </w:r>
+      <w:r>
+        <w:rPr>
+          <w:rFonts w:ascii="Calibri" w:hAnsi="Calibri"/>
+          <w:b w:val="0"/>
+          <w:sz w:val="22"/>
+        </w:rPr>
+        <w:t xml:space="preserve">most of these wellbores were drilled decades ago and are naturally depleted. The “genuine new drill” filter only removes recompletion re-stamps; it does </w:t>
+      </w:r>
+      <w:r>
+        <w:rPr>
+          <w:rFonts w:ascii="Calibri" w:hAnsi="Calibri"/>
+          <w:b/>
+          <w:sz w:val="22"/>
+        </w:rPr>
+        <w:t>not</w:t>
+      </w:r>
+      <w:r>
+        <w:rPr>
+          <w:rFonts w:ascii="Calibri" w:hAnsi="Calibri"/>
+          <w:b w:val="0"/>
+          <w:sz w:val="22"/>
+        </w:rPr>
+        <w:t xml:space="preserve"> restrict by spud date. The 291 wellbores within ten miles span the 1960s through 2020s, with the bulk drilled in the 1980s:</w:t>
+      </w:r>
+    </w:p>
+    <w:tbl>
+      <w:tblPr>
+        <w:tblStyle w:val="TableGrid"/>
+        <w:tblW w:type="auto" w:w="0"/>
+        <w:tblLook w:firstColumn="1" w:firstRow="1" w:lastColumn="0" w:lastRow="0" w:noHBand="0" w:noVBand="1" w:val="04A0"/>
+      </w:tblPr>
+      <w:tblGrid>
+        <w:gridCol w:w="4320"/>
+        <w:gridCol w:w="4320"/>
+      </w:tblGrid>
+      <w:tr>
+        <w:tc>
+          <w:tcPr>
+            <w:tcW w:type="dxa" w:w="4320"/>
+            <w:shd w:val="clear" w:color="auto" w:fill="DBE8FD"/>
+          </w:tcPr>
+          <w:p>
+            <w:r/>
+            <w:r>
+              <w:rPr>
+                <w:b/>
+                <w:color w:val="1F3A63"/>
+                <w:sz w:val="20"/>
+              </w:rPr>
+              <w:t>Spud decade</w:t>
+            </w:r>
+          </w:p>
+        </w:tc>
+        <w:tc>
+          <w:tcPr>
+            <w:tcW w:type="dxa" w:w="4320"/>
+            <w:shd w:val="clear" w:color="auto" w:fill="DBE8FD"/>
+          </w:tcPr>
+          <w:p>
+            <w:r/>
+            <w:r>
+              <w:rPr>
+                <w:b/>
+                <w:color w:val="1F3A63"/>
+                <w:sz w:val="20"/>
+              </w:rPr>
+              <w:t>Wellbores within 10 mi (non-plugged)</w:t>
+            </w:r>
+          </w:p>
+        </w:tc>
+      </w:tr>
+      <w:tr>
+        <w:tc>
+          <w:tcPr>
+            <w:tcW w:type="dxa" w:w="4320"/>
+          </w:tcPr>
+          <w:p>
+            <w:r/>
+            <w:r>
+              <w:rPr>
+                <w:b w:val="0"/>
+                <w:sz w:val="20"/>
+              </w:rPr>
+              <w:t>1960s</w:t>
+            </w:r>
+          </w:p>
+        </w:tc>
+        <w:tc>
+          <w:tcPr>
+            <w:tcW w:type="dxa" w:w="4320"/>
+          </w:tcPr>
+          <w:p>
+            <w:r/>
+            <w:r>
+              <w:rPr>
+                <w:b w:val="0"/>
+                <w:sz w:val="20"/>
+              </w:rPr>
+              <w:t>29</w:t>
+            </w:r>
+          </w:p>
+        </w:tc>
+      </w:tr>
+      <w:tr>
+        <w:tc>
+          <w:tcPr>
+            <w:tcW w:type="dxa" w:w="4320"/>
+          </w:tcPr>
+          <w:p>
+            <w:r/>
+            <w:r>
+              <w:rPr>
+                <w:b w:val="0"/>
+                <w:sz w:val="20"/>
+              </w:rPr>
+              <w:t>1970s</w:t>
+            </w:r>
+          </w:p>
+        </w:tc>
+        <w:tc>
+          <w:tcPr>
+            <w:tcW w:type="dxa" w:w="4320"/>
+          </w:tcPr>
+          <w:p>
+            <w:r/>
+            <w:r>
+              <w:rPr>
+                <w:b w:val="0"/>
+                <w:sz w:val="20"/>
+              </w:rPr>
+              <w:t>57</w:t>
+            </w:r>
+          </w:p>
+        </w:tc>
+      </w:tr>
+      <w:tr>
+        <w:tc>
+          <w:tcPr>
+            <w:tcW w:type="dxa" w:w="4320"/>
+            <w:shd w:val="clear" w:color="auto" w:fill="EAF5EA"/>
+          </w:tcPr>
+          <w:p>
+            <w:r/>
+            <w:r>
+              <w:rPr>
+                <w:b/>
+                <w:sz w:val="20"/>
+              </w:rPr>
+              <w:t>1980s</w:t>
+            </w:r>
+          </w:p>
+        </w:tc>
+        <w:tc>
+          <w:tcPr>
+            <w:tcW w:type="dxa" w:w="4320"/>
+            <w:shd w:val="clear" w:color="auto" w:fill="EAF5EA"/>
+          </w:tcPr>
+          <w:p>
+            <w:r/>
+            <w:r>
+              <w:rPr>
+                <w:b/>
+                <w:sz w:val="20"/>
+              </w:rPr>
+              <w:t>122</w:t>
+            </w:r>
+          </w:p>
+        </w:tc>
+      </w:tr>
+      <w:tr>
+        <w:tc>
+          <w:tcPr>
+            <w:tcW w:type="dxa" w:w="4320"/>
+          </w:tcPr>
+          <w:p>
+            <w:r/>
+            <w:r>
+              <w:rPr>
+                <w:b w:val="0"/>
+                <w:sz w:val="20"/>
+              </w:rPr>
+              <w:t>1990s</w:t>
+            </w:r>
+          </w:p>
+        </w:tc>
+        <w:tc>
+          <w:tcPr>
+            <w:tcW w:type="dxa" w:w="4320"/>
+          </w:tcPr>
+          <w:p>
+            <w:r/>
+            <w:r>
+              <w:rPr>
+                <w:b w:val="0"/>
+                <w:sz w:val="20"/>
+              </w:rPr>
+              <w:t>20</w:t>
+            </w:r>
+          </w:p>
+        </w:tc>
+      </w:tr>
+      <w:tr>
+        <w:tc>
+          <w:tcPr>
+            <w:tcW w:type="dxa" w:w="4320"/>
+          </w:tcPr>
+          <w:p>
+            <w:r/>
+            <w:r>
+              <w:rPr>
+                <w:b w:val="0"/>
+                <w:sz w:val="20"/>
+              </w:rPr>
+              <w:t>2000s</w:t>
+            </w:r>
+          </w:p>
+        </w:tc>
+        <w:tc>
+          <w:tcPr>
+            <w:tcW w:type="dxa" w:w="4320"/>
+          </w:tcPr>
+          <w:p>
+            <w:r/>
+            <w:r>
+              <w:rPr>
+                <w:b w:val="0"/>
+                <w:sz w:val="20"/>
+              </w:rPr>
+              <w:t>42</w:t>
+            </w:r>
+          </w:p>
+        </w:tc>
+      </w:tr>
+      <w:tr>
+        <w:tc>
+          <w:tcPr>
+            <w:tcW w:type="dxa" w:w="4320"/>
+          </w:tcPr>
+          <w:p>
+            <w:r/>
+            <w:r>
+              <w:rPr>
+                <w:b w:val="0"/>
+                <w:sz w:val="20"/>
+              </w:rPr>
+              <w:t>2010s</w:t>
+            </w:r>
+          </w:p>
+        </w:tc>
+        <w:tc>
+          <w:tcPr>
+            <w:tcW w:type="dxa" w:w="4320"/>
+          </w:tcPr>
+          <w:p>
+            <w:r/>
+            <w:r>
+              <w:rPr>
+                <w:b w:val="0"/>
+                <w:sz w:val="20"/>
+              </w:rPr>
+              <w:t>18</w:t>
+            </w:r>
+          </w:p>
+        </w:tc>
+      </w:tr>
+      <w:tr>
+        <w:tc>
+          <w:tcPr>
+            <w:tcW w:type="dxa" w:w="4320"/>
+          </w:tcPr>
+          <w:p>
+            <w:r/>
+            <w:r>
+              <w:rPr>
+                <w:b w:val="0"/>
+                <w:sz w:val="20"/>
+              </w:rPr>
+              <w:t>2020s</w:t>
+            </w:r>
+          </w:p>
+        </w:tc>
+        <w:tc>
+          <w:tcPr>
+            <w:tcW w:type="dxa" w:w="4320"/>
+          </w:tcPr>
+          <w:p>
+            <w:r/>
+            <w:r>
+              <w:rPr>
+                <w:b w:val="0"/>
+                <w:sz w:val="20"/>
+              </w:rPr>
+              <w:t>3</w:t>
+            </w:r>
+          </w:p>
+        </w:tc>
+      </w:tr>
+    </w:tbl>
+    <w:p>
+      <w:pPr>
+        <w:jc w:val="center"/>
+      </w:pPr>
+      <w:r>
+        <w:drawing>
+          <wp:inline xmlns:a="http://schemas.openxmlformats.org/drawingml/2006/main" xmlns:pic="http://schemas.openxmlformats.org/drawingml/2006/picture">
+            <wp:extent cx="5486400" cy="2591212"/>
+            <wp:docPr id="2" name="Picture 2"/>
+            <wp:cNvGraphicFramePr>
+              <a:graphicFrameLocks noChangeAspect="1"/>
+            </wp:cNvGraphicFramePr>
+            <a:graphic>
+              <a:graphicData uri="http://schemas.openxmlformats.org/drawingml/2006/picture">
+                <pic:pic>
+                  <pic:nvPicPr>
+                    <pic:cNvPr id="0" name="ch_spud_decade.png"/>
+                    <pic:cNvPicPr/>
+                  </pic:nvPicPr>
+                  <pic:blipFill>
+                    <a:blip r:embed="rId12"/>
+                    <a:stretch>
+                      <a:fillRect/>
+                    </a:stretch>
+                  </pic:blipFill>
+                  <pic:spPr>
+                    <a:xfrm>
+                      <a:off x="0" y="0"/>
+                      <a:ext cx="5486400" cy="2591212"/>
+                    </a:xfrm>
+                    <a:prstGeom prst="rect"/>
+                  </pic:spPr>
+                </pic:pic>
+              </a:graphicData>
+            </a:graphic>
+          </wp:inline>
+        </w:drawing>
+      </w:r>
+    </w:p>
+    <w:p>
+      <w:pPr>
+        <w:spacing w:after="160"/>
+        <w:jc w:val="center"/>
+      </w:pPr>
+      <w:r>
+        <w:rPr>
+          <w:i/>
+          <w:color w:val="404040"/>
+          <w:sz w:val="18"/>
+        </w:rPr>
+        <w:t>Of the 291 non-plugged wellbores within 10 mi, 122 were spudded in the 1980s and only 21 since 2010 — most are 35–65 years old, hence the high marginal/end-of-life share.</w:t>
+      </w:r>
+    </w:p>
+    <w:p>
+      <w:pPr>
+        <w:spacing w:after="80" w:line="288" w:lineRule="auto"/>
+      </w:pPr>
+      <w:r>
+        <w:rPr>
+          <w:rFonts w:ascii="Calibri" w:hAnsi="Calibri"/>
+          <w:b w:val="0"/>
+          <w:sz w:val="22"/>
+        </w:rPr>
+        <w:t>The 50 still producing above the marginal threshold are not active drilling activity either: they are decades-old completions, in four groups —</w:t>
       </w:r>
     </w:p>
     <w:p>
@@ -2107,7 +3032,60 @@
           <w:b w:val="0"/>
           <w:sz w:val="22"/>
         </w:rPr>
-        <w:t xml:space="preserve"> noted in Finding 4 (9,237 ft, 9.37 mi out).</w:t>
+        <w:t xml:space="preserve"> noted in Finding 5 (9,237 ft, 9.37 mi out).</w:t>
+      </w:r>
+    </w:p>
+    <w:p>
+      <w:pPr>
+        <w:jc w:val="center"/>
+      </w:pPr>
+      <w:r>
+        <w:drawing>
+          <wp:inline xmlns:a="http://schemas.openxmlformats.org/drawingml/2006/main" xmlns:pic="http://schemas.openxmlformats.org/drawingml/2006/picture">
+            <wp:extent cx="5120640" cy="2624010"/>
+            <wp:docPr id="3" name="Picture 3"/>
+            <wp:cNvGraphicFramePr>
+              <a:graphicFrameLocks noChangeAspect="1"/>
+            </wp:cNvGraphicFramePr>
+            <a:graphic>
+              <a:graphicData uri="http://schemas.openxmlformats.org/drawingml/2006/picture">
+                <pic:pic>
+                  <pic:nvPicPr>
+                    <pic:cNvPr id="0" name="ch_status_mix.png"/>
+                    <pic:cNvPicPr/>
+                  </pic:nvPicPr>
+                  <pic:blipFill>
+                    <a:blip r:embed="rId13"/>
+                    <a:stretch>
+                      <a:fillRect/>
+                    </a:stretch>
+                  </pic:blipFill>
+                  <pic:spPr>
+                    <a:xfrm>
+                      <a:off x="0" y="0"/>
+                      <a:ext cx="5120640" cy="2624010"/>
+                    </a:xfrm>
+                    <a:prstGeom prst="rect"/>
+                  </pic:spPr>
+                </pic:pic>
+              </a:graphicData>
+            </a:graphic>
+          </wp:inline>
+        </w:drawing>
+      </w:r>
+    </w:p>
+    <w:p>
+      <w:pPr>
+        <w:spacing w:after="160"/>
+        <w:jc w:val="center"/>
+      </w:pPr>
+      <w:r>
+        <w:rPr>
+          <w:i/>
+          <w:color w:val="404040"/>
+          <w:sz w:val="18"/>
+        </w:rPr>
+        <w:t>Production status of 291 non-plugged wellbores within 10 mi: 83% marginal or end-of-life, 17% still producing — all on decades-old completions.</w:t>
       </w:r>
     </w:p>
     <w:p>
@@ -2129,7 +3107,7 @@
           <w:b/>
           <w:sz w:val="22"/>
         </w:rPr>
-        <w:t>52 of 86 non-plugged wells are marginal or end-of-life</w:t>
+        <w:t>52 of 86 non-plugged wellbores are marginal or end-of-life</w:t>
       </w:r>
       <w:r>
         <w:rPr>
@@ -2159,7 +3137,7 @@
           <w:b/>
           <w:sz w:val="22"/>
         </w:rPr>
-        <w:t>3 of 5 non-plugged wells are marginal or end-of-life</w:t>
+        <w:t>3 of 5 non-plugged wellbores are marginal or end-of-life</w:t>
       </w:r>
       <w:r>
         <w:rPr>
@@ -2203,7 +3181,332 @@
           <w:i/>
           <w:sz w:val="22"/>
         </w:rPr>
-        <w:t>County-wide, of the ≈35,100 genuine new-drill wellbores, ≈12,540 are plugged, ≈12,490 are marginal or end-of-life by this measure, and ≈10,060 are still producing above the threshold. The API-to-lease crosswalk matches ≈99.6% of non-plugged wells; the ≈90 that do not match are conservatively left classified “Active.” Production filings carry a normal reporting lag, which the six-month trailing window mitigates.</w:t>
+        <w:t>County-wide, of the ≈35,100 non-plugged wellbores in the six sale-area counties, ≈12,540 are plugged, ≈12,490 are marginal or end-of-life by this measure, and ≈10,060 are still producing above the threshold. The API-to-lease crosswalk matches ≈99.6% of non-plugged wells; the ≈90 that do not match are conservatively left classified “Active.” Production filings carry a normal reporting lag, which the six-month trailing window mitigates.</w:t>
+      </w:r>
+    </w:p>
+    <w:p>
+      <w:pPr>
+        <w:pStyle w:val="Heading2"/>
+      </w:pPr>
+      <w:r>
+        <w:t>10. What the data can and can't tell us about hydraulic fracturing</w:t>
+      </w:r>
+    </w:p>
+    <w:p>
+      <w:pPr>
+        <w:spacing w:after="120" w:line="288" w:lineRule="auto"/>
+      </w:pPr>
+      <w:r>
+        <w:rPr>
+          <w:rFonts w:ascii="Calibri" w:hAnsi="Calibri"/>
+          <w:b w:val="0"/>
+          <w:sz w:val="22"/>
+        </w:rPr>
+        <w:t xml:space="preserve">RRC's standard wellbore (dbf900) and W-1 permit files record well depth, profile (vertical, directional, or horizontal), spud and completion dates, and permit type — but they do </w:t>
+      </w:r>
+      <w:r>
+        <w:rPr>
+          <w:rFonts w:ascii="Calibri" w:hAnsi="Calibri"/>
+          <w:b/>
+          <w:sz w:val="22"/>
+        </w:rPr>
+        <w:t>not</w:t>
+      </w:r>
+      <w:r>
+        <w:rPr>
+          <w:rFonts w:ascii="Calibri" w:hAnsi="Calibri"/>
+          <w:b w:val="0"/>
+          <w:sz w:val="22"/>
+        </w:rPr>
+        <w:t xml:space="preserve"> directly disclose whether a well was hydraulically fractured at completion. The authoritative public record of fracking jobs is the Texas FracFocus disclosure database (fracfocus.org), which operators must file post-frac since 2012; pre-2012 frack jobs are not centrally archived in a single source.</w:t>
+      </w:r>
+    </w:p>
+    <w:p>
+      <w:pPr>
+        <w:spacing w:after="80" w:line="288" w:lineRule="auto"/>
+      </w:pPr>
+      <w:r>
+        <w:rPr>
+          <w:rFonts w:ascii="Calibri" w:hAnsi="Calibri"/>
+          <w:b w:val="0"/>
+          <w:sz w:val="22"/>
+        </w:rPr>
+        <w:t>That said, the near-site well groups can be classified with high confidence from the RRC data alone, given depth, profile, and era:</w:t>
+      </w:r>
+    </w:p>
+    <w:tbl>
+      <w:tblPr>
+        <w:tblStyle w:val="TableGrid"/>
+        <w:tblW w:type="auto" w:w="0"/>
+        <w:tblLook w:firstColumn="1" w:firstRow="1" w:lastColumn="0" w:lastRow="0" w:noHBand="0" w:noVBand="1" w:val="04A0"/>
+      </w:tblPr>
+      <w:tblGrid>
+        <w:gridCol w:w="2880"/>
+        <w:gridCol w:w="2880"/>
+        <w:gridCol w:w="2880"/>
+      </w:tblGrid>
+      <w:tr>
+        <w:tc>
+          <w:tcPr>
+            <w:tcW w:type="dxa" w:w="2880"/>
+            <w:shd w:val="clear" w:color="auto" w:fill="DBE8FD"/>
+          </w:tcPr>
+          <w:p>
+            <w:r/>
+            <w:r>
+              <w:rPr>
+                <w:b/>
+                <w:color w:val="1F3A63"/>
+                <w:sz w:val="20"/>
+              </w:rPr>
+              <w:t>Well group near the site</w:t>
+            </w:r>
+          </w:p>
+        </w:tc>
+        <w:tc>
+          <w:tcPr>
+            <w:tcW w:type="dxa" w:w="2880"/>
+            <w:shd w:val="clear" w:color="auto" w:fill="DBE8FD"/>
+          </w:tcPr>
+          <w:p>
+            <w:r/>
+            <w:r>
+              <w:rPr>
+                <w:b/>
+                <w:color w:val="1F3A63"/>
+                <w:sz w:val="20"/>
+              </w:rPr>
+              <w:t>Within 10 mi</w:t>
+            </w:r>
+          </w:p>
+        </w:tc>
+        <w:tc>
+          <w:tcPr>
+            <w:tcW w:type="dxa" w:w="2880"/>
+            <w:shd w:val="clear" w:color="auto" w:fill="DBE8FD"/>
+          </w:tcPr>
+          <w:p>
+            <w:r/>
+            <w:r>
+              <w:rPr>
+                <w:b/>
+                <w:color w:val="1F3A63"/>
+                <w:sz w:val="20"/>
+              </w:rPr>
+              <w:t>Hydraulically fractured?</w:t>
+            </w:r>
+          </w:p>
+        </w:tc>
+      </w:tr>
+      <w:tr>
+        <w:tc>
+          <w:tcPr>
+            <w:tcW w:type="dxa" w:w="2880"/>
+          </w:tcPr>
+          <w:p>
+            <w:r/>
+            <w:r>
+              <w:rPr>
+                <w:b w:val="0"/>
+                <w:sz w:val="20"/>
+              </w:rPr>
+              <w:t>Modern Permian horizontal (deep, spud ≥ 2010)</w:t>
+            </w:r>
+          </w:p>
+        </w:tc>
+        <w:tc>
+          <w:tcPr>
+            <w:tcW w:type="dxa" w:w="2880"/>
+          </w:tcPr>
+          <w:p>
+            <w:r/>
+            <w:r>
+              <w:rPr>
+                <w:b w:val="0"/>
+                <w:sz w:val="20"/>
+              </w:rPr>
+              <w:t>1  (9.37 mi, 2020)</w:t>
+            </w:r>
+          </w:p>
+        </w:tc>
+        <w:tc>
+          <w:tcPr>
+            <w:tcW w:type="dxa" w:w="2880"/>
+          </w:tcPr>
+          <w:p>
+            <w:r/>
+            <w:r>
+              <w:rPr>
+                <w:b w:val="0"/>
+                <w:sz w:val="20"/>
+              </w:rPr>
+              <w:t>Yes — essentially all stimulated</w:t>
+            </w:r>
+          </w:p>
+        </w:tc>
+      </w:tr>
+      <w:tr>
+        <w:tc>
+          <w:tcPr>
+            <w:tcW w:type="dxa" w:w="2880"/>
+          </w:tcPr>
+          <w:p>
+            <w:r/>
+            <w:r>
+              <w:rPr>
+                <w:b w:val="0"/>
+                <w:sz w:val="20"/>
+              </w:rPr>
+              <w:t>Conventional vertical oil at ≈3,000–3,500 ft (1980s–2010s)</w:t>
+            </w:r>
+          </w:p>
+        </w:tc>
+        <w:tc>
+          <w:tcPr>
+            <w:tcW w:type="dxa" w:w="2880"/>
+          </w:tcPr>
+          <w:p>
+            <w:r/>
+            <w:r>
+              <w:rPr>
+                <w:b w:val="0"/>
+                <w:sz w:val="20"/>
+              </w:rPr>
+              <w:t>~31 still producing</w:t>
+            </w:r>
+          </w:p>
+        </w:tc>
+        <w:tc>
+          <w:tcPr>
+            <w:tcW w:type="dxa" w:w="2880"/>
+          </w:tcPr>
+          <w:p>
+            <w:r/>
+            <w:r>
+              <w:rPr>
+                <w:b w:val="0"/>
+                <w:sz w:val="20"/>
+              </w:rPr>
+              <w:t>No — pumped, not fractured</w:t>
+            </w:r>
+          </w:p>
+        </w:tc>
+      </w:tr>
+      <w:tr>
+        <w:tc>
+          <w:tcPr>
+            <w:tcW w:type="dxa" w:w="2880"/>
+          </w:tcPr>
+          <w:p>
+            <w:r/>
+            <w:r>
+              <w:rPr>
+                <w:b w:val="0"/>
+                <w:sz w:val="20"/>
+              </w:rPr>
+              <w:t>Truly shallow (&lt;3,000 ft) vertical oil (1980s–2010s)</w:t>
+            </w:r>
+          </w:p>
+        </w:tc>
+        <w:tc>
+          <w:tcPr>
+            <w:tcW w:type="dxa" w:w="2880"/>
+          </w:tcPr>
+          <w:p>
+            <w:r/>
+            <w:r>
+              <w:rPr>
+                <w:b w:val="0"/>
+                <w:sz w:val="20"/>
+              </w:rPr>
+              <w:t>~3 still producing</w:t>
+            </w:r>
+          </w:p>
+        </w:tc>
+        <w:tc>
+          <w:tcPr>
+            <w:tcW w:type="dxa" w:w="2880"/>
+          </w:tcPr>
+          <w:p>
+            <w:r/>
+            <w:r>
+              <w:rPr>
+                <w:b w:val="0"/>
+                <w:sz w:val="20"/>
+              </w:rPr>
+              <w:t>No</w:t>
+            </w:r>
+          </w:p>
+        </w:tc>
+      </w:tr>
+      <w:tr>
+        <w:tc>
+          <w:tcPr>
+            <w:tcW w:type="dxa" w:w="2880"/>
+          </w:tcPr>
+          <w:p>
+            <w:r/>
+            <w:r>
+              <w:rPr>
+                <w:b w:val="0"/>
+                <w:sz w:val="20"/>
+              </w:rPr>
+              <w:t>Legacy deep gas at 17,000–22,800 ft (1960s–70s)</w:t>
+            </w:r>
+          </w:p>
+        </w:tc>
+        <w:tc>
+          <w:tcPr>
+            <w:tcW w:type="dxa" w:w="2880"/>
+          </w:tcPr>
+          <w:p>
+            <w:r/>
+            <w:r>
+              <w:rPr>
+                <w:b w:val="0"/>
+                <w:sz w:val="20"/>
+              </w:rPr>
+              <w:t>~15 still producing</w:t>
+            </w:r>
+          </w:p>
+        </w:tc>
+        <w:tc>
+          <w:tcPr>
+            <w:tcW w:type="dxa" w:w="2880"/>
+          </w:tcPr>
+          <w:p>
+            <w:r/>
+            <w:r>
+              <w:rPr>
+                <w:b w:val="0"/>
+                <w:sz w:val="20"/>
+              </w:rPr>
+              <w:t>Possibly acid-stimulated at original completion; not now</w:t>
+            </w:r>
+          </w:p>
+        </w:tc>
+      </w:tr>
+    </w:tbl>
+    <w:p>
+      <w:pPr>
+        <w:spacing w:after="120" w:line="288" w:lineRule="auto"/>
+        <w:shd w:val="clear" w:color="auto" w:fill="DEEAF6"/>
+      </w:pPr>
+      <w:r>
+        <w:rPr>
+          <w:rFonts w:ascii="Calibri" w:hAnsi="Calibri"/>
+          <w:b w:val="0"/>
+          <w:sz w:val="22"/>
+        </w:rPr>
+        <w:t xml:space="preserve">The one well near the site that is almost certainly fracked — the 9.37-mi, 2020, 9,237-ft deep-horizontal — is not within five miles, is now five years past completion, and is no longer in the hydraulic-fracturing phase. </w:t>
+      </w:r>
+      <w:r>
+        <w:rPr>
+          <w:rFonts w:ascii="Calibri" w:hAnsi="Calibri"/>
+          <w:b/>
+          <w:sz w:val="22"/>
+        </w:rPr>
+        <w:t>No active hydraulic-fracturing operation is occurring at or near the Caramba North tract — neither on horizontal wellbores nor on vertical wellbores.</w:t>
       </w:r>
     </w:p>
     <w:sectPr>

--- a/outputs/reports/Pecos-Shallow-Drilling-Caramba-Vibration.docx
+++ b/outputs/reports/Pecos-Shallow-Drilling-Caramba-Vibration.docx
@@ -186,7 +186,7 @@
           <w:b w:val="0"/>
           <w:sz w:val="22"/>
         </w:rPr>
-        <w:t xml:space="preserve">Counting only genuine new wells (RRC “New Drill” permits, excluding recompletions): </w:t>
+        <w:t xml:space="preserve">Counting only genuine new wells (wellbore records, recompletion re-stamps excluded): </w:t>
       </w:r>
       <w:r>
         <w:rPr>
@@ -284,7 +284,7 @@
           <w:b/>
           <w:sz w:val="22"/>
         </w:rPr>
-        <w:t xml:space="preserve">The shallow activity in Pecos is recompletions, not new drilling. </w:t>
+        <w:t xml:space="preserve">Drilling activity in Pecos is mostly rework of existing wells, not new drilling. </w:t>
       </w:r>
       <w:r>
         <w:rPr>
@@ -292,7 +292,7 @@
           <w:b w:val="0"/>
           <w:sz w:val="22"/>
         </w:rPr>
-        <w:t>Of permits filed in Pecos since 2020, about 45% are recompletions — reworking existing wellbores, with no new hole drilled. A single operator, Kinder Morgan Production, accounts for 96% of all recompletions (reworking existing CO₂-flood fields). Recompletions use a workover rig on an existing bore; they are not the drilling-and-fracturing activity at issue, and this program is not near the site.</w:t>
+        <w:t>Tracing every Pecos wellbore record updated since 2020 (RRC dbf900, every event tagged to a unique API well number): only ≈10% (117 of 1,118) are genuine new drilling — the other ≈90% (1,001) are recompletion or workover events on existing wellbores. The recompletion activity is overwhelmingly Kinder Morgan Production reworking existing CO₂-flood (enhanced-recovery) fields — a workover rig on an existing bore, not the drilling-and-fracturing activity at issue, and not near the site.</w:t>
       </w:r>
     </w:p>
     <w:p>
@@ -315,7 +315,7 @@
           <w:b w:val="0"/>
           <w:sz w:val="22"/>
         </w:rPr>
-        <w:t>Pecos saw ≈478 New Drill permits since 2020 (vs ≈405 recompletion). Tracing those to wells actually spudded, only 116 genuine new wells exist county-wide, and ≈95% are deep (≥3,000 ft) horizontal (Diamondback, XTO, Continental, Gordy); just six are shallow. New shallow drilling is therefore nearly nonexistent anywhere in Pecos, and the deep new drilling that does occur is concentrated well away from the tract.</w:t>
+        <w:t>Of the 116 genuine new wells drilled in Pecos since 2020, ≈95% are deep (≥3,000 ft) and only six are shallow. New shallow drilling is therefore nearly nonexistent anywhere in Pecos, and the deep new drilling that does occur is concentrated well away from the tract (median 20 miles out — see Finding 5).</w:t>
       </w:r>
     </w:p>
     <w:p>
@@ -771,7 +771,23 @@
           <w:b w:val="0"/>
           <w:sz w:val="22"/>
         </w:rPr>
-        <w:t>This is the crux of the data, and it is starker in the wellbore record than in the permit record. Two ways of counting Pecos activity since 2020:</w:t>
+        <w:t xml:space="preserve">This is the crux of the data. The Railroad Commission of Texas maintains a master wellbore database (dbf900) in which every drilling, completion, and workover event is logged against a unique API well number. Tracing every Pecos wellbore that has had </w:t>
+      </w:r>
+      <w:r>
+        <w:rPr>
+          <w:rFonts w:ascii="Calibri" w:hAnsi="Calibri"/>
+          <w:b/>
+          <w:sz w:val="22"/>
+        </w:rPr>
+        <w:t>any</w:t>
+      </w:r>
+      <w:r>
+        <w:rPr>
+          <w:rFonts w:ascii="Calibri" w:hAnsi="Calibri"/>
+          <w:b w:val="0"/>
+          <w:sz w:val="22"/>
+        </w:rPr>
+        <w:t xml:space="preserve"> recorded activity since 2020:</w:t>
       </w:r>
     </w:p>
     <w:tbl>
@@ -781,15 +797,14 @@
         <w:tblLook w:firstColumn="1" w:firstRow="1" w:lastColumn="0" w:lastRow="0" w:noHBand="0" w:noVBand="1" w:val="04A0"/>
       </w:tblPr>
       <w:tblGrid>
-        <w:gridCol w:w="2160"/>
-        <w:gridCol w:w="2160"/>
-        <w:gridCol w:w="2160"/>
-        <w:gridCol w:w="2160"/>
+        <w:gridCol w:w="2880"/>
+        <w:gridCol w:w="2880"/>
+        <w:gridCol w:w="2880"/>
       </w:tblGrid>
       <w:tr>
         <w:tc>
           <w:tcPr>
-            <w:tcW w:type="dxa" w:w="2160"/>
+            <w:tcW w:type="dxa" w:w="2880"/>
             <w:shd w:val="clear" w:color="auto" w:fill="DBE8FD"/>
           </w:tcPr>
           <w:p>
@@ -800,13 +815,13 @@
                 <w:color w:val="1F3A63"/>
                 <w:sz w:val="20"/>
               </w:rPr>
-              <w:t>Basis of count</w:t>
+              <w:t>Activity in Pecos since 2020 (wellbore records)</w:t>
             </w:r>
           </w:p>
         </w:tc>
         <w:tc>
           <w:tcPr>
-            <w:tcW w:type="dxa" w:w="2160"/>
+            <w:tcW w:type="dxa" w:w="2880"/>
             <w:shd w:val="clear" w:color="auto" w:fill="DBE8FD"/>
           </w:tcPr>
           <w:p>
@@ -817,13 +832,13 @@
                 <w:color w:val="1F3A63"/>
                 <w:sz w:val="20"/>
               </w:rPr>
-              <w:t>Total</w:t>
+              <w:t>Count</w:t>
             </w:r>
           </w:p>
         </w:tc>
         <w:tc>
           <w:tcPr>
-            <w:tcW w:type="dxa" w:w="2160"/>
+            <w:tcW w:type="dxa" w:w="2880"/>
             <w:shd w:val="clear" w:color="auto" w:fill="DBE8FD"/>
           </w:tcPr>
           <w:p>
@@ -834,24 +849,7 @@
                 <w:color w:val="1F3A63"/>
                 <w:sz w:val="20"/>
               </w:rPr>
-              <w:t>Genuine new drilling</w:t>
-            </w:r>
-          </w:p>
-        </w:tc>
-        <w:tc>
-          <w:tcPr>
-            <w:tcW w:type="dxa" w:w="2160"/>
-            <w:shd w:val="clear" w:color="auto" w:fill="DBE8FD"/>
-          </w:tcPr>
-          <w:p>
-            <w:r/>
-            <w:r>
-              <w:rPr>
-                <w:b/>
-                <w:color w:val="1F3A63"/>
-                <w:sz w:val="20"/>
-              </w:rPr>
-              <w:t>Recompletion / workover</w:t>
+              <w:t>Share</w:t>
             </w:r>
           </w:p>
         </w:tc>
@@ -859,7 +857,61 @@
       <w:tr>
         <w:tc>
           <w:tcPr>
-            <w:tcW w:type="dxa" w:w="2160"/>
+            <w:tcW w:type="dxa" w:w="2880"/>
+            <w:shd w:val="clear" w:color="auto" w:fill="CFECCF"/>
+          </w:tcPr>
+          <w:p>
+            <w:r/>
+            <w:r>
+              <w:rPr>
+                <w:b/>
+                <w:color w:val="14532D"/>
+                <w:sz w:val="20"/>
+              </w:rPr>
+              <w:t>Genuine new drilling (a new wellbore drilled)</w:t>
+            </w:r>
+          </w:p>
+        </w:tc>
+        <w:tc>
+          <w:tcPr>
+            <w:tcW w:type="dxa" w:w="2880"/>
+            <w:shd w:val="clear" w:color="auto" w:fill="CFECCF"/>
+          </w:tcPr>
+          <w:p>
+            <w:r/>
+            <w:r>
+              <w:rPr>
+                <w:b/>
+                <w:color w:val="14532D"/>
+                <w:sz w:val="20"/>
+              </w:rPr>
+              <w:t>117</w:t>
+            </w:r>
+          </w:p>
+        </w:tc>
+        <w:tc>
+          <w:tcPr>
+            <w:tcW w:type="dxa" w:w="2880"/>
+            <w:shd w:val="clear" w:color="auto" w:fill="CFECCF"/>
+          </w:tcPr>
+          <w:p>
+            <w:r/>
+            <w:r>
+              <w:rPr>
+                <w:b/>
+                <w:color w:val="14532D"/>
+                <w:sz w:val="20"/>
+              </w:rPr>
+              <w:t>≈ 10%</w:t>
+            </w:r>
+          </w:p>
+        </w:tc>
+      </w:tr>
+      <w:tr>
+        <w:tc>
+          <w:tcPr>
+            <w:tcW w:type="dxa" w:w="2880"/>
+            <w:shd w:val="clear" w:color="auto" w:fill="EAF5EA"/>
           </w:tcPr>
           <w:p>
             <w:r/>
@@ -868,13 +920,14 @@
                 <w:b w:val="0"/>
                 <w:sz w:val="20"/>
               </w:rPr>
-              <w:t>W-1 permits filed (intent)</w:t>
+              <w:t>Recompletion or workover on an existing wellbore</w:t>
             </w:r>
           </w:p>
         </w:tc>
         <w:tc>
           <w:tcPr>
-            <w:tcW w:type="dxa" w:w="2160"/>
+            <w:tcW w:type="dxa" w:w="2880"/>
+            <w:shd w:val="clear" w:color="auto" w:fill="EAF5EA"/>
           </w:tcPr>
           <w:p>
             <w:r/>
@@ -883,13 +936,14 @@
                 <w:b w:val="0"/>
                 <w:sz w:val="20"/>
               </w:rPr>
-              <w:t>883</w:t>
+              <w:t>1,001</w:t>
             </w:r>
           </w:p>
         </w:tc>
         <w:tc>
           <w:tcPr>
-            <w:tcW w:type="dxa" w:w="2160"/>
+            <w:tcW w:type="dxa" w:w="2880"/>
+            <w:shd w:val="clear" w:color="auto" w:fill="EAF5EA"/>
           </w:tcPr>
           <w:p>
             <w:r/>
@@ -898,22 +952,7 @@
                 <w:b w:val="0"/>
                 <w:sz w:val="20"/>
               </w:rPr>
-              <w:t>478  (54%)</w:t>
-            </w:r>
-          </w:p>
-        </w:tc>
-        <w:tc>
-          <w:tcPr>
-            <w:tcW w:type="dxa" w:w="2160"/>
-          </w:tcPr>
-          <w:p>
-            <w:r/>
-            <w:r>
-              <w:rPr>
-                <w:b w:val="0"/>
-                <w:sz w:val="20"/>
-              </w:rPr>
-              <w:t>405  (46%)</w:t>
+              <w:t>≈ 90%</w:t>
             </w:r>
           </w:p>
         </w:tc>
@@ -921,7 +960,7 @@
       <w:tr>
         <w:tc>
           <w:tcPr>
-            <w:tcW w:type="dxa" w:w="2160"/>
+            <w:tcW w:type="dxa" w:w="2880"/>
             <w:shd w:val="clear" w:color="auto" w:fill="EAF5EA"/>
           </w:tcPr>
           <w:p>
@@ -931,13 +970,13 @@
                 <w:b/>
                 <w:sz w:val="20"/>
               </w:rPr>
-              <w:t>Wellbore records updated (actual activity)</w:t>
+              <w:t>Total wellbore-record activity</w:t>
             </w:r>
           </w:p>
         </w:tc>
         <w:tc>
           <w:tcPr>
-            <w:tcW w:type="dxa" w:w="2160"/>
+            <w:tcW w:type="dxa" w:w="2880"/>
             <w:shd w:val="clear" w:color="auto" w:fill="EAF5EA"/>
           </w:tcPr>
           <w:p>
@@ -953,7 +992,7 @@
         </w:tc>
         <w:tc>
           <w:tcPr>
-            <w:tcW w:type="dxa" w:w="2160"/>
+            <w:tcW w:type="dxa" w:w="2880"/>
             <w:shd w:val="clear" w:color="auto" w:fill="EAF5EA"/>
           </w:tcPr>
           <w:p>
@@ -963,23 +1002,7 @@
                 <w:b/>
                 <w:sz w:val="20"/>
               </w:rPr>
-              <w:t>117  (≈10%)</w:t>
-            </w:r>
-          </w:p>
-        </w:tc>
-        <w:tc>
-          <w:tcPr>
-            <w:tcW w:type="dxa" w:w="2160"/>
-            <w:shd w:val="clear" w:color="auto" w:fill="EAF5EA"/>
-          </w:tcPr>
-          <w:p>
-            <w:r/>
-            <w:r>
-              <w:rPr>
-                <w:b/>
-                <w:sz w:val="20"/>
-              </w:rPr>
-              <w:t>1,001  (≈90%)</w:t>
+              <w:t>100%</w:t>
             </w:r>
           </w:p>
         </w:tc>
@@ -995,7 +1018,7 @@
           <w:b w:val="0"/>
           <w:sz w:val="22"/>
         </w:rPr>
-        <w:t xml:space="preserve">The permit ratio is what a buyer's technical team will see in any RRC W-1 search — and on that basis </w:t>
+        <w:t xml:space="preserve">In other words, </w:t>
       </w:r>
       <w:r>
         <w:rPr>
@@ -1003,7 +1026,7 @@
           <w:b/>
           <w:sz w:val="22"/>
         </w:rPr>
-        <w:t>new drilling is still 54% of permit activity</w:t>
+        <w:t>about nine out of every ten “drilling-related” actions on a Pecos wellbore since 2020 are workovers on a well that already exists — not a new hole drilled</w:t>
       </w:r>
       <w:r>
         <w:rPr>
@@ -1011,39 +1034,7 @@
           <w:b w:val="0"/>
           <w:sz w:val="22"/>
         </w:rPr>
-        <w:t xml:space="preserve">. But tracing the underlying </w:t>
-      </w:r>
-      <w:r>
-        <w:rPr>
-          <w:rFonts w:ascii="Calibri" w:hAnsi="Calibri"/>
-          <w:b/>
-          <w:sz w:val="22"/>
-        </w:rPr>
-        <w:t>wellbore record (RRC dbf900)</w:t>
-      </w:r>
-      <w:r>
-        <w:rPr>
-          <w:rFonts w:ascii="Calibri" w:hAnsi="Calibri"/>
-          <w:b w:val="0"/>
-          <w:sz w:val="22"/>
-        </w:rPr>
-        <w:t xml:space="preserve"> — where every spud, completion, and re-entry is API-tagged — the genuine-new-drill share collapses to about 10%. The other ≈90% of wellbore-level activity is recompletion or workover events on </w:t>
-      </w:r>
-      <w:r>
-        <w:rPr>
-          <w:rFonts w:ascii="Calibri" w:hAnsi="Calibri"/>
-          <w:b/>
-          <w:sz w:val="22"/>
-        </w:rPr>
-        <w:t>existing</w:t>
-      </w:r>
-      <w:r>
-        <w:rPr>
-          <w:rFonts w:ascii="Calibri" w:hAnsi="Calibri"/>
-          <w:b w:val="0"/>
-          <w:sz w:val="22"/>
-        </w:rPr>
-        <w:t xml:space="preserve"> wellbores (RRC re-stamps the wellbore's spud date with the recent re-entry event, but the original completion date stays — so completion &lt; spud flags the record as a recompletion).</w:t>
+        <w:t>. A recompletion or workover uses a small workover rig on an existing bore; it is not the rig-and-hydraulic-fracturing activity associated with ground vibration.</w:t>
       </w:r>
     </w:p>
     <w:p>
@@ -1053,7 +1044,7 @@
       <w:r>
         <w:drawing>
           <wp:inline xmlns:a="http://schemas.openxmlformats.org/drawingml/2006/main" xmlns:pic="http://schemas.openxmlformats.org/drawingml/2006/picture">
-            <wp:extent cx="5486400" cy="2468880"/>
+            <wp:extent cx="5486400" cy="1089866"/>
             <wp:docPr id="1" name="Picture 1"/>
             <wp:cNvGraphicFramePr>
               <a:graphicFrameLocks noChangeAspect="1"/>
@@ -1074,7 +1065,7 @@
                   <pic:spPr>
                     <a:xfrm>
                       <a:off x="0" y="0"/>
-                      <a:ext cx="5486400" cy="2468880"/>
+                      <a:ext cx="5486400" cy="1089866"/>
                     </a:xfrm>
                     <a:prstGeom prst="rect"/>
                   </pic:spPr>
@@ -1096,7 +1087,7 @@
           <w:color w:val="404040"/>
           <w:sz w:val="18"/>
         </w:rPr>
-        <w:t>Pecos County since 2020: of 883 W-1 permits, 54% are new-drill intent; but of 1,118 wellbore records actually updated, only ≈10% are genuine new drilling — the rest are recompletion or workover events on existing wells.</w:t>
+        <w:t>Of every 1,118 wellbore-record events in Pecos since 2020, only ~117 (≈10%) are genuine new drilling. The other ~1,001 (≈90%) are recompletion or workover events on existing wells.</w:t>
       </w:r>
     </w:p>
     <w:p>
@@ -1109,7 +1100,7 @@
           <w:b w:val="0"/>
           <w:sz w:val="22"/>
         </w:rPr>
-        <w:t xml:space="preserve">96% of recompletion permits — and the bulk of the recompletion events — are by </w:t>
+        <w:t xml:space="preserve">The bulk of this recompletion activity is one operator — </w:t>
       </w:r>
       <w:r>
         <w:rPr>
@@ -1125,7 +1116,7 @@
           <w:b w:val="0"/>
           <w:sz w:val="22"/>
         </w:rPr>
-        <w:t xml:space="preserve"> reworking existing CO₂-flood (enhanced-recovery) fields. None of that involves a drilling rig spudding a new hole, none of it involves a new hydraulic-fracturing program, and the program is not near the Caramba North tract.</w:t>
+        <w:t xml:space="preserve"> — reworking existing CO₂-flood (enhanced-recovery) fields. None of that involves a drilling rig spudding a new hole, none of it involves a new hydraulic-fracturing program, and the program is not near the Caramba North tract.</w:t>
       </w:r>
     </w:p>
     <w:p>
@@ -1225,7 +1216,7 @@
           <w:b w:val="0"/>
           <w:sz w:val="22"/>
         </w:rPr>
-        <w:t>Counting only genuine new wells (RRC “New Drill” permits — recompletions of existing bores excluded):</w:t>
+        <w:t>Counting only genuine new wells drilled in Pecos since 2020 (wellbore records, recompletion re-stamps excluded):</w:t>
       </w:r>
     </w:p>
     <w:tbl>
@@ -1859,7 +1850,7 @@
           <w:b w:val="0"/>
           <w:sz w:val="22"/>
         </w:rPr>
-        <w:t xml:space="preserve">Since 2020 the RRC issued roughly </w:t>
+        <w:t xml:space="preserve">Of the </w:t>
       </w:r>
       <w:r>
         <w:rPr>
@@ -1867,7 +1858,7 @@
           <w:b/>
           <w:sz w:val="22"/>
         </w:rPr>
-        <w:t>478 New Drill permits</w:t>
+        <w:t>116 genuine new wells drilled in Pecos County since 2020</w:t>
       </w:r>
       <w:r>
         <w:rPr>
@@ -1875,7 +1866,7 @@
           <w:b w:val="0"/>
           <w:sz w:val="22"/>
         </w:rPr>
-        <w:t xml:space="preserve"> in Pecos County (≈4,700 sq mi), against ≈405 recompletion permits. Tracing the New Drill permits to wells actually spudded gives </w:t>
+        <w:t xml:space="preserve"> (Pecos is ≈4,700 sq mi), about </w:t>
       </w:r>
       <w:r>
         <w:rPr>
@@ -1883,7 +1874,7 @@
           <w:b/>
           <w:sz w:val="22"/>
         </w:rPr>
-        <w:t>116 genuine new wells county-wide</w:t>
+        <w:t>95% are deep (≥3,000 ft)</w:t>
       </w:r>
       <w:r>
         <w:rPr>
@@ -1891,23 +1882,7 @@
           <w:b w:val="0"/>
           <w:sz w:val="22"/>
         </w:rPr>
-        <w:t xml:space="preserve">, about </w:t>
-      </w:r>
-      <w:r>
-        <w:rPr>
-          <w:rFonts w:ascii="Calibri" w:hAnsi="Calibri"/>
-          <w:b/>
-          <w:sz w:val="22"/>
-        </w:rPr>
-        <w:t>95% of them deep (≥3,000 ft)</w:t>
-      </w:r>
-      <w:r>
-        <w:rPr>
-          <w:rFonts w:ascii="Calibri" w:hAnsi="Calibri"/>
-          <w:b w:val="0"/>
-          <w:sz w:val="22"/>
-        </w:rPr>
-        <w:t xml:space="preserve"> — i.e., the modern Permian horizontal program. Only </w:t>
+        <w:t xml:space="preserve"> — the modern Permian unconventional program, operator-concentrated in Diamondback, XTO, Continental, and Gordy. Only </w:t>
       </w:r>
       <w:r>
         <w:rPr>

--- a/outputs/reports/Pecos-Shallow-Drilling-Caramba-Vibration.docx
+++ b/outputs/reports/Pecos-Shallow-Drilling-Caramba-Vibration.docx
@@ -239,7 +239,7 @@
     </w:p>
     <w:p>
       <w:pPr>
-        <w:spacing w:after="160" w:line="288" w:lineRule="auto"/>
+        <w:spacing w:after="80" w:line="288" w:lineRule="auto"/>
         <w:shd w:val="clear" w:color="auto" w:fill="EAF2FF"/>
       </w:pPr>
       <w:r>
@@ -257,6 +257,36 @@
           <w:sz w:val="22"/>
         </w:rPr>
         <w:t>none representing active drilling, hydraulic fracturing, or a vibration source.</w:t>
+      </w:r>
+    </w:p>
+    <w:p>
+      <w:pPr>
+        <w:spacing w:after="160" w:line="288" w:lineRule="auto"/>
+        <w:shd w:val="clear" w:color="auto" w:fill="EAF2FF"/>
+      </w:pPr>
+      <w:r>
+        <w:rPr>
+          <w:rFonts w:ascii="Calibri" w:hAnsi="Calibri"/>
+          <w:b w:val="0"/>
+          <w:sz w:val="22"/>
+        </w:rPr>
+        <w:t xml:space="preserve">Independently confirmed by the public hydraulic-fracturing disclosure record (FracFocus, 2011–present): </w:t>
+      </w:r>
+      <w:r>
+        <w:rPr>
+          <w:rFonts w:ascii="Calibri" w:hAnsi="Calibri"/>
+          <w:b/>
+          <w:sz w:val="22"/>
+        </w:rPr>
+        <w:t>no frack job has ever been filed within two miles of the tract, and the most recent within five miles was 2015.</w:t>
+      </w:r>
+      <w:r>
+        <w:rPr>
+          <w:rFonts w:ascii="Calibri" w:hAnsi="Calibri"/>
+          <w:b w:val="0"/>
+          <w:sz w:val="22"/>
+        </w:rPr>
+        <w:t xml:space="preserve"> See Finding 10.</w:t>
       </w:r>
     </w:p>
     <w:p>
@@ -3164,36 +3194,7 @@
         <w:pStyle w:val="Heading2"/>
       </w:pPr>
       <w:r>
-        <w:t>10. What the data can and can't tell us about hydraulic fracturing</w:t>
-      </w:r>
-    </w:p>
-    <w:p>
-      <w:pPr>
-        <w:spacing w:after="120" w:line="288" w:lineRule="auto"/>
-      </w:pPr>
-      <w:r>
-        <w:rPr>
-          <w:rFonts w:ascii="Calibri" w:hAnsi="Calibri"/>
-          <w:b w:val="0"/>
-          <w:sz w:val="22"/>
-        </w:rPr>
-        <w:t xml:space="preserve">RRC's standard wellbore (dbf900) and W-1 permit files record well depth, profile (vertical, directional, or horizontal), spud and completion dates, and permit type — but they do </w:t>
-      </w:r>
-      <w:r>
-        <w:rPr>
-          <w:rFonts w:ascii="Calibri" w:hAnsi="Calibri"/>
-          <w:b/>
-          <w:sz w:val="22"/>
-        </w:rPr>
-        <w:t>not</w:t>
-      </w:r>
-      <w:r>
-        <w:rPr>
-          <w:rFonts w:ascii="Calibri" w:hAnsi="Calibri"/>
-          <w:b w:val="0"/>
-          <w:sz w:val="22"/>
-        </w:rPr>
-        <w:t xml:space="preserve"> directly disclose whether a well was hydraulically fractured at completion. The authoritative public record of fracking jobs is the Texas FracFocus disclosure database (fracfocus.org), which operators must file post-frac since 2012; pre-2012 frack jobs are not centrally archived in a single source.</w:t>
+        <w:t>10. The public fracking record (FracFocus) confirms: no fracking jobs within two miles of the tract, ever</w:t>
       </w:r>
     </w:p>
     <w:p>
@@ -3206,7 +3207,23 @@
           <w:b w:val="0"/>
           <w:sz w:val="22"/>
         </w:rPr>
-        <w:t>That said, the near-site well groups can be classified with high confidence from the RRC data alone, given depth, profile, and era:</w:t>
+        <w:t xml:space="preserve">The Texas </w:t>
+      </w:r>
+      <w:r>
+        <w:rPr>
+          <w:rFonts w:ascii="Calibri" w:hAnsi="Calibri"/>
+          <w:b/>
+          <w:sz w:val="22"/>
+        </w:rPr>
+        <w:t>FracFocus disclosure database</w:t>
+      </w:r>
+      <w:r>
+        <w:rPr>
+          <w:rFonts w:ascii="Calibri" w:hAnsi="Calibri"/>
+          <w:b w:val="0"/>
+          <w:sz w:val="22"/>
+        </w:rPr>
+        <w:t xml:space="preserve"> (fracfocus.org) is the public record of every hydraulic-fracturing job that operators have filed in Texas since 2011. Cross-referencing every Pecos County disclosure (949 in total) against the Caramba North tract:</w:t>
       </w:r>
     </w:p>
     <w:tbl>
@@ -3234,7 +3251,7 @@
                 <w:color w:val="1F3A63"/>
                 <w:sz w:val="20"/>
               </w:rPr>
-              <w:t>Well group near the site</w:t>
+              <w:t>Distance band from tract</w:t>
             </w:r>
           </w:p>
         </w:tc>
@@ -3251,7 +3268,7 @@
                 <w:color w:val="1F3A63"/>
                 <w:sz w:val="20"/>
               </w:rPr>
-              <w:t>Within 10 mi</w:t>
+              <w:t>Frack disclosures (2011 – present)</w:t>
             </w:r>
           </w:p>
         </w:tc>
@@ -3268,7 +3285,110 @@
                 <w:color w:val="1F3A63"/>
                 <w:sz w:val="20"/>
               </w:rPr>
-              <w:t>Hydraulically fractured?</w:t>
+              <w:t>Most recent year</w:t>
+            </w:r>
+          </w:p>
+        </w:tc>
+      </w:tr>
+      <w:tr>
+        <w:tc>
+          <w:tcPr>
+            <w:tcW w:type="dxa" w:w="2880"/>
+            <w:shd w:val="clear" w:color="auto" w:fill="CFECCF"/>
+          </w:tcPr>
+          <w:p>
+            <w:r/>
+            <w:r>
+              <w:rPr>
+                <w:b/>
+                <w:color w:val="14532D"/>
+                <w:sz w:val="20"/>
+              </w:rPr>
+              <w:t>0 – 2 mi</w:t>
+            </w:r>
+          </w:p>
+        </w:tc>
+        <w:tc>
+          <w:tcPr>
+            <w:tcW w:type="dxa" w:w="2880"/>
+            <w:shd w:val="clear" w:color="auto" w:fill="CFECCF"/>
+          </w:tcPr>
+          <w:p>
+            <w:r/>
+            <w:r>
+              <w:rPr>
+                <w:b/>
+                <w:color w:val="14532D"/>
+                <w:sz w:val="20"/>
+              </w:rPr>
+              <w:t>0</w:t>
+            </w:r>
+          </w:p>
+        </w:tc>
+        <w:tc>
+          <w:tcPr>
+            <w:tcW w:type="dxa" w:w="2880"/>
+            <w:shd w:val="clear" w:color="auto" w:fill="CFECCF"/>
+          </w:tcPr>
+          <w:p>
+            <w:r/>
+            <w:r>
+              <w:rPr>
+                <w:b/>
+                <w:color w:val="14532D"/>
+                <w:sz w:val="20"/>
+              </w:rPr>
+              <w:t>— none, ever</w:t>
+            </w:r>
+          </w:p>
+        </w:tc>
+      </w:tr>
+      <w:tr>
+        <w:tc>
+          <w:tcPr>
+            <w:tcW w:type="dxa" w:w="2880"/>
+            <w:shd w:val="clear" w:color="auto" w:fill="EAF5EA"/>
+          </w:tcPr>
+          <w:p>
+            <w:r/>
+            <w:r>
+              <w:rPr>
+                <w:b w:val="0"/>
+                <w:sz w:val="20"/>
+              </w:rPr>
+              <w:t>2 – 5 mi</w:t>
+            </w:r>
+          </w:p>
+        </w:tc>
+        <w:tc>
+          <w:tcPr>
+            <w:tcW w:type="dxa" w:w="2880"/>
+            <w:shd w:val="clear" w:color="auto" w:fill="EAF5EA"/>
+          </w:tcPr>
+          <w:p>
+            <w:r/>
+            <w:r>
+              <w:rPr>
+                <w:b w:val="0"/>
+                <w:sz w:val="20"/>
+              </w:rPr>
+              <w:t>9</w:t>
+            </w:r>
+          </w:p>
+        </w:tc>
+        <w:tc>
+          <w:tcPr>
+            <w:tcW w:type="dxa" w:w="2880"/>
+            <w:shd w:val="clear" w:color="auto" w:fill="EAF5EA"/>
+          </w:tcPr>
+          <w:p>
+            <w:r/>
+            <w:r>
+              <w:rPr>
+                <w:b w:val="0"/>
+                <w:sz w:val="20"/>
+              </w:rPr>
+              <w:t>2015 (most recent)</w:t>
             </w:r>
           </w:p>
         </w:tc>
@@ -3285,7 +3405,7 @@
                 <w:b w:val="0"/>
                 <w:sz w:val="20"/>
               </w:rPr>
-              <w:t>Modern Permian horizontal (deep, spud ≥ 2010)</w:t>
+              <w:t>5 – 10 mi</w:t>
             </w:r>
           </w:p>
         </w:tc>
@@ -3300,7 +3420,7 @@
                 <w:b w:val="0"/>
                 <w:sz w:val="20"/>
               </w:rPr>
-              <w:t>1  (9.37 mi, 2020)</w:t>
+              <w:t>20</w:t>
             </w:r>
           </w:p>
         </w:tc>
@@ -3315,7 +3435,7 @@
                 <w:b w:val="0"/>
                 <w:sz w:val="20"/>
               </w:rPr>
-              <w:t>Yes — essentially all stimulated</w:t>
+              <w:t>2025</w:t>
             </w:r>
           </w:p>
         </w:tc>
@@ -3324,6 +3444,7 @@
         <w:tc>
           <w:tcPr>
             <w:tcW w:type="dxa" w:w="2880"/>
+            <w:shd w:val="clear" w:color="auto" w:fill="EAF5EA"/>
           </w:tcPr>
           <w:p>
             <w:r/>
@@ -3332,13 +3453,14 @@
                 <w:b w:val="0"/>
                 <w:sz w:val="20"/>
               </w:rPr>
-              <w:t>Conventional vertical oil at ≈3,000–3,500 ft (1980s–2010s)</w:t>
+              <w:t>10 – 20 mi</w:t>
             </w:r>
           </w:p>
         </w:tc>
         <w:tc>
           <w:tcPr>
             <w:tcW w:type="dxa" w:w="2880"/>
+            <w:shd w:val="clear" w:color="auto" w:fill="EAF5EA"/>
           </w:tcPr>
           <w:p>
             <w:r/>
@@ -3347,13 +3469,14 @@
                 <w:b w:val="0"/>
                 <w:sz w:val="20"/>
               </w:rPr>
-              <w:t>~31 still producing</w:t>
+              <w:t>464</w:t>
             </w:r>
           </w:p>
         </w:tc>
         <w:tc>
           <w:tcPr>
             <w:tcW w:type="dxa" w:w="2880"/>
+            <w:shd w:val="clear" w:color="auto" w:fill="EAF5EA"/>
           </w:tcPr>
           <w:p>
             <w:r/>
@@ -3362,101 +3485,7 @@
                 <w:b w:val="0"/>
                 <w:sz w:val="20"/>
               </w:rPr>
-              <w:t>No — pumped, not fractured</w:t>
-            </w:r>
-          </w:p>
-        </w:tc>
-      </w:tr>
-      <w:tr>
-        <w:tc>
-          <w:tcPr>
-            <w:tcW w:type="dxa" w:w="2880"/>
-          </w:tcPr>
-          <w:p>
-            <w:r/>
-            <w:r>
-              <w:rPr>
-                <w:b w:val="0"/>
-                <w:sz w:val="20"/>
-              </w:rPr>
-              <w:t>Truly shallow (&lt;3,000 ft) vertical oil (1980s–2010s)</w:t>
-            </w:r>
-          </w:p>
-        </w:tc>
-        <w:tc>
-          <w:tcPr>
-            <w:tcW w:type="dxa" w:w="2880"/>
-          </w:tcPr>
-          <w:p>
-            <w:r/>
-            <w:r>
-              <w:rPr>
-                <w:b w:val="0"/>
-                <w:sz w:val="20"/>
-              </w:rPr>
-              <w:t>~3 still producing</w:t>
-            </w:r>
-          </w:p>
-        </w:tc>
-        <w:tc>
-          <w:tcPr>
-            <w:tcW w:type="dxa" w:w="2880"/>
-          </w:tcPr>
-          <w:p>
-            <w:r/>
-            <w:r>
-              <w:rPr>
-                <w:b w:val="0"/>
-                <w:sz w:val="20"/>
-              </w:rPr>
-              <w:t>No</w:t>
-            </w:r>
-          </w:p>
-        </w:tc>
-      </w:tr>
-      <w:tr>
-        <w:tc>
-          <w:tcPr>
-            <w:tcW w:type="dxa" w:w="2880"/>
-          </w:tcPr>
-          <w:p>
-            <w:r/>
-            <w:r>
-              <w:rPr>
-                <w:b w:val="0"/>
-                <w:sz w:val="20"/>
-              </w:rPr>
-              <w:t>Legacy deep gas at 17,000–22,800 ft (1960s–70s)</w:t>
-            </w:r>
-          </w:p>
-        </w:tc>
-        <w:tc>
-          <w:tcPr>
-            <w:tcW w:type="dxa" w:w="2880"/>
-          </w:tcPr>
-          <w:p>
-            <w:r/>
-            <w:r>
-              <w:rPr>
-                <w:b w:val="0"/>
-                <w:sz w:val="20"/>
-              </w:rPr>
-              <w:t>~15 still producing</w:t>
-            </w:r>
-          </w:p>
-        </w:tc>
-        <w:tc>
-          <w:tcPr>
-            <w:tcW w:type="dxa" w:w="2880"/>
-          </w:tcPr>
-          <w:p>
-            <w:r/>
-            <w:r>
-              <w:rPr>
-                <w:b w:val="0"/>
-                <w:sz w:val="20"/>
-              </w:rPr>
-              <w:t>Possibly acid-stimulated at original completion; not now</w:t>
+              <w:t>2026</w:t>
             </w:r>
           </w:p>
         </w:tc>
@@ -3470,10 +3499,98 @@
       <w:r>
         <w:rPr>
           <w:rFonts w:ascii="Calibri" w:hAnsi="Calibri"/>
+          <w:b/>
+          <w:sz w:val="22"/>
+        </w:rPr>
+        <w:t>No hydraulic-fracturing job has ever been performed within two miles of the Caramba North tract.</w:t>
+      </w:r>
+      <w:r>
+        <w:rPr>
+          <w:rFonts w:ascii="Calibri" w:hAnsi="Calibri"/>
           <w:b w:val="0"/>
           <w:sz w:val="22"/>
         </w:rPr>
-        <w:t xml:space="preserve">The one well near the site that is almost certainly fracked — the 9.37-mi, 2020, 9,237-ft deep-horizontal — is not within five miles, is now five years past completion, and is no longer in the hydraulic-fracturing phase. </w:t>
+        <w:t xml:space="preserve"> Within five miles there have been 9 fracks, all between 2012 and 2015 — the most recent over a decade ago. Eight of the nine were Apache Corporation's 2012 multi-well program (FSSU wells, 2.75 – 4.85 mi out); the ninth was Flamingo Operating in 2015. Within ten miles, 29 fracks over the entire 2012 – 2025 period, the closest to the site being the 2025 Mongoose Energy Viper wells at 6.94 mi out.</w:t>
+      </w:r>
+    </w:p>
+    <w:p>
+      <w:pPr>
+        <w:jc w:val="center"/>
+      </w:pPr>
+      <w:r>
+        <w:drawing>
+          <wp:inline xmlns:a="http://schemas.openxmlformats.org/drawingml/2006/main" xmlns:pic="http://schemas.openxmlformats.org/drawingml/2006/picture">
+            <wp:extent cx="5486400" cy="2417548"/>
+            <wp:docPr id="4" name="Picture 4"/>
+            <wp:cNvGraphicFramePr>
+              <a:graphicFrameLocks noChangeAspect="1"/>
+            </wp:cNvGraphicFramePr>
+            <a:graphic>
+              <a:graphicData uri="http://schemas.openxmlformats.org/drawingml/2006/picture">
+                <pic:pic>
+                  <pic:nvPicPr>
+                    <pic:cNvPr id="0" name="ch_fracfocus_rings.png"/>
+                    <pic:cNvPicPr/>
+                  </pic:nvPicPr>
+                  <pic:blipFill>
+                    <a:blip r:embed="rId14"/>
+                    <a:stretch>
+                      <a:fillRect/>
+                    </a:stretch>
+                  </pic:blipFill>
+                  <pic:spPr>
+                    <a:xfrm>
+                      <a:off x="0" y="0"/>
+                      <a:ext cx="5486400" cy="2417548"/>
+                    </a:xfrm>
+                    <a:prstGeom prst="rect"/>
+                  </pic:spPr>
+                </pic:pic>
+              </a:graphicData>
+            </a:graphic>
+          </wp:inline>
+        </w:drawing>
+      </w:r>
+    </w:p>
+    <w:p>
+      <w:pPr>
+        <w:spacing w:after="160"/>
+        <w:jc w:val="center"/>
+      </w:pPr>
+      <w:r>
+        <w:rPr>
+          <w:i/>
+          <w:color w:val="404040"/>
+          <w:sz w:val="18"/>
+        </w:rPr>
+        <w:t>FracFocus disclosures around Caramba North: 0 within 2 mi (ever), 9 within 2–5 mi (all 2012–2015), 20 within 5–10 mi, 464 within 10–20 mi. The dense Permian fracking activity is concentrated outside the 10-mile buffer.</w:t>
+      </w:r>
+    </w:p>
+    <w:p>
+      <w:pPr>
+        <w:spacing w:after="120" w:line="288" w:lineRule="auto"/>
+      </w:pPr>
+      <w:r>
+        <w:rPr>
+          <w:rFonts w:ascii="Calibri" w:hAnsi="Calibri"/>
+          <w:b w:val="0"/>
+          <w:sz w:val="22"/>
+        </w:rPr>
+        <w:t>The broader Permian fracking program does exist — 493 fracks within twenty miles since 2011, dominated by the deep-horizontal unconventional players (Diamondback, XTO/ExxonMobil, Gordy). But that activity is concentrated well outside the 10-mile buffer, almost entirely at unconventional depths (median TVD ≈ 9,800 ft within 20 mi), and even there annual volume has been declining (39 fracks in Pecos in 2023, 6 in 2024, 21 in 2025, 11 year-to-date 2026 vs. a 2018 – 2019 peak of 113 – 167/year).</w:t>
+      </w:r>
+    </w:p>
+    <w:p>
+      <w:pPr>
+        <w:spacing w:after="120" w:line="288" w:lineRule="auto"/>
+        <w:shd w:val="clear" w:color="auto" w:fill="DEEAF6"/>
+      </w:pPr>
+      <w:r>
+        <w:rPr>
+          <w:rFonts w:ascii="Calibri" w:hAnsi="Calibri"/>
+          <w:b w:val="0"/>
+          <w:sz w:val="22"/>
+        </w:rPr>
+        <w:t xml:space="preserve">This is direct, evidence-based confirmation of what the wellbore-and-production record already implied: </w:t>
       </w:r>
       <w:r>
         <w:rPr>
@@ -3481,7 +3598,7 @@
           <w:b/>
           <w:sz w:val="22"/>
         </w:rPr>
-        <w:t>No active hydraulic-fracturing operation is occurring at or near the Caramba North tract — neither on horizontal wellbores nor on vertical wellbores.</w:t>
+        <w:t>no active hydraulic-fracturing operation is occurring at or near the Caramba North tract — neither on horizontal wellbores nor on vertical wellbores, and the closest disclosed frack within five miles is over a decade old.</w:t>
       </w:r>
     </w:p>
     <w:sectPr>

--- a/outputs/reports/Pecos-Shallow-Drilling-Caramba-Vibration.docx
+++ b/outputs/reports/Pecos-Shallow-Drilling-Caramba-Vibration.docx
@@ -270,7 +270,7 @@
           <w:b w:val="0"/>
           <w:sz w:val="22"/>
         </w:rPr>
-        <w:t xml:space="preserve">Independently confirmed by the public hydraulic-fracturing disclosure record (FracFocus, 2011–present): </w:t>
+        <w:t xml:space="preserve">Independently confirmed against the public hydraulic-fracturing disclosure record (FracFocus, 2011–present, cross-referenced to the wellbore record to exclude re-fracs on existing wells): </w:t>
       </w:r>
       <w:r>
         <w:rPr>
@@ -278,7 +278,7 @@
           <w:b/>
           <w:sz w:val="22"/>
         </w:rPr>
-        <w:t>no frack job has ever been filed within two miles of the tract, and the most recent within five miles was 2015.</w:t>
+        <w:t>no new-drill frack has ever been filed within two miles of the tract, and the most recent within five miles was 2015.</w:t>
       </w:r>
       <w:r>
         <w:rPr>
@@ -3194,7 +3194,7 @@
         <w:pStyle w:val="Heading2"/>
       </w:pPr>
       <w:r>
-        <w:t>10. The public fracking record (FracFocus) confirms: no fracking jobs within two miles of the tract, ever</w:t>
+        <w:t>10. The public fracking record (FracFocus) confirms: no new-drill fracking jobs within two miles of the tract, ever</w:t>
       </w:r>
     </w:p>
     <w:p>
@@ -3223,7 +3223,23 @@
           <w:b w:val="0"/>
           <w:sz w:val="22"/>
         </w:rPr>
-        <w:t xml:space="preserve"> (fracfocus.org) is the public record of every hydraulic-fracturing job that operators have filed in Texas since 2011. Cross-referencing every Pecos County disclosure (949 in total) against the Caramba North tract:</w:t>
+        <w:t xml:space="preserve"> (fracfocus.org) is the public record of every hydraulic-fracturing job that operators have filed in Texas since 2011. Every Pecos County disclosure (949 in total) was cross-referenced against the RRC wellbore record by API number to </w:t>
+      </w:r>
+      <w:r>
+        <w:rPr>
+          <w:rFonts w:ascii="Calibri" w:hAnsi="Calibri"/>
+          <w:b/>
+          <w:sz w:val="22"/>
+        </w:rPr>
+        <w:t>exclude re-fracs on existing wells</w:t>
+      </w:r>
+      <w:r>
+        <w:rPr>
+          <w:rFonts w:ascii="Calibri" w:hAnsi="Calibri"/>
+          <w:b w:val="0"/>
+          <w:sz w:val="22"/>
+        </w:rPr>
+        <w:t xml:space="preserve"> — the figures below are confirmed new-drill fracks only (a frack performed at the original completion of a newly drilled wellbore):</w:t>
       </w:r>
     </w:p>
     <w:tbl>
@@ -3268,7 +3284,7 @@
                 <w:color w:val="1F3A63"/>
                 <w:sz w:val="20"/>
               </w:rPr>
-              <w:t>Frack disclosures (2011 – present)</w:t>
+              <w:t>New-drill fracks (2011 – present)</w:t>
             </w:r>
           </w:p>
         </w:tc>
@@ -3420,7 +3436,7 @@
                 <w:b w:val="0"/>
                 <w:sz w:val="20"/>
               </w:rPr>
-              <w:t>20</w:t>
+              <w:t>19</w:t>
             </w:r>
           </w:p>
         </w:tc>
@@ -3469,7 +3485,7 @@
                 <w:b w:val="0"/>
                 <w:sz w:val="20"/>
               </w:rPr>
-              <w:t>464</w:t>
+              <w:t>450</w:t>
             </w:r>
           </w:p>
         </w:tc>
@@ -3502,7 +3518,7 @@
           <w:b/>
           <w:sz w:val="22"/>
         </w:rPr>
-        <w:t>No hydraulic-fracturing job has ever been performed within two miles of the Caramba North tract.</w:t>
+        <w:t>No new-drill hydraulic-fracturing job has ever been performed within two miles of the Caramba North tract.</w:t>
       </w:r>
       <w:r>
         <w:rPr>
@@ -3510,7 +3526,7 @@
           <w:b w:val="0"/>
           <w:sz w:val="22"/>
         </w:rPr>
-        <w:t xml:space="preserve"> Within five miles there have been 9 fracks, all between 2012 and 2015 — the most recent over a decade ago. Eight of the nine were Apache Corporation's 2012 multi-well program (FSSU wells, 2.75 – 4.85 mi out); the ninth was Flamingo Operating in 2015. Within ten miles, 29 fracks over the entire 2012 – 2025 period, the closest to the site being the 2025 Mongoose Energy Viper wells at 6.94 mi out.</w:t>
+        <w:t xml:space="preserve"> Within five miles there have been 9 new-drill fracks, all between 2012 and 2015 — the most recent over a decade ago. Eight were Apache Corporation's 2012 multi-well program (FSSU wells, 2.75 – 4.85 mi out); the ninth was Flamingo Operating in 2015. Within ten miles, 28 new-drill fracks over the entire 2012 – 2025 period, the closest to the site being the 2025 Mongoose Energy Viper wells at 6.94 mi out.</w:t>
       </w:r>
     </w:p>
     <w:p>
@@ -3563,7 +3579,7 @@
           <w:color w:val="404040"/>
           <w:sz w:val="18"/>
         </w:rPr>
-        <w:t>FracFocus disclosures around Caramba North: 0 within 2 mi (ever), 9 within 2–5 mi (all 2012–2015), 20 within 5–10 mi, 464 within 10–20 mi. The dense Permian fracking activity is concentrated outside the 10-mile buffer.</w:t>
+        <w:t>New-drill fracks (FracFocus cross-referenced against the wellbore record): 0 within 2 mi (ever), 9 within 2–5 mi (all 2012–2015), 19 within 5–10 mi, 450 within 10–20 mi. Re-fracs on existing wells are excluded.</w:t>
       </w:r>
     </w:p>
     <w:p>
@@ -3576,7 +3592,7 @@
           <w:b w:val="0"/>
           <w:sz w:val="22"/>
         </w:rPr>
-        <w:t>The broader Permian fracking program does exist — 493 fracks within twenty miles since 2011, dominated by the deep-horizontal unconventional players (Diamondback, XTO/ExxonMobil, Gordy). But that activity is concentrated well outside the 10-mile buffer, almost entirely at unconventional depths (median TVD ≈ 9,800 ft within 20 mi), and even there annual volume has been declining (39 fracks in Pecos in 2023, 6 in 2024, 21 in 2025, 11 year-to-date 2026 vs. a 2018 – 2019 peak of 113 – 167/year).</w:t>
+        <w:t>The broader Permian new-drill fracking program does exist — 478 new-drill fracks within twenty miles since 2011, dominated by the deep-horizontal unconventional players (Diamondback 194, XTO/ExxonMobil 53, Gordy 45). But that activity is concentrated well outside the 10-mile buffer, almost entirely at unconventional depths, and annual volume has been declining (39 disclosed fracks in Pecos in 2023, 6 in 2024, 21 in 2025, 11 year-to-date 2026 vs. a 2018 – 2019 peak of 113 – 167/year).</w:t>
       </w:r>
     </w:p>
     <w:p>
@@ -3598,7 +3614,7 @@
           <w:b/>
           <w:sz w:val="22"/>
         </w:rPr>
-        <w:t>no active hydraulic-fracturing operation is occurring at or near the Caramba North tract — neither on horizontal wellbores nor on vertical wellbores, and the closest disclosed frack within five miles is over a decade old.</w:t>
+        <w:t>no active new-drill hydraulic-fracturing operation is occurring at or near the Caramba North tract, and the closest disclosed new-drill frack within five miles is over a decade old.</w:t>
       </w:r>
     </w:p>
     <w:sectPr>

--- a/outputs/reports/Pecos-Shallow-Drilling-Caramba-Vibration.docx
+++ b/outputs/reports/Pecos-Shallow-Drilling-Caramba-Vibration.docx
@@ -2554,7 +2554,7 @@
           <w:b/>
           <w:sz w:val="22"/>
         </w:rPr>
-        <w:t xml:space="preserve">Why so many are end-of-life: </w:t>
+        <w:t>To be clear, the 241 marginal wells are not new drilling.</w:t>
       </w:r>
       <w:r>
         <w:rPr>
@@ -2562,23 +2562,7 @@
           <w:b w:val="0"/>
           <w:sz w:val="22"/>
         </w:rPr>
-        <w:t xml:space="preserve">most of these wellbores were drilled decades ago and are naturally depleted. The “genuine new drill” filter only removes recompletion re-stamps; it does </w:t>
-      </w:r>
-      <w:r>
-        <w:rPr>
-          <w:rFonts w:ascii="Calibri" w:hAnsi="Calibri"/>
-          <w:b/>
-          <w:sz w:val="22"/>
-        </w:rPr>
-        <w:t>not</w:t>
-      </w:r>
-      <w:r>
-        <w:rPr>
-          <w:rFonts w:ascii="Calibri" w:hAnsi="Calibri"/>
-          <w:b w:val="0"/>
-          <w:sz w:val="22"/>
-        </w:rPr>
-        <w:t xml:space="preserve"> restrict by spud date. The 291 wellbores within ten miles span the 1960s through 2020s, with the bulk drilled in the 1980s:</w:t>
+        <w:t xml:space="preserve"> They are decades-old completions that have naturally depleted over 30–60 years of production. (The “non-plugged wellbores” count includes every physical wellbore in the area regardless of when it was drilled — recompletion paperwork re-stamps are excluded, but spud date is not restricted.) The 291 wellbores within ten miles span the 1960s through 2020s, with the bulk drilled in the 1980s:</w:t>
       </w:r>
     </w:p>
     <w:tbl>

--- a/outputs/reports/Pecos-Shallow-Drilling-Caramba-Vibration.docx
+++ b/outputs/reports/Pecos-Shallow-Drilling-Caramba-Vibration.docx
@@ -41,7 +41,7 @@
           <w:b w:val="0"/>
           <w:sz w:val="22"/>
         </w:rPr>
-        <w:t xml:space="preserve">This memorandum summarizes the historical and recent record of oil-and-gas drilling — with attention to shallow (&lt;3,000 ft) wells — at and within ten miles of the Caramba North tract, drawn from the Railroad Commission of Texas (RRC) wellbore and drilling-permit records. It is provided as context for evaluating potential ground-vibration considerations for a data-center development on the site. Throughout, </w:t>
+        <w:t xml:space="preserve">This memorandum summarizes the historical and recent record of oil-and-gas drilling — with attention to shallow (&lt;3,000 ft) wells — at and within ten miles of the Caramba North tract, drawn from the Railroad Commission of Texas (RRC) wellbore record (dbf900) and, in Findings 9 and 10, the RRC PDQ production record and the public FracFocus hydraulic-fracturing disclosure database. It is provided as context for evaluating potential ground-vibration considerations for a data-center development on the site. Throughout, </w:t>
       </w:r>
       <w:r>
         <w:rPr>
@@ -1912,7 +1912,7 @@
           <w:b w:val="0"/>
           <w:sz w:val="22"/>
         </w:rPr>
-        <w:t xml:space="preserve"> — the modern Permian unconventional program, operator-concentrated in Diamondback, XTO, Continental, and Gordy. Only </w:t>
+        <w:t xml:space="preserve"> — the modern Permian unconventional program, operator-concentrated in the deep-horizontal players (Diamondback, XTO, Gordy — see Finding 10). Only </w:t>
       </w:r>
       <w:r>
         <w:rPr>
